--- a/GM Aero SFX Terminal Requirements Specification Doc 101965_R2.0.docx
+++ b/GM Aero SFX Terminal Requirements Specification Doc 101965_R2.0.docx
@@ -1,6 +1,6 @@
 
 <file path=word/document.xml><?xml version="1.0" encoding="utf-8"?>
-<w:document xmlns:wpc="http://schemas.microsoft.com/office/word/2010/wordprocessingCanvas" xmlns:cx="http://schemas.microsoft.com/office/drawing/2014/chartex" xmlns:cx1="http://schemas.microsoft.com/office/drawing/2015/9/8/chartex" xmlns:cx2="http://schemas.microsoft.com/office/drawing/2015/10/21/chartex" xmlns:cx3="http://schemas.microsoft.com/office/drawing/2016/5/9/chartex" xmlns:cx4="http://schemas.microsoft.com/office/drawing/2016/5/10/chartex" xmlns:cx5="http://schemas.microsoft.com/office/drawing/2016/5/11/chartex" xmlns:cx6="http://schemas.microsoft.com/office/drawing/2016/5/12/chartex" xmlns:cx7="http://schemas.microsoft.com/office/drawing/2016/5/13/chartex" xmlns:cx8="http://schemas.microsoft.com/office/drawing/2016/5/14/chartex" xmlns:mc="http://schemas.openxmlformats.org/markup-compatibility/2006" xmlns:aink="http://schemas.microsoft.com/office/drawing/2016/ink" xmlns:am3d="http://schemas.microsoft.com/office/drawing/2017/model3d" xmlns:o="urn:schemas-microsoft-com:office:office" xmlns:r="http://schemas.openxmlformats.org/officeDocument/2006/relationships" xmlns:m="http://schemas.openxmlformats.org/officeDocument/2006/math" xmlns:v="urn:schemas-microsoft-com:vml" xmlns:wp14="http://schemas.microsoft.com/office/word/2010/wordprocessingDrawing" xmlns:wp="http://schemas.openxmlformats.org/drawingml/2006/wordprocessingDrawing" xmlns:w10="urn:schemas-microsoft-com:office:word" xmlns:w="http://schemas.openxmlformats.org/wordprocessingml/2006/main" xmlns:w14="http://schemas.microsoft.com/office/word/2010/wordml" xmlns:w15="http://schemas.microsoft.com/office/word/2012/wordml" xmlns:w16cex="http://schemas.microsoft.com/office/word/2018/wordml/cex" xmlns:w16cid="http://schemas.microsoft.com/office/word/2016/wordml/cid" xmlns:w16="http://schemas.microsoft.com/office/word/2018/wordml" xmlns:w16se="http://schemas.microsoft.com/office/word/2015/wordml/symex" xmlns:wpg="http://schemas.microsoft.com/office/word/2010/wordprocessingGroup" xmlns:wpi="http://schemas.microsoft.com/office/word/2010/wordprocessingInk" xmlns:wne="http://schemas.microsoft.com/office/word/2006/wordml" xmlns:wps="http://schemas.microsoft.com/office/word/2010/wordprocessingShape" mc:Ignorable="w14 w15 w16se w16cid w16 w16cex wp14">
+<w:document xmlns:wpc="http://schemas.microsoft.com/office/word/2010/wordprocessingCanvas" xmlns:cx="http://schemas.microsoft.com/office/drawing/2014/chartex" xmlns:cx1="http://schemas.microsoft.com/office/drawing/2015/9/8/chartex" xmlns:cx2="http://schemas.microsoft.com/office/drawing/2015/10/21/chartex" xmlns:cx3="http://schemas.microsoft.com/office/drawing/2016/5/9/chartex" xmlns:cx4="http://schemas.microsoft.com/office/drawing/2016/5/10/chartex" xmlns:cx5="http://schemas.microsoft.com/office/drawing/2016/5/11/chartex" xmlns:cx6="http://schemas.microsoft.com/office/drawing/2016/5/12/chartex" xmlns:cx7="http://schemas.microsoft.com/office/drawing/2016/5/13/chartex" xmlns:cx8="http://schemas.microsoft.com/office/drawing/2016/5/14/chartex" xmlns:mc="http://schemas.openxmlformats.org/markup-compatibility/2006" xmlns:aink="http://schemas.microsoft.com/office/drawing/2016/ink" xmlns:am3d="http://schemas.microsoft.com/office/drawing/2017/model3d" xmlns:o="urn:schemas-microsoft-com:office:office" xmlns:oel="http://schemas.microsoft.com/office/2019/extlst" xmlns:r="http://schemas.openxmlformats.org/officeDocument/2006/relationships" xmlns:m="http://schemas.openxmlformats.org/officeDocument/2006/math" xmlns:v="urn:schemas-microsoft-com:vml" xmlns:wp14="http://schemas.microsoft.com/office/word/2010/wordprocessingDrawing" xmlns:wp="http://schemas.openxmlformats.org/drawingml/2006/wordprocessingDrawing" xmlns:w10="urn:schemas-microsoft-com:office:word" xmlns:w="http://schemas.openxmlformats.org/wordprocessingml/2006/main" xmlns:w14="http://schemas.microsoft.com/office/word/2010/wordml" xmlns:w15="http://schemas.microsoft.com/office/word/2012/wordml" xmlns:w16cex="http://schemas.microsoft.com/office/word/2018/wordml/cex" xmlns:w16cid="http://schemas.microsoft.com/office/word/2016/wordml/cid" xmlns:w16="http://schemas.microsoft.com/office/word/2018/wordml" xmlns:w16du="http://schemas.microsoft.com/office/word/2023/wordml/word16du" xmlns:w16sdtdh="http://schemas.microsoft.com/office/word/2020/wordml/sdtdatahash" xmlns:w16sdtfl="http://schemas.microsoft.com/office/word/2024/wordml/sdtformatlock" xmlns:w16se="http://schemas.microsoft.com/office/word/2015/wordml/symex" xmlns:wpg="http://schemas.microsoft.com/office/word/2010/wordprocessingGroup" xmlns:wpi="http://schemas.microsoft.com/office/word/2010/wordprocessingInk" xmlns:wne="http://schemas.microsoft.com/office/word/2006/wordml" xmlns:wps="http://schemas.microsoft.com/office/word/2010/wordprocessingShape" mc:Ignorable="w14 w15 w16se w16cid w16 w16cex w16sdtdh w16sdtfl w16du wp14">
   <w:body>
     <w:p>
       <w:pPr>
@@ -1100,13 +1100,43 @@
                 <w:bCs/>
               </w:rPr>
             </w:pPr>
+            <w:proofErr w:type="spellStart"/>
+            <w:proofErr w:type="gramStart"/>
             <w:r>
               <w:rPr>
                 <w:rFonts w:asciiTheme="minorHAnsi" w:hAnsiTheme="minorHAnsi"/>
                 <w:b/>
                 <w:bCs/>
               </w:rPr>
-              <w:t xml:space="preserve">KeyW  xxxx </w:t>
+              <w:t>KeyW</w:t>
+            </w:r>
+            <w:proofErr w:type="spellEnd"/>
+            <w:r>
+              <w:rPr>
+                <w:rFonts w:asciiTheme="minorHAnsi" w:hAnsiTheme="minorHAnsi"/>
+                <w:b/>
+                <w:bCs/>
+              </w:rPr>
+              <w:t xml:space="preserve">  </w:t>
+            </w:r>
+            <w:proofErr w:type="spellStart"/>
+            <w:r>
+              <w:rPr>
+                <w:rFonts w:asciiTheme="minorHAnsi" w:hAnsiTheme="minorHAnsi"/>
+                <w:b/>
+                <w:bCs/>
+              </w:rPr>
+              <w:t>xxxx</w:t>
+            </w:r>
+            <w:proofErr w:type="spellEnd"/>
+            <w:proofErr w:type="gramEnd"/>
+            <w:r>
+              <w:rPr>
+                <w:rFonts w:asciiTheme="minorHAnsi" w:hAnsiTheme="minorHAnsi"/>
+                <w:b/>
+                <w:bCs/>
+              </w:rPr>
+              <w:t xml:space="preserve"> </w:t>
             </w:r>
             <w:r>
               <w:rPr>
@@ -1232,6 +1262,8 @@
                 <w:bCs/>
               </w:rPr>
             </w:pPr>
+            <w:proofErr w:type="spellStart"/>
+            <w:proofErr w:type="gramStart"/>
             <w:r>
               <w:rPr>
                 <w:rFonts w:asciiTheme="minorHAnsi" w:hAnsiTheme="minorHAnsi"/>
@@ -1240,13 +1272,33 @@
               </w:rPr>
               <w:t>Outerlink</w:t>
             </w:r>
+            <w:proofErr w:type="spellEnd"/>
             <w:r>
               <w:rPr>
                 <w:rFonts w:asciiTheme="minorHAnsi" w:hAnsiTheme="minorHAnsi"/>
                 <w:b/>
                 <w:bCs/>
               </w:rPr>
-              <w:t xml:space="preserve">  xxxx </w:t>
+              <w:t xml:space="preserve">  </w:t>
+            </w:r>
+            <w:proofErr w:type="spellStart"/>
+            <w:r>
+              <w:rPr>
+                <w:rFonts w:asciiTheme="minorHAnsi" w:hAnsiTheme="minorHAnsi"/>
+                <w:b/>
+                <w:bCs/>
+              </w:rPr>
+              <w:t>xxxx</w:t>
+            </w:r>
+            <w:proofErr w:type="spellEnd"/>
+            <w:proofErr w:type="gramEnd"/>
+            <w:r>
+              <w:rPr>
+                <w:rFonts w:asciiTheme="minorHAnsi" w:hAnsiTheme="minorHAnsi"/>
+                <w:b/>
+                <w:bCs/>
+              </w:rPr>
+              <w:t xml:space="preserve"> </w:t>
             </w:r>
             <w:r>
               <w:rPr>
@@ -1378,8 +1430,18 @@
                 <w:b/>
                 <w:bCs/>
               </w:rPr>
-              <w:t>Stephane Momy</w:t>
-            </w:r>
+              <w:t xml:space="preserve">Stephane </w:t>
+            </w:r>
+            <w:proofErr w:type="spellStart"/>
+            <w:r>
+              <w:rPr>
+                <w:rFonts w:asciiTheme="minorHAnsi" w:hAnsiTheme="minorHAnsi"/>
+                <w:b/>
+                <w:bCs/>
+              </w:rPr>
+              <w:t>Momy</w:t>
+            </w:r>
+            <w:proofErr w:type="spellEnd"/>
           </w:p>
           <w:p>
             <w:pPr>
@@ -1641,7 +1703,6 @@
               <w:left w:val="single" w:sz="4" w:space="0" w:color="000000"/>
               <w:bottom w:val="single" w:sz="4" w:space="0" w:color="000000"/>
             </w:tcBorders>
-            <w:shd w:val="clear" w:color="auto" w:fill="auto"/>
           </w:tcPr>
           <w:p>
             <w:pPr>
@@ -1668,7 +1729,6 @@
               <w:left w:val="single" w:sz="4" w:space="0" w:color="000000"/>
               <w:bottom w:val="single" w:sz="4" w:space="0" w:color="000000"/>
             </w:tcBorders>
-            <w:shd w:val="clear" w:color="auto" w:fill="auto"/>
           </w:tcPr>
           <w:p>
             <w:pPr>
@@ -1695,7 +1755,6 @@
               <w:left w:val="single" w:sz="4" w:space="0" w:color="000000"/>
               <w:bottom w:val="single" w:sz="4" w:space="0" w:color="000000"/>
             </w:tcBorders>
-            <w:shd w:val="clear" w:color="auto" w:fill="auto"/>
           </w:tcPr>
           <w:p>
             <w:pPr>
@@ -1758,7 +1817,6 @@
               <w:bottom w:val="single" w:sz="4" w:space="0" w:color="000000"/>
               <w:right w:val="single" w:sz="4" w:space="0" w:color="000000"/>
             </w:tcBorders>
-            <w:shd w:val="clear" w:color="auto" w:fill="auto"/>
           </w:tcPr>
           <w:p>
             <w:pPr>
@@ -1803,12 +1861,21 @@
               </w:rPr>
               <w:t xml:space="preserve"> documents, </w:t>
             </w:r>
+            <w:proofErr w:type="spellStart"/>
             <w:r>
               <w:rPr>
                 <w:rFonts w:cstheme="minorHAnsi"/>
                 <w:sz w:val="20"/>
               </w:rPr>
-              <w:t xml:space="preserve">KeyW </w:t>
+              <w:t>KeyW</w:t>
+            </w:r>
+            <w:proofErr w:type="spellEnd"/>
+            <w:r>
+              <w:rPr>
+                <w:rFonts w:cstheme="minorHAnsi"/>
+                <w:sz w:val="20"/>
+              </w:rPr>
+              <w:t xml:space="preserve"> </w:t>
             </w:r>
             <w:r>
               <w:rPr>
@@ -1839,7 +1906,6 @@
               <w:left w:val="single" w:sz="4" w:space="0" w:color="000000"/>
               <w:bottom w:val="single" w:sz="4" w:space="0" w:color="000000"/>
             </w:tcBorders>
-            <w:shd w:val="clear" w:color="auto" w:fill="auto"/>
           </w:tcPr>
           <w:p>
             <w:pPr>
@@ -1866,7 +1932,6 @@
               <w:left w:val="single" w:sz="4" w:space="0" w:color="000000"/>
               <w:bottom w:val="single" w:sz="4" w:space="0" w:color="000000"/>
             </w:tcBorders>
-            <w:shd w:val="clear" w:color="auto" w:fill="auto"/>
           </w:tcPr>
           <w:p>
             <w:pPr>
@@ -1893,7 +1958,6 @@
               <w:left w:val="single" w:sz="4" w:space="0" w:color="000000"/>
               <w:bottom w:val="single" w:sz="4" w:space="0" w:color="000000"/>
             </w:tcBorders>
-            <w:shd w:val="clear" w:color="auto" w:fill="auto"/>
           </w:tcPr>
           <w:p>
             <w:pPr>
@@ -1928,7 +1992,6 @@
               <w:bottom w:val="single" w:sz="4" w:space="0" w:color="000000"/>
               <w:right w:val="single" w:sz="4" w:space="0" w:color="000000"/>
             </w:tcBorders>
-            <w:shd w:val="clear" w:color="auto" w:fill="auto"/>
           </w:tcPr>
           <w:p>
             <w:pPr>
@@ -1943,7 +2006,23 @@
                 <w:rFonts w:cstheme="minorHAnsi"/>
                 <w:sz w:val="20"/>
               </w:rPr>
-              <w:t>Updated with Stephane Momy comments. Restructured Document and a</w:t>
+              <w:t xml:space="preserve">Updated with Stephane </w:t>
+            </w:r>
+            <w:proofErr w:type="spellStart"/>
+            <w:r>
+              <w:rPr>
+                <w:rFonts w:cstheme="minorHAnsi"/>
+                <w:sz w:val="20"/>
+              </w:rPr>
+              <w:t>Momy</w:t>
+            </w:r>
+            <w:proofErr w:type="spellEnd"/>
+            <w:r>
+              <w:rPr>
+                <w:rFonts w:cstheme="minorHAnsi"/>
+                <w:sz w:val="20"/>
+              </w:rPr>
+              <w:t xml:space="preserve"> comments. Restructured Document and a</w:t>
             </w:r>
             <w:r>
               <w:rPr>
@@ -1974,7 +2053,6 @@
               <w:left w:val="single" w:sz="4" w:space="0" w:color="000000"/>
               <w:bottom w:val="single" w:sz="4" w:space="0" w:color="000000"/>
             </w:tcBorders>
-            <w:shd w:val="clear" w:color="auto" w:fill="auto"/>
           </w:tcPr>
           <w:p>
             <w:pPr>
@@ -2001,7 +2079,6 @@
               <w:left w:val="single" w:sz="4" w:space="0" w:color="000000"/>
               <w:bottom w:val="single" w:sz="4" w:space="0" w:color="000000"/>
             </w:tcBorders>
-            <w:shd w:val="clear" w:color="auto" w:fill="auto"/>
           </w:tcPr>
           <w:p>
             <w:pPr>
@@ -2028,7 +2105,6 @@
               <w:left w:val="single" w:sz="4" w:space="0" w:color="000000"/>
               <w:bottom w:val="single" w:sz="4" w:space="0" w:color="000000"/>
             </w:tcBorders>
-            <w:shd w:val="clear" w:color="auto" w:fill="auto"/>
           </w:tcPr>
           <w:p>
             <w:pPr>
@@ -2063,7 +2139,6 @@
               <w:bottom w:val="single" w:sz="4" w:space="0" w:color="000000"/>
               <w:right w:val="single" w:sz="4" w:space="0" w:color="000000"/>
             </w:tcBorders>
-            <w:shd w:val="clear" w:color="auto" w:fill="auto"/>
           </w:tcPr>
           <w:p>
             <w:pPr>
@@ -2095,7 +2170,6 @@
               <w:left w:val="single" w:sz="4" w:space="0" w:color="000000"/>
               <w:bottom w:val="single" w:sz="4" w:space="0" w:color="000000"/>
             </w:tcBorders>
-            <w:shd w:val="clear" w:color="auto" w:fill="auto"/>
           </w:tcPr>
           <w:p>
             <w:pPr>
@@ -2122,7 +2196,6 @@
               <w:left w:val="single" w:sz="4" w:space="0" w:color="000000"/>
               <w:bottom w:val="single" w:sz="4" w:space="0" w:color="000000"/>
             </w:tcBorders>
-            <w:shd w:val="clear" w:color="auto" w:fill="auto"/>
           </w:tcPr>
           <w:p>
             <w:pPr>
@@ -2149,7 +2222,6 @@
               <w:left w:val="single" w:sz="4" w:space="0" w:color="000000"/>
               <w:bottom w:val="single" w:sz="4" w:space="0" w:color="000000"/>
             </w:tcBorders>
-            <w:shd w:val="clear" w:color="auto" w:fill="auto"/>
           </w:tcPr>
           <w:p>
             <w:pPr>
@@ -2199,7 +2271,6 @@
               <w:bottom w:val="single" w:sz="4" w:space="0" w:color="000000"/>
               <w:right w:val="single" w:sz="4" w:space="0" w:color="000000"/>
             </w:tcBorders>
-            <w:shd w:val="clear" w:color="auto" w:fill="auto"/>
           </w:tcPr>
           <w:p>
             <w:pPr>
@@ -2238,7 +2309,6 @@
               <w:left w:val="single" w:sz="4" w:space="0" w:color="000000"/>
               <w:bottom w:val="single" w:sz="4" w:space="0" w:color="000000"/>
             </w:tcBorders>
-            <w:shd w:val="clear" w:color="auto" w:fill="auto"/>
           </w:tcPr>
           <w:p>
             <w:pPr>
@@ -2265,7 +2335,6 @@
               <w:left w:val="single" w:sz="4" w:space="0" w:color="000000"/>
               <w:bottom w:val="single" w:sz="4" w:space="0" w:color="000000"/>
             </w:tcBorders>
-            <w:shd w:val="clear" w:color="auto" w:fill="auto"/>
           </w:tcPr>
           <w:p>
             <w:pPr>
@@ -2299,7 +2368,6 @@
               <w:left w:val="single" w:sz="4" w:space="0" w:color="000000"/>
               <w:bottom w:val="single" w:sz="4" w:space="0" w:color="000000"/>
             </w:tcBorders>
-            <w:shd w:val="clear" w:color="auto" w:fill="auto"/>
           </w:tcPr>
           <w:p>
             <w:pPr>
@@ -2342,7 +2410,6 @@
               <w:bottom w:val="single" w:sz="4" w:space="0" w:color="000000"/>
               <w:right w:val="single" w:sz="4" w:space="0" w:color="000000"/>
             </w:tcBorders>
-            <w:shd w:val="clear" w:color="auto" w:fill="auto"/>
           </w:tcPr>
           <w:p>
             <w:pPr>
@@ -2371,7 +2438,6 @@
               <w:left w:val="single" w:sz="4" w:space="0" w:color="000000"/>
               <w:bottom w:val="single" w:sz="4" w:space="0" w:color="000000"/>
             </w:tcBorders>
-            <w:shd w:val="clear" w:color="auto" w:fill="auto"/>
           </w:tcPr>
           <w:p>
             <w:pPr>
@@ -2398,7 +2464,6 @@
               <w:left w:val="single" w:sz="4" w:space="0" w:color="000000"/>
               <w:bottom w:val="single" w:sz="4" w:space="0" w:color="000000"/>
             </w:tcBorders>
-            <w:shd w:val="clear" w:color="auto" w:fill="auto"/>
           </w:tcPr>
           <w:p>
             <w:pPr>
@@ -2432,7 +2497,6 @@
               <w:left w:val="single" w:sz="4" w:space="0" w:color="000000"/>
               <w:bottom w:val="single" w:sz="4" w:space="0" w:color="000000"/>
             </w:tcBorders>
-            <w:shd w:val="clear" w:color="auto" w:fill="auto"/>
           </w:tcPr>
           <w:p>
             <w:pPr>
@@ -2475,7 +2539,6 @@
               <w:bottom w:val="single" w:sz="4" w:space="0" w:color="000000"/>
               <w:right w:val="single" w:sz="4" w:space="0" w:color="000000"/>
             </w:tcBorders>
-            <w:shd w:val="clear" w:color="auto" w:fill="auto"/>
           </w:tcPr>
           <w:p>
             <w:pPr>
@@ -2546,7 +2609,6 @@
               <w:left w:val="single" w:sz="4" w:space="0" w:color="000000"/>
               <w:bottom w:val="single" w:sz="4" w:space="0" w:color="000000"/>
             </w:tcBorders>
-            <w:shd w:val="clear" w:color="auto" w:fill="auto"/>
           </w:tcPr>
           <w:p>
             <w:pPr>
@@ -2573,7 +2635,6 @@
               <w:left w:val="single" w:sz="4" w:space="0" w:color="000000"/>
               <w:bottom w:val="single" w:sz="4" w:space="0" w:color="000000"/>
             </w:tcBorders>
-            <w:shd w:val="clear" w:color="auto" w:fill="auto"/>
           </w:tcPr>
           <w:p>
             <w:pPr>
@@ -2607,7 +2668,6 @@
               <w:left w:val="single" w:sz="4" w:space="0" w:color="000000"/>
               <w:bottom w:val="single" w:sz="4" w:space="0" w:color="000000"/>
             </w:tcBorders>
-            <w:shd w:val="clear" w:color="auto" w:fill="auto"/>
           </w:tcPr>
           <w:p>
             <w:pPr>
@@ -2663,7 +2723,6 @@
               <w:bottom w:val="single" w:sz="4" w:space="0" w:color="000000"/>
               <w:right w:val="single" w:sz="4" w:space="0" w:color="000000"/>
             </w:tcBorders>
-            <w:shd w:val="clear" w:color="auto" w:fill="auto"/>
           </w:tcPr>
           <w:p>
             <w:pPr>
@@ -2750,7 +2809,6 @@
               <w:left w:val="single" w:sz="4" w:space="0" w:color="000000"/>
               <w:bottom w:val="single" w:sz="4" w:space="0" w:color="000000"/>
             </w:tcBorders>
-            <w:shd w:val="clear" w:color="auto" w:fill="auto"/>
           </w:tcPr>
           <w:p>
             <w:pPr>
@@ -2778,7 +2836,6 @@
               <w:left w:val="single" w:sz="4" w:space="0" w:color="000000"/>
               <w:bottom w:val="single" w:sz="4" w:space="0" w:color="000000"/>
             </w:tcBorders>
-            <w:shd w:val="clear" w:color="auto" w:fill="auto"/>
           </w:tcPr>
           <w:p>
             <w:pPr>
@@ -2813,7 +2870,6 @@
               <w:left w:val="single" w:sz="4" w:space="0" w:color="000000"/>
               <w:bottom w:val="single" w:sz="4" w:space="0" w:color="000000"/>
             </w:tcBorders>
-            <w:shd w:val="clear" w:color="auto" w:fill="auto"/>
           </w:tcPr>
           <w:p>
             <w:pPr>
@@ -2877,7 +2933,6 @@
               <w:bottom w:val="single" w:sz="4" w:space="0" w:color="000000"/>
               <w:right w:val="single" w:sz="4" w:space="0" w:color="000000"/>
             </w:tcBorders>
-            <w:shd w:val="clear" w:color="auto" w:fill="auto"/>
           </w:tcPr>
           <w:p>
             <w:pPr>
@@ -2916,7 +2971,6 @@
               <w:left w:val="single" w:sz="4" w:space="0" w:color="000000"/>
               <w:bottom w:val="single" w:sz="4" w:space="0" w:color="000000"/>
             </w:tcBorders>
-            <w:shd w:val="clear" w:color="auto" w:fill="auto"/>
           </w:tcPr>
           <w:p>
             <w:pPr>
@@ -2944,7 +2998,6 @@
               <w:left w:val="single" w:sz="4" w:space="0" w:color="000000"/>
               <w:bottom w:val="single" w:sz="4" w:space="0" w:color="000000"/>
             </w:tcBorders>
-            <w:shd w:val="clear" w:color="auto" w:fill="auto"/>
           </w:tcPr>
           <w:p>
             <w:pPr>
@@ -2979,7 +3032,6 @@
               <w:left w:val="single" w:sz="4" w:space="0" w:color="000000"/>
               <w:bottom w:val="single" w:sz="4" w:space="0" w:color="000000"/>
             </w:tcBorders>
-            <w:shd w:val="clear" w:color="auto" w:fill="auto"/>
           </w:tcPr>
           <w:p>
             <w:pPr>
@@ -3029,7 +3081,6 @@
               <w:bottom w:val="single" w:sz="4" w:space="0" w:color="000000"/>
               <w:right w:val="single" w:sz="4" w:space="0" w:color="000000"/>
             </w:tcBorders>
-            <w:shd w:val="clear" w:color="auto" w:fill="auto"/>
           </w:tcPr>
           <w:p>
             <w:pPr>
@@ -3087,23 +3138,25 @@
                 <w:sz w:val="18"/>
                 <w:szCs w:val="20"/>
               </w:rPr>
-              <w:t xml:space="preserve"> Glonass removed,</w:t>
-            </w:r>
+              <w:t xml:space="preserve"> </w:t>
+            </w:r>
+            <w:proofErr w:type="spellStart"/>
             <w:r>
               <w:rPr>
                 <w:rFonts w:cstheme="minorHAnsi"/>
                 <w:sz w:val="18"/>
                 <w:szCs w:val="20"/>
               </w:rPr>
-              <w:t xml:space="preserve"> Future </w:t>
-            </w:r>
+              <w:t>Glonass</w:t>
+            </w:r>
+            <w:proofErr w:type="spellEnd"/>
             <w:r>
               <w:rPr>
                 <w:rFonts w:cstheme="minorHAnsi"/>
                 <w:sz w:val="18"/>
                 <w:szCs w:val="20"/>
               </w:rPr>
-              <w:t>RJ11 analog phone future expansion added section 5, “may” added section 3.3.4,</w:t>
+              <w:t xml:space="preserve"> removed,</w:t>
             </w:r>
             <w:r>
               <w:rPr>
@@ -3111,7 +3164,7 @@
                 <w:sz w:val="18"/>
                 <w:szCs w:val="20"/>
               </w:rPr>
-              <w:t xml:space="preserve"> PTT clarification added 3.3.3 para 8,</w:t>
+              <w:t xml:space="preserve"> Future </w:t>
             </w:r>
             <w:r>
               <w:rPr>
@@ -3119,7 +3172,7 @@
                 <w:sz w:val="18"/>
                 <w:szCs w:val="20"/>
               </w:rPr>
-              <w:t xml:space="preserve">OpenVPN update </w:t>
+              <w:t>RJ11 analog phone future expansion added section 5, “may” added section 3.3.4,</w:t>
             </w:r>
             <w:r>
               <w:rPr>
@@ -3127,7 +3180,7 @@
                 <w:sz w:val="18"/>
                 <w:szCs w:val="20"/>
               </w:rPr>
-              <w:t xml:space="preserve">sections </w:t>
+              <w:t xml:space="preserve"> PTT clarification added 3.3.3 para 8,</w:t>
             </w:r>
             <w:r>
               <w:rPr>
@@ -3135,7 +3188,7 @@
                 <w:sz w:val="18"/>
                 <w:szCs w:val="20"/>
               </w:rPr>
-              <w:t>3.3.8,3.16</w:t>
+              <w:t xml:space="preserve">OpenVPN update </w:t>
             </w:r>
             <w:r>
               <w:rPr>
@@ -3143,7 +3196,7 @@
                 <w:sz w:val="18"/>
                 <w:szCs w:val="20"/>
               </w:rPr>
-              <w:t>,11.5,IP TOS section</w:t>
+              <w:t xml:space="preserve">sections </w:t>
             </w:r>
             <w:r>
               <w:rPr>
@@ -3151,7 +3204,7 @@
                 <w:sz w:val="18"/>
                 <w:szCs w:val="20"/>
               </w:rPr>
-              <w:t>s</w:t>
+              <w:t>3.3.8,3.16</w:t>
             </w:r>
             <w:r>
               <w:rPr>
@@ -3159,7 +3212,7 @@
                 <w:sz w:val="18"/>
                 <w:szCs w:val="20"/>
               </w:rPr>
-              <w:t xml:space="preserve"> 2.2.19</w:t>
+              <w:t>,11.5,IP TOS section</w:t>
             </w:r>
             <w:r>
               <w:rPr>
@@ -3167,7 +3220,7 @@
                 <w:sz w:val="18"/>
                 <w:szCs w:val="20"/>
               </w:rPr>
-              <w:t>,3.3.3 para 1,</w:t>
+              <w:t>s</w:t>
             </w:r>
             <w:r>
               <w:rPr>
@@ -3175,7 +3228,7 @@
                 <w:sz w:val="18"/>
                 <w:szCs w:val="20"/>
               </w:rPr>
-              <w:t>PBIT clarifications section 2.3.2,3.14,</w:t>
+              <w:t xml:space="preserve"> 2.2.19</w:t>
             </w:r>
             <w:r>
               <w:rPr>
@@ -3183,7 +3236,7 @@
                 <w:sz w:val="18"/>
                 <w:szCs w:val="20"/>
               </w:rPr>
-              <w:t>API clarification sections 2.2.21, 3.15,</w:t>
+              <w:t>,3.3.3 para 1,</w:t>
             </w:r>
             <w:r>
               <w:rPr>
@@ -3191,7 +3244,7 @@
                 <w:sz w:val="18"/>
                 <w:szCs w:val="20"/>
               </w:rPr>
-              <w:t xml:space="preserve"> Terminal mode Password protection added sections 2.3.3,3.7,  RS232 s/w flow control added section 3.3.2,</w:t>
+              <w:t>PBIT clarifications section 2.3.2,3.14,</w:t>
             </w:r>
             <w:r>
               <w:rPr>
@@ -3199,6 +3252,22 @@
                 <w:sz w:val="18"/>
                 <w:szCs w:val="20"/>
               </w:rPr>
+              <w:t>API clarification sections 2.2.21, 3.15,</w:t>
+            </w:r>
+            <w:r>
+              <w:rPr>
+                <w:rFonts w:cstheme="minorHAnsi"/>
+                <w:sz w:val="18"/>
+                <w:szCs w:val="20"/>
+              </w:rPr>
+              <w:t xml:space="preserve"> Terminal mode Password protection added sections 2.3.3,3.7,  RS232 s/w flow control added section 3.3.2,</w:t>
+            </w:r>
+            <w:r>
+              <w:rPr>
+                <w:rFonts w:cstheme="minorHAnsi"/>
+                <w:sz w:val="18"/>
+                <w:szCs w:val="20"/>
+              </w:rPr>
               <w:t xml:space="preserve"> warmup period added from </w:t>
             </w:r>
             <w:r>
@@ -3207,7 +3276,25 @@
                 <w:sz w:val="18"/>
                 <w:szCs w:val="18"/>
               </w:rPr>
-              <w:t>-55°C &amp; radome discolor section 3.1.2,figure 6,</w:t>
+              <w:t xml:space="preserve">-55°C &amp; </w:t>
+            </w:r>
+            <w:proofErr w:type="spellStart"/>
+            <w:r>
+              <w:rPr>
+                <w:rFonts w:cstheme="minorHAnsi"/>
+                <w:sz w:val="18"/>
+                <w:szCs w:val="18"/>
+              </w:rPr>
+              <w:t>radome</w:t>
+            </w:r>
+            <w:proofErr w:type="spellEnd"/>
+            <w:r>
+              <w:rPr>
+                <w:rFonts w:cstheme="minorHAnsi"/>
+                <w:sz w:val="18"/>
+                <w:szCs w:val="18"/>
+              </w:rPr>
+              <w:t xml:space="preserve"> discolor section 3.1.2,figure 6,</w:t>
             </w:r>
             <w:r>
               <w:rPr>
@@ -3301,7 +3388,6 @@
               <w:left w:val="single" w:sz="4" w:space="0" w:color="000000"/>
               <w:bottom w:val="single" w:sz="4" w:space="0" w:color="000000"/>
             </w:tcBorders>
-            <w:shd w:val="clear" w:color="auto" w:fill="auto"/>
           </w:tcPr>
           <w:p>
             <w:pPr>
@@ -3329,7 +3415,6 @@
               <w:left w:val="single" w:sz="4" w:space="0" w:color="000000"/>
               <w:bottom w:val="single" w:sz="4" w:space="0" w:color="000000"/>
             </w:tcBorders>
-            <w:shd w:val="clear" w:color="auto" w:fill="auto"/>
           </w:tcPr>
           <w:p>
             <w:pPr>
@@ -3364,7 +3449,6 @@
               <w:left w:val="single" w:sz="4" w:space="0" w:color="000000"/>
               <w:bottom w:val="single" w:sz="4" w:space="0" w:color="000000"/>
             </w:tcBorders>
-            <w:shd w:val="clear" w:color="auto" w:fill="auto"/>
           </w:tcPr>
           <w:p>
             <w:pPr>
@@ -3414,7 +3498,6 @@
               <w:bottom w:val="single" w:sz="4" w:space="0" w:color="000000"/>
               <w:right w:val="single" w:sz="4" w:space="0" w:color="000000"/>
             </w:tcBorders>
-            <w:shd w:val="clear" w:color="auto" w:fill="auto"/>
           </w:tcPr>
           <w:p>
             <w:pPr>
@@ -3447,23 +3530,59 @@
                 <w:sz w:val="18"/>
                 <w:szCs w:val="20"/>
               </w:rPr>
-              <w:t xml:space="preserve">related KeyW/GMI </w:t>
-            </w:r>
+              <w:t xml:space="preserve">related </w:t>
+            </w:r>
+            <w:proofErr w:type="spellStart"/>
             <w:r>
               <w:rPr>
                 <w:rFonts w:cstheme="minorHAnsi"/>
                 <w:sz w:val="18"/>
                 <w:szCs w:val="20"/>
               </w:rPr>
-              <w:t>email docs</w:t>
-            </w:r>
+              <w:t>KeyW</w:t>
+            </w:r>
+            <w:proofErr w:type="spellEnd"/>
             <w:r>
               <w:rPr>
                 <w:rFonts w:cstheme="minorHAnsi"/>
                 <w:sz w:val="18"/>
                 <w:szCs w:val="20"/>
               </w:rPr>
-              <w:t xml:space="preserve"> : 1. Introduction define 2 Product variants.</w:t>
+              <w:t xml:space="preserve">/GMI </w:t>
+            </w:r>
+            <w:r>
+              <w:rPr>
+                <w:rFonts w:cstheme="minorHAnsi"/>
+                <w:sz w:val="18"/>
+                <w:szCs w:val="20"/>
+              </w:rPr>
+              <w:t xml:space="preserve">email </w:t>
+            </w:r>
+            <w:proofErr w:type="gramStart"/>
+            <w:r>
+              <w:rPr>
+                <w:rFonts w:cstheme="minorHAnsi"/>
+                <w:sz w:val="18"/>
+                <w:szCs w:val="20"/>
+              </w:rPr>
+              <w:t>docs</w:t>
+            </w:r>
+            <w:r>
+              <w:rPr>
+                <w:rFonts w:cstheme="minorHAnsi"/>
+                <w:sz w:val="18"/>
+                <w:szCs w:val="20"/>
+              </w:rPr>
+              <w:t xml:space="preserve"> :</w:t>
+            </w:r>
+            <w:proofErr w:type="gramEnd"/>
+            <w:r>
+              <w:rPr>
+                <w:rFonts w:cstheme="minorHAnsi"/>
+                <w:sz w:val="18"/>
+                <w:szCs w:val="20"/>
+              </w:rPr>
+              <w:t xml:space="preserve"> 1. Introduction define 2 Product variants.</w:t>
             </w:r>
             <w:r>
               <w:rPr>
@@ -3694,7 +3813,6 @@
               <w:left w:val="single" w:sz="4" w:space="0" w:color="000000"/>
               <w:bottom w:val="single" w:sz="4" w:space="0" w:color="000000"/>
             </w:tcBorders>
-            <w:shd w:val="clear" w:color="auto" w:fill="auto"/>
           </w:tcPr>
           <w:p>
             <w:pPr>
@@ -3723,7 +3841,6 @@
               <w:left w:val="single" w:sz="4" w:space="0" w:color="000000"/>
               <w:bottom w:val="single" w:sz="4" w:space="0" w:color="000000"/>
             </w:tcBorders>
-            <w:shd w:val="clear" w:color="auto" w:fill="auto"/>
           </w:tcPr>
           <w:p>
             <w:pPr>
@@ -3758,7 +3875,6 @@
               <w:left w:val="single" w:sz="4" w:space="0" w:color="000000"/>
               <w:bottom w:val="single" w:sz="4" w:space="0" w:color="000000"/>
             </w:tcBorders>
-            <w:shd w:val="clear" w:color="auto" w:fill="auto"/>
           </w:tcPr>
           <w:p>
             <w:pPr>
@@ -3822,7 +3938,6 @@
               <w:bottom w:val="single" w:sz="4" w:space="0" w:color="000000"/>
               <w:right w:val="single" w:sz="4" w:space="0" w:color="000000"/>
             </w:tcBorders>
-            <w:shd w:val="clear" w:color="auto" w:fill="auto"/>
           </w:tcPr>
           <w:p>
             <w:pPr>
@@ -3847,7 +3962,25 @@
                 <w:sz w:val="18"/>
                 <w:szCs w:val="20"/>
               </w:rPr>
-              <w:t xml:space="preserve">– ext </w:t>
+              <w:t xml:space="preserve">– </w:t>
+            </w:r>
+            <w:proofErr w:type="spellStart"/>
+            <w:r>
+              <w:rPr>
+                <w:rFonts w:cstheme="minorHAnsi"/>
+                <w:sz w:val="18"/>
+                <w:szCs w:val="20"/>
+              </w:rPr>
+              <w:t>ext</w:t>
+            </w:r>
+            <w:proofErr w:type="spellEnd"/>
+            <w:r>
+              <w:rPr>
+                <w:rFonts w:cstheme="minorHAnsi"/>
+                <w:sz w:val="18"/>
+                <w:szCs w:val="20"/>
+              </w:rPr>
+              <w:t xml:space="preserve"> </w:t>
             </w:r>
             <w:r>
               <w:rPr>
@@ -4058,21 +4191,23 @@
               </w:rPr>
               <w:t xml:space="preserve">changed </w:t>
             </w:r>
+            <w:proofErr w:type="spellStart"/>
             <w:r>
               <w:rPr>
                 <w:rFonts w:cstheme="minorHAnsi"/>
                 <w:sz w:val="18"/>
                 <w:szCs w:val="20"/>
               </w:rPr>
-              <w:t>Webmin only,</w:t>
-            </w:r>
+              <w:t>Webmin</w:t>
+            </w:r>
+            <w:proofErr w:type="spellEnd"/>
             <w:r>
               <w:rPr>
                 <w:rFonts w:cstheme="minorHAnsi"/>
                 <w:sz w:val="18"/>
                 <w:szCs w:val="20"/>
               </w:rPr>
-              <w:t xml:space="preserve"> 3.7.2 </w:t>
+              <w:t xml:space="preserve"> only,</w:t>
             </w:r>
             <w:r>
               <w:rPr>
@@ -4080,7 +4215,7 @@
                 <w:sz w:val="18"/>
                 <w:szCs w:val="20"/>
               </w:rPr>
-              <w:t xml:space="preserve">- </w:t>
+              <w:t xml:space="preserve"> 3.7.2 </w:t>
             </w:r>
             <w:r>
               <w:rPr>
@@ -4088,15 +4223,16 @@
                 <w:sz w:val="18"/>
                 <w:szCs w:val="20"/>
               </w:rPr>
-              <w:t>W</w:t>
-            </w:r>
+              <w:t xml:space="preserve">- </w:t>
+            </w:r>
+            <w:proofErr w:type="spellStart"/>
             <w:r>
               <w:rPr>
                 <w:rFonts w:cstheme="minorHAnsi"/>
                 <w:sz w:val="18"/>
                 <w:szCs w:val="20"/>
               </w:rPr>
-              <w:t xml:space="preserve">ebmin </w:t>
+              <w:t>W</w:t>
             </w:r>
             <w:r>
               <w:rPr>
@@ -4104,15 +4240,16 @@
                 <w:sz w:val="18"/>
                 <w:szCs w:val="20"/>
               </w:rPr>
-              <w:t>content</w:t>
-            </w:r>
+              <w:t>ebmin</w:t>
+            </w:r>
+            <w:proofErr w:type="spellEnd"/>
             <w:r>
               <w:rPr>
                 <w:rFonts w:cstheme="minorHAnsi"/>
                 <w:sz w:val="18"/>
                 <w:szCs w:val="20"/>
               </w:rPr>
-              <w:t xml:space="preserve"> clarification</w:t>
+              <w:t xml:space="preserve"> </w:t>
             </w:r>
             <w:r>
               <w:rPr>
@@ -4120,7 +4257,7 @@
                 <w:sz w:val="18"/>
                 <w:szCs w:val="20"/>
               </w:rPr>
-              <w:t xml:space="preserve">, </w:t>
+              <w:t>content</w:t>
             </w:r>
             <w:r>
               <w:rPr>
@@ -4128,7 +4265,7 @@
                 <w:sz w:val="18"/>
                 <w:szCs w:val="20"/>
               </w:rPr>
-              <w:t xml:space="preserve">3.4.8, </w:t>
+              <w:t xml:space="preserve"> clarification</w:t>
             </w:r>
             <w:r>
               <w:rPr>
@@ -4136,7 +4273,7 @@
                 <w:sz w:val="18"/>
                 <w:szCs w:val="20"/>
               </w:rPr>
-              <w:t xml:space="preserve">3.15.1, 3.15.2 </w:t>
+              <w:t xml:space="preserve">, </w:t>
             </w:r>
             <w:r>
               <w:rPr>
@@ -4144,7 +4281,7 @@
                 <w:sz w:val="18"/>
                 <w:szCs w:val="20"/>
               </w:rPr>
-              <w:t>, 13 AT command</w:t>
+              <w:t xml:space="preserve">3.4.8, </w:t>
             </w:r>
             <w:r>
               <w:rPr>
@@ -4152,7 +4289,41 @@
                 <w:sz w:val="18"/>
                 <w:szCs w:val="20"/>
               </w:rPr>
-              <w:t xml:space="preserve">_VZSTAT </w:t>
+              <w:t xml:space="preserve">3.15.1, 3.15.2 </w:t>
+            </w:r>
+            <w:r>
+              <w:rPr>
+                <w:rFonts w:cstheme="minorHAnsi"/>
+                <w:sz w:val="18"/>
+                <w:szCs w:val="20"/>
+              </w:rPr>
+              <w:t xml:space="preserve">, 13 AT </w:t>
+            </w:r>
+            <w:proofErr w:type="spellStart"/>
+            <w:r>
+              <w:rPr>
+                <w:rFonts w:cstheme="minorHAnsi"/>
+                <w:sz w:val="18"/>
+                <w:szCs w:val="20"/>
+              </w:rPr>
+              <w:t>command</w:t>
+            </w:r>
+            <w:r>
+              <w:rPr>
+                <w:rFonts w:cstheme="minorHAnsi"/>
+                <w:sz w:val="18"/>
+                <w:szCs w:val="20"/>
+              </w:rPr>
+              <w:t>_VZSTAT</w:t>
+            </w:r>
+            <w:proofErr w:type="spellEnd"/>
+            <w:r>
+              <w:rPr>
+                <w:rFonts w:cstheme="minorHAnsi"/>
+                <w:sz w:val="18"/>
+                <w:szCs w:val="20"/>
+              </w:rPr>
+              <w:t xml:space="preserve"> </w:t>
             </w:r>
             <w:r>
               <w:rPr>
@@ -4310,7 +4481,6 @@
               <w:left w:val="single" w:sz="4" w:space="0" w:color="000000"/>
               <w:bottom w:val="single" w:sz="4" w:space="0" w:color="000000"/>
             </w:tcBorders>
-            <w:shd w:val="clear" w:color="auto" w:fill="auto"/>
           </w:tcPr>
           <w:p>
             <w:pPr>
@@ -4338,7 +4508,6 @@
               <w:left w:val="single" w:sz="4" w:space="0" w:color="000000"/>
               <w:bottom w:val="single" w:sz="4" w:space="0" w:color="000000"/>
             </w:tcBorders>
-            <w:shd w:val="clear" w:color="auto" w:fill="auto"/>
           </w:tcPr>
           <w:p>
             <w:pPr>
@@ -4367,7 +4536,6 @@
               <w:left w:val="single" w:sz="4" w:space="0" w:color="000000"/>
               <w:bottom w:val="single" w:sz="4" w:space="0" w:color="000000"/>
             </w:tcBorders>
-            <w:shd w:val="clear" w:color="auto" w:fill="auto"/>
           </w:tcPr>
           <w:p>
             <w:pPr>
@@ -4417,7 +4585,6 @@
               <w:bottom w:val="single" w:sz="4" w:space="0" w:color="000000"/>
               <w:right w:val="single" w:sz="4" w:space="0" w:color="000000"/>
             </w:tcBorders>
-            <w:shd w:val="clear" w:color="auto" w:fill="auto"/>
           </w:tcPr>
           <w:p>
             <w:pPr>
@@ -4428,13 +4595,23 @@
                 <w:szCs w:val="20"/>
               </w:rPr>
             </w:pPr>
+            <w:proofErr w:type="spellStart"/>
             <w:r>
               <w:rPr>
                 <w:rFonts w:cstheme="minorHAnsi"/>
                 <w:sz w:val="18"/>
                 <w:szCs w:val="20"/>
               </w:rPr>
-              <w:t xml:space="preserve">KeyW added annotations for each requirement: Green – compliant, Yellow </w:t>
+              <w:t>KeyW</w:t>
+            </w:r>
+            <w:proofErr w:type="spellEnd"/>
+            <w:r>
+              <w:rPr>
+                <w:rFonts w:cstheme="minorHAnsi"/>
+                <w:sz w:val="18"/>
+                <w:szCs w:val="20"/>
+              </w:rPr>
+              <w:t xml:space="preserve"> added annotations for each requirement: Green – compliant, Yellow </w:t>
             </w:r>
             <w:r>
               <w:rPr>
@@ -4488,7 +4665,6 @@
               <w:left w:val="single" w:sz="4" w:space="0" w:color="000000"/>
               <w:bottom w:val="single" w:sz="4" w:space="0" w:color="000000"/>
             </w:tcBorders>
-            <w:shd w:val="clear" w:color="auto" w:fill="auto"/>
           </w:tcPr>
           <w:p>
             <w:pPr>
@@ -4517,7 +4693,6 @@
               <w:left w:val="single" w:sz="4" w:space="0" w:color="000000"/>
               <w:bottom w:val="single" w:sz="4" w:space="0" w:color="000000"/>
             </w:tcBorders>
-            <w:shd w:val="clear" w:color="auto" w:fill="auto"/>
           </w:tcPr>
           <w:p>
             <w:pPr>
@@ -4546,7 +4721,6 @@
               <w:left w:val="single" w:sz="4" w:space="0" w:color="000000"/>
               <w:bottom w:val="single" w:sz="4" w:space="0" w:color="000000"/>
             </w:tcBorders>
-            <w:shd w:val="clear" w:color="auto" w:fill="auto"/>
           </w:tcPr>
           <w:p>
             <w:pPr>
@@ -4609,7 +4783,6 @@
               <w:bottom w:val="single" w:sz="4" w:space="0" w:color="000000"/>
               <w:right w:val="single" w:sz="4" w:space="0" w:color="000000"/>
             </w:tcBorders>
-            <w:shd w:val="clear" w:color="auto" w:fill="auto"/>
           </w:tcPr>
           <w:p>
             <w:pPr>
@@ -4629,23 +4802,25 @@
                 <w:sz w:val="18"/>
                 <w:szCs w:val="20"/>
               </w:rPr>
-              <w:t>Updated requirements based on R1.5.1.1. KeyW feedback and annotated outstanding issues</w:t>
-            </w:r>
+              <w:t xml:space="preserve">Updated requirements based on R1.5.1.1. </w:t>
+            </w:r>
+            <w:proofErr w:type="spellStart"/>
             <w:r>
               <w:rPr>
                 <w:rFonts w:cstheme="minorHAnsi"/>
                 <w:sz w:val="18"/>
                 <w:szCs w:val="20"/>
               </w:rPr>
-              <w:t xml:space="preserve"> highlighted in</w:t>
-            </w:r>
+              <w:t>KeyW</w:t>
+            </w:r>
+            <w:proofErr w:type="spellEnd"/>
             <w:r>
               <w:rPr>
                 <w:rFonts w:cstheme="minorHAnsi"/>
                 <w:sz w:val="18"/>
                 <w:szCs w:val="20"/>
               </w:rPr>
-              <w:t xml:space="preserve"> </w:t>
+              <w:t xml:space="preserve"> feedback and annotated outstanding issues</w:t>
             </w:r>
             <w:r>
               <w:rPr>
@@ -4653,7 +4828,7 @@
                 <w:sz w:val="18"/>
                 <w:szCs w:val="20"/>
               </w:rPr>
-              <w:t>Grey by GMI</w:t>
+              <w:t xml:space="preserve"> highlighted in</w:t>
             </w:r>
             <w:r>
               <w:rPr>
@@ -4661,7 +4836,7 @@
                 <w:sz w:val="18"/>
                 <w:szCs w:val="20"/>
               </w:rPr>
-              <w:t>.</w:t>
+              <w:t xml:space="preserve"> </w:t>
             </w:r>
             <w:r>
               <w:rPr>
@@ -4669,7 +4844,41 @@
                 <w:sz w:val="18"/>
                 <w:szCs w:val="20"/>
               </w:rPr>
-              <w:t xml:space="preserve"> KeyW feedback </w:t>
+              <w:t>Grey by GMI</w:t>
+            </w:r>
+            <w:r>
+              <w:rPr>
+                <w:rFonts w:cstheme="minorHAnsi"/>
+                <w:sz w:val="18"/>
+                <w:szCs w:val="20"/>
+              </w:rPr>
+              <w:t>.</w:t>
+            </w:r>
+            <w:r>
+              <w:rPr>
+                <w:rFonts w:cstheme="minorHAnsi"/>
+                <w:sz w:val="18"/>
+                <w:szCs w:val="20"/>
+              </w:rPr>
+              <w:t xml:space="preserve"> </w:t>
+            </w:r>
+            <w:proofErr w:type="spellStart"/>
+            <w:r>
+              <w:rPr>
+                <w:rFonts w:cstheme="minorHAnsi"/>
+                <w:sz w:val="18"/>
+                <w:szCs w:val="20"/>
+              </w:rPr>
+              <w:t>KeyW</w:t>
+            </w:r>
+            <w:proofErr w:type="spellEnd"/>
+            <w:r>
+              <w:rPr>
+                <w:rFonts w:cstheme="minorHAnsi"/>
+                <w:sz w:val="18"/>
+                <w:szCs w:val="20"/>
+              </w:rPr>
+              <w:t xml:space="preserve"> feedback </w:t>
             </w:r>
             <w:r>
               <w:rPr>
@@ -4803,6 +5012,7 @@
                 <w:lang w:val="en-CA"/>
               </w:rPr>
             </w:pPr>
+            <w:proofErr w:type="spellStart"/>
             <w:r>
               <w:rPr>
                 <w:rFonts w:cstheme="minorHAnsi"/>
@@ -4810,7 +5020,17 @@
                 <w:szCs w:val="20"/>
                 <w:lang w:val="en-CA"/>
               </w:rPr>
-              <w:t>KeyW updated annotations based on GMI’s feedback and marked each change with a tag (R 1.5.1.3).</w:t>
+              <w:t>KeyW</w:t>
+            </w:r>
+            <w:proofErr w:type="spellEnd"/>
+            <w:r>
+              <w:rPr>
+                <w:rFonts w:cstheme="minorHAnsi"/>
+                <w:sz w:val="18"/>
+                <w:szCs w:val="20"/>
+                <w:lang w:val="en-CA"/>
+              </w:rPr>
+              <w:t xml:space="preserve"> updated annotations based on GMI’s feedback and marked each change with a tag (R 1.5.1.3).</w:t>
             </w:r>
           </w:p>
         </w:tc>
@@ -4952,7 +5172,25 @@
                 <w:sz w:val="18"/>
                 <w:szCs w:val="18"/>
               </w:rPr>
-              <w:t>GMI updated based on KeyW feedback in teal highlight</w:t>
+              <w:t xml:space="preserve">GMI updated based on </w:t>
+            </w:r>
+            <w:proofErr w:type="spellStart"/>
+            <w:r>
+              <w:rPr>
+                <w:rFonts w:cstheme="minorHAnsi"/>
+                <w:sz w:val="18"/>
+                <w:szCs w:val="18"/>
+              </w:rPr>
+              <w:t>KeyW</w:t>
+            </w:r>
+            <w:proofErr w:type="spellEnd"/>
+            <w:r>
+              <w:rPr>
+                <w:rFonts w:cstheme="minorHAnsi"/>
+                <w:sz w:val="18"/>
+                <w:szCs w:val="18"/>
+              </w:rPr>
+              <w:t xml:space="preserve"> feedback in teal highlight</w:t>
             </w:r>
             <w:r>
               <w:rPr>
@@ -4969,7 +5207,61 @@
                 <w:sz w:val="18"/>
                 <w:szCs w:val="18"/>
               </w:rPr>
-              <w:t xml:space="preserve"> Fig 7 pinout PSTN/DIN update,2.2.20.a &amp; 20b updated &amp; 3.1 comment,3.3.1 open/gnd defined,3.3.3 ethernet clarification,3.8 VoIP updates,3.9 clarification,3.10 clarification &amp; 3.15.8 note, 3.11 audio codec updates,4.1.2 clarifications,4.1.5.a comment, clarifications 4.1.5.a.i &amp; 4.1.5.b.i.1 &amp; 4.2.1.1 PSTN update, 4.3.1.a CPU note, 4.4.1.g.i DIN clarification</w:t>
+              <w:t xml:space="preserve"> Fig 7 pinout PSTN/DIN update,2.2.</w:t>
+            </w:r>
+            <w:proofErr w:type="gramStart"/>
+            <w:r>
+              <w:rPr>
+                <w:rFonts w:cstheme="minorHAnsi"/>
+                <w:sz w:val="18"/>
+                <w:szCs w:val="18"/>
+              </w:rPr>
+              <w:t>20.a</w:t>
+            </w:r>
+            <w:proofErr w:type="gramEnd"/>
+            <w:r>
+              <w:rPr>
+                <w:rFonts w:cstheme="minorHAnsi"/>
+                <w:sz w:val="18"/>
+                <w:szCs w:val="18"/>
+              </w:rPr>
+              <w:t xml:space="preserve"> &amp; 20b updated &amp; 3.1 comment,3.3.1 open/</w:t>
+            </w:r>
+            <w:proofErr w:type="spellStart"/>
+            <w:r>
+              <w:rPr>
+                <w:rFonts w:cstheme="minorHAnsi"/>
+                <w:sz w:val="18"/>
+                <w:szCs w:val="18"/>
+              </w:rPr>
+              <w:t>gnd</w:t>
+            </w:r>
+            <w:proofErr w:type="spellEnd"/>
+            <w:r>
+              <w:rPr>
+                <w:rFonts w:cstheme="minorHAnsi"/>
+                <w:sz w:val="18"/>
+                <w:szCs w:val="18"/>
+              </w:rPr>
+              <w:t xml:space="preserve"> defined,3.3.3 ethernet clarification,3.8 VoIP updates,3.9 clarification,3.10 clarification &amp; 3.15.8 note, 3.11 audio codec updates,4.1.2 clarifications,4.1.</w:t>
+            </w:r>
+            <w:proofErr w:type="gramStart"/>
+            <w:r>
+              <w:rPr>
+                <w:rFonts w:cstheme="minorHAnsi"/>
+                <w:sz w:val="18"/>
+                <w:szCs w:val="18"/>
+              </w:rPr>
+              <w:t>5.a</w:t>
+            </w:r>
+            <w:proofErr w:type="gramEnd"/>
+            <w:r>
+              <w:rPr>
+                <w:rFonts w:cstheme="minorHAnsi"/>
+                <w:sz w:val="18"/>
+                <w:szCs w:val="18"/>
+              </w:rPr>
+              <w:t xml:space="preserve"> comment, clarifications 4.1.5.a.i &amp; 4.1.5.b.i.1 &amp; 4.2.1.1 PSTN update, 4.3.1.a CPU note, 4.4.1.g.i DIN clarification</w:t>
             </w:r>
           </w:p>
         </w:tc>
@@ -5128,6 +5420,7 @@
                 <w:lang w:val="en-CA"/>
               </w:rPr>
             </w:pPr>
+            <w:proofErr w:type="spellStart"/>
             <w:r>
               <w:rPr>
                 <w:rFonts w:cstheme="minorHAnsi"/>
@@ -5135,7 +5428,17 @@
                 <w:szCs w:val="18"/>
                 <w:lang w:val="en-CA"/>
               </w:rPr>
-              <w:t>KeyW updated annotations based on GMI’s feedback and marked each change with a tag (R 1.5.1.5).</w:t>
+              <w:t>KeyW</w:t>
+            </w:r>
+            <w:proofErr w:type="spellEnd"/>
+            <w:r>
+              <w:rPr>
+                <w:rFonts w:cstheme="minorHAnsi"/>
+                <w:sz w:val="18"/>
+                <w:szCs w:val="18"/>
+                <w:lang w:val="en-CA"/>
+              </w:rPr>
+              <w:t xml:space="preserve"> updated annotations based on GMI’s feedback and marked each change with a tag (R 1.5.1.5).</w:t>
             </w:r>
           </w:p>
         </w:tc>
@@ -5337,7 +5640,215 @@
                 <w:szCs w:val="18"/>
                 <w:lang w:val="en-CA"/>
               </w:rPr>
-              <w:t>from 1.5.1.5(KeyW).  This v2.0 reflects GMI requirements. V1.5.1.5(KeyW) is unchanged and reflects KeyW compliance response to GMI requirements</w:t>
+              <w:t>from 1.5.1.5(</w:t>
+            </w:r>
+            <w:proofErr w:type="spellStart"/>
+            <w:r>
+              <w:rPr>
+                <w:rFonts w:cstheme="minorHAnsi"/>
+                <w:sz w:val="18"/>
+                <w:szCs w:val="18"/>
+                <w:lang w:val="en-CA"/>
+              </w:rPr>
+              <w:t>KeyW</w:t>
+            </w:r>
+            <w:proofErr w:type="spellEnd"/>
+            <w:r>
+              <w:rPr>
+                <w:rFonts w:cstheme="minorHAnsi"/>
+                <w:sz w:val="18"/>
+                <w:szCs w:val="18"/>
+                <w:lang w:val="en-CA"/>
+              </w:rPr>
+              <w:t>).  This v2.0 reflects GMI requirements. V1.5.1.5(</w:t>
+            </w:r>
+            <w:proofErr w:type="spellStart"/>
+            <w:r>
+              <w:rPr>
+                <w:rFonts w:cstheme="minorHAnsi"/>
+                <w:sz w:val="18"/>
+                <w:szCs w:val="18"/>
+                <w:lang w:val="en-CA"/>
+              </w:rPr>
+              <w:t>KeyW</w:t>
+            </w:r>
+            <w:proofErr w:type="spellEnd"/>
+            <w:r>
+              <w:rPr>
+                <w:rFonts w:cstheme="minorHAnsi"/>
+                <w:sz w:val="18"/>
+                <w:szCs w:val="18"/>
+                <w:lang w:val="en-CA"/>
+              </w:rPr>
+              <w:t xml:space="preserve">) is unchanged and reflects </w:t>
+            </w:r>
+            <w:proofErr w:type="spellStart"/>
+            <w:r>
+              <w:rPr>
+                <w:rFonts w:cstheme="minorHAnsi"/>
+                <w:sz w:val="18"/>
+                <w:szCs w:val="18"/>
+                <w:lang w:val="en-CA"/>
+              </w:rPr>
+              <w:t>KeyW</w:t>
+            </w:r>
+            <w:proofErr w:type="spellEnd"/>
+            <w:r>
+              <w:rPr>
+                <w:rFonts w:cstheme="minorHAnsi"/>
+                <w:sz w:val="18"/>
+                <w:szCs w:val="18"/>
+                <w:lang w:val="en-CA"/>
+              </w:rPr>
+              <w:t xml:space="preserve"> compliance response to GMI requirements</w:t>
+            </w:r>
+          </w:p>
+        </w:tc>
+      </w:tr>
+      <w:tr>
+        <w:tblPrEx>
+          <w:tblLook w:val="04A0" w:firstRow="1" w:lastRow="0" w:firstColumn="1" w:lastColumn="0" w:noHBand="0" w:noVBand="1"/>
+        </w:tblPrEx>
+        <w:tc>
+          <w:tcPr>
+            <w:tcW w:w="1530" w:type="dxa"/>
+            <w:tcBorders>
+              <w:top w:val="single" w:sz="4" w:space="0" w:color="000000"/>
+              <w:left w:val="single" w:sz="4" w:space="0" w:color="000000"/>
+              <w:bottom w:val="single" w:sz="4" w:space="0" w:color="000000"/>
+              <w:right w:val="nil"/>
+            </w:tcBorders>
+          </w:tcPr>
+          <w:p>
+            <w:pPr>
+              <w:snapToGrid w:val="0"/>
+              <w:rPr>
+                <w:rFonts w:cstheme="minorHAnsi"/>
+                <w:sz w:val="18"/>
+                <w:szCs w:val="18"/>
+                <w:lang w:val="en-CA"/>
+              </w:rPr>
+            </w:pPr>
+            <w:r>
+              <w:rPr>
+                <w:rFonts w:cstheme="minorHAnsi"/>
+                <w:sz w:val="18"/>
+                <w:szCs w:val="18"/>
+                <w:lang w:val="en-CA"/>
+              </w:rPr>
+              <w:t>Steve Courtney</w:t>
+            </w:r>
+          </w:p>
+        </w:tc>
+        <w:tc>
+          <w:tcPr>
+            <w:tcW w:w="990" w:type="dxa"/>
+            <w:tcBorders>
+              <w:top w:val="single" w:sz="4" w:space="0" w:color="000000"/>
+              <w:left w:val="single" w:sz="4" w:space="0" w:color="000000"/>
+              <w:bottom w:val="single" w:sz="4" w:space="0" w:color="000000"/>
+              <w:right w:val="nil"/>
+            </w:tcBorders>
+          </w:tcPr>
+          <w:p>
+            <w:pPr>
+              <w:snapToGrid w:val="0"/>
+              <w:rPr>
+                <w:rFonts w:cstheme="minorHAnsi"/>
+                <w:sz w:val="18"/>
+                <w:szCs w:val="18"/>
+                <w:lang w:val="en-CA"/>
+              </w:rPr>
+            </w:pPr>
+            <w:r>
+              <w:rPr>
+                <w:rFonts w:cstheme="minorHAnsi"/>
+                <w:sz w:val="18"/>
+                <w:szCs w:val="18"/>
+                <w:lang w:val="en-CA"/>
+              </w:rPr>
+              <w:t>3.0</w:t>
+            </w:r>
+          </w:p>
+        </w:tc>
+        <w:tc>
+          <w:tcPr>
+            <w:tcW w:w="1710" w:type="dxa"/>
+            <w:tcBorders>
+              <w:top w:val="single" w:sz="4" w:space="0" w:color="000000"/>
+              <w:left w:val="single" w:sz="4" w:space="0" w:color="000000"/>
+              <w:bottom w:val="single" w:sz="4" w:space="0" w:color="000000"/>
+              <w:right w:val="nil"/>
+            </w:tcBorders>
+          </w:tcPr>
+          <w:p>
+            <w:pPr>
+              <w:snapToGrid w:val="0"/>
+              <w:rPr>
+                <w:rFonts w:cstheme="minorHAnsi"/>
+                <w:sz w:val="18"/>
+                <w:szCs w:val="18"/>
+                <w:lang w:val="en-CA"/>
+              </w:rPr>
+            </w:pPr>
+            <w:r>
+              <w:rPr>
+                <w:rFonts w:cstheme="minorHAnsi"/>
+                <w:sz w:val="18"/>
+                <w:szCs w:val="18"/>
+                <w:lang w:val="en-CA"/>
+              </w:rPr>
+              <w:t>27</w:t>
+            </w:r>
+            <w:r>
+              <w:rPr>
+                <w:rFonts w:cstheme="minorHAnsi"/>
+                <w:sz w:val="18"/>
+                <w:szCs w:val="18"/>
+                <w:vertAlign w:val="superscript"/>
+                <w:lang w:val="en-CA"/>
+              </w:rPr>
+              <w:t>th</w:t>
+            </w:r>
+            <w:r>
+              <w:rPr>
+                <w:rFonts w:cstheme="minorHAnsi"/>
+                <w:sz w:val="18"/>
+                <w:szCs w:val="18"/>
+                <w:lang w:val="en-CA"/>
+              </w:rPr>
+              <w:t xml:space="preserve"> October 2025</w:t>
+            </w:r>
+          </w:p>
+        </w:tc>
+        <w:tc>
+          <w:tcPr>
+            <w:tcW w:w="5838" w:type="dxa"/>
+            <w:tcBorders>
+              <w:top w:val="single" w:sz="4" w:space="0" w:color="000000"/>
+              <w:left w:val="single" w:sz="4" w:space="0" w:color="000000"/>
+              <w:bottom w:val="single" w:sz="4" w:space="0" w:color="000000"/>
+              <w:right w:val="single" w:sz="4" w:space="0" w:color="000000"/>
+            </w:tcBorders>
+          </w:tcPr>
+          <w:p>
+            <w:pPr>
+              <w:snapToGrid w:val="0"/>
+              <w:rPr>
+                <w:rFonts w:cstheme="minorHAnsi"/>
+                <w:sz w:val="18"/>
+                <w:szCs w:val="18"/>
+                <w:lang w:val="en-CA"/>
+              </w:rPr>
+            </w:pPr>
+            <w:r>
+              <w:rPr>
+                <w:rFonts w:cstheme="minorHAnsi"/>
+                <w:sz w:val="18"/>
+                <w:szCs w:val="18"/>
+                <w:lang w:val="en-CA"/>
+              </w:rPr>
+              <w:t>Modified for Dal-D G6S Repo</w:t>
             </w:r>
           </w:p>
         </w:tc>
@@ -5796,7 +6307,21 @@
         <w:rPr>
           <w:rFonts w:eastAsia="Times" w:cstheme="minorHAnsi"/>
         </w:rPr>
-        <w:t>y Inc.(GMI)</w:t>
+        <w:t xml:space="preserve">y </w:t>
+      </w:r>
+      <w:proofErr w:type="gramStart"/>
+      <w:r>
+        <w:rPr>
+          <w:rFonts w:eastAsia="Times" w:cstheme="minorHAnsi"/>
+        </w:rPr>
+        <w:t>Inc.(</w:t>
+      </w:r>
+      <w:proofErr w:type="gramEnd"/>
+      <w:r>
+        <w:rPr>
+          <w:rFonts w:eastAsia="Times" w:cstheme="minorHAnsi"/>
+        </w:rPr>
+        <w:t>GMI)</w:t>
       </w:r>
       <w:r>
         <w:rPr>
@@ -8107,6 +8632,7 @@
           <w:rFonts w:eastAsia="Times" w:cstheme="minorHAnsi"/>
           <w:spacing w:val="1"/>
         </w:rPr>
+        <w:lastRenderedPageBreak/>
         <w:t>I</w:t>
       </w:r>
       <w:r>
@@ -15883,23 +16409,27 @@
         <w:t xml:space="preserve"> and </w:t>
       </w:r>
       <w:hyperlink r:id="rId10" w:history="1">
+        <w:proofErr w:type="spellStart"/>
         <w:r>
           <w:rPr>
             <w:rStyle w:val="Hyperlink"/>
           </w:rPr>
           <w:t>Outerlink</w:t>
         </w:r>
+        <w:proofErr w:type="spellEnd"/>
       </w:hyperlink>
       <w:r>
         <w:t xml:space="preserve"> by </w:t>
       </w:r>
       <w:hyperlink r:id="rId11" w:history="1">
+        <w:proofErr w:type="spellStart"/>
         <w:r>
           <w:rPr>
             <w:rStyle w:val="Hyperlink"/>
           </w:rPr>
           <w:t>KeyW</w:t>
         </w:r>
+        <w:proofErr w:type="spellEnd"/>
       </w:hyperlink>
       <w:r>
         <w:t xml:space="preserve"> for the aeronautical marketplace</w:t>
@@ -15967,7 +16497,15 @@
         <w:t>-</w:t>
       </w:r>
       <w:r>
-        <w:t xml:space="preserve">band 88kbs/88kbs Modem being developed by KeyW, under </w:t>
+        <w:t xml:space="preserve">band 88kbs/88kbs Modem being developed by </w:t>
+      </w:r>
+      <w:proofErr w:type="spellStart"/>
+      <w:r>
+        <w:t>KeyW</w:t>
+      </w:r>
+      <w:proofErr w:type="spellEnd"/>
+      <w:r>
+        <w:t xml:space="preserve">, under </w:t>
       </w:r>
       <w:r>
         <w:t>license</w:t>
@@ -16013,8 +16551,13 @@
       </w:r>
     </w:p>
     <w:p>
-      <w:r>
-        <w:t>Outerlink Variant: With a 13 pin D38999 connector.</w:t>
+      <w:proofErr w:type="spellStart"/>
+      <w:r>
+        <w:t>Outerlink</w:t>
+      </w:r>
+      <w:proofErr w:type="spellEnd"/>
+      <w:r>
+        <w:t xml:space="preserve"> Variant: With a 13 pin D38999 connector.</w:t>
       </w:r>
     </w:p>
     <w:p>
@@ -16266,8 +16809,13 @@
       <w:r>
         <w:t xml:space="preserve">COTS </w:t>
       </w:r>
-      <w:r>
-        <w:t>ground based systems or</w:t>
+      <w:proofErr w:type="gramStart"/>
+      <w:r>
+        <w:t>ground based</w:t>
+      </w:r>
+      <w:proofErr w:type="gramEnd"/>
+      <w:r>
+        <w:t xml:space="preserve"> systems or</w:t>
       </w:r>
       <w:r>
         <w:t xml:space="preserve"> development or </w:t>
@@ -16321,12 +16869,14 @@
       <w:r>
         <w:t xml:space="preserve"> </w:t>
       </w:r>
+      <w:proofErr w:type="spellStart"/>
       <w:r>
         <w:t>xxx</w:t>
       </w:r>
       <w:r>
         <w:t>xxx</w:t>
       </w:r>
+      <w:proofErr w:type="spellEnd"/>
       <w:r>
         <w:t xml:space="preserve"> TBA</w:t>
       </w:r>
@@ -16353,9 +16903,11 @@
       <w:r>
         <w:t xml:space="preserve"> </w:t>
       </w:r>
+      <w:proofErr w:type="spellStart"/>
       <w:r>
         <w:t>xxxxxxx</w:t>
       </w:r>
+      <w:proofErr w:type="spellEnd"/>
       <w:r>
         <w:t xml:space="preserve"> TBA</w:t>
       </w:r>
@@ -16874,7 +17426,15 @@
         <w:t>Aero SFX software requirement</w:t>
       </w:r>
       <w:r>
-        <w:t xml:space="preserve"> specification (SRS) and associated hardware and software design documents may be developed by KeyW, leading to product</w:t>
+        <w:t xml:space="preserve"> specification (SRS) and associated hardware and software design documents may be developed by </w:t>
+      </w:r>
+      <w:proofErr w:type="spellStart"/>
+      <w:r>
+        <w:t>KeyW</w:t>
+      </w:r>
+      <w:proofErr w:type="spellEnd"/>
+      <w:r>
+        <w:t>, leading to product</w:t>
       </w:r>
       <w:r>
         <w:t xml:space="preserve"> a</w:t>
@@ -16908,14 +17468,14 @@
       <w:pPr>
         <w:pStyle w:val="Heading2"/>
       </w:pPr>
-      <w:bookmarkStart w:id="26" w:name="_Toc297818911"/>
-      <w:bookmarkStart w:id="27" w:name="_Toc298480969"/>
-      <w:bookmarkStart w:id="28" w:name="_Toc364071520"/>
-      <w:bookmarkStart w:id="29" w:name="_Toc52348054"/>
+      <w:bookmarkStart w:id="26" w:name="_Toc52348054"/>
+      <w:bookmarkStart w:id="27" w:name="_Toc297818911"/>
+      <w:bookmarkStart w:id="28" w:name="_Toc298480969"/>
+      <w:bookmarkStart w:id="29" w:name="_Toc364071520"/>
       <w:r>
         <w:t>Stakeholder Identification</w:t>
       </w:r>
-      <w:bookmarkEnd w:id="29"/>
+      <w:bookmarkEnd w:id="26"/>
     </w:p>
     <w:p>
       <w:r>
@@ -16991,6 +17551,7 @@
       </w:r>
     </w:p>
     <w:p>
+      <w:proofErr w:type="spellStart"/>
       <w:r>
         <w:rPr>
           <w:b/>
@@ -16998,6 +17559,7 @@
         </w:rPr>
         <w:t>Outerlink</w:t>
       </w:r>
+      <w:proofErr w:type="spellEnd"/>
       <w:r>
         <w:t>:</w:t>
       </w:r>
@@ -17021,6 +17583,7 @@
       </w:r>
     </w:p>
     <w:p>
+      <w:proofErr w:type="spellStart"/>
       <w:r>
         <w:rPr>
           <w:b/>
@@ -17028,6 +17591,7 @@
         </w:rPr>
         <w:t>KeyW</w:t>
       </w:r>
+      <w:proofErr w:type="spellEnd"/>
       <w:r>
         <w:t>:</w:t>
       </w:r>
@@ -17164,7 +17728,15 @@
     </w:p>
     <w:p>
       <w:r>
-        <w:t>This terminal will expand both GMI and Outerlink product offering</w:t>
+        <w:t xml:space="preserve">This terminal will expand both GMI and </w:t>
+      </w:r>
+      <w:proofErr w:type="spellStart"/>
+      <w:r>
+        <w:t>Outerlink</w:t>
+      </w:r>
+      <w:proofErr w:type="spellEnd"/>
+      <w:r>
+        <w:t xml:space="preserve"> product offering</w:t>
       </w:r>
       <w:r>
         <w:t>s</w:t>
@@ -17200,9 +17772,9 @@
         <w:lastRenderedPageBreak/>
         <w:t>DOCUMENT STRUCTURE AND CONVENTIONS</w:t>
       </w:r>
-      <w:bookmarkEnd w:id="26"/>
       <w:bookmarkEnd w:id="27"/>
       <w:bookmarkEnd w:id="28"/>
+      <w:bookmarkEnd w:id="29"/>
       <w:bookmarkEnd w:id="31"/>
       <w:bookmarkEnd w:id="32"/>
       <w:r>
@@ -17402,9 +17974,11 @@
       <w:r>
         <w:t>Section 10: Deliverables – Details deliverables to GM/</w:t>
       </w:r>
+      <w:proofErr w:type="spellStart"/>
       <w:r>
         <w:t>Outerlink</w:t>
       </w:r>
+      <w:proofErr w:type="spellEnd"/>
       <w:r>
         <w:t xml:space="preserve"> for hardware, software and documentation.</w:t>
       </w:r>
@@ -17926,7 +18500,21 @@
               <w:rPr>
                 <w:sz w:val="20"/>
               </w:rPr>
-              <w:t>The Aero SFX Terminal API using a KeyW defined set of commands</w:t>
+              <w:t xml:space="preserve">The Aero SFX Terminal API using a </w:t>
+            </w:r>
+            <w:proofErr w:type="spellStart"/>
+            <w:r>
+              <w:rPr>
+                <w:sz w:val="20"/>
+              </w:rPr>
+              <w:t>KeyW</w:t>
+            </w:r>
+            <w:proofErr w:type="spellEnd"/>
+            <w:r>
+              <w:rPr>
+                <w:sz w:val="20"/>
+              </w:rPr>
+              <w:t xml:space="preserve"> defined set of commands</w:t>
             </w:r>
             <w:r>
               <w:rPr>
@@ -19371,12 +19959,21 @@
               </w:rPr>
               <w:t xml:space="preserve"> and </w:t>
             </w:r>
+            <w:proofErr w:type="gramStart"/>
             <w:r>
               <w:rPr>
                 <w:sz w:val="20"/>
                 <w:szCs w:val="20"/>
               </w:rPr>
-              <w:t>Protected from high pressure water jets from any direction.</w:t>
+              <w:t>Protected</w:t>
+            </w:r>
+            <w:proofErr w:type="gramEnd"/>
+            <w:r>
+              <w:rPr>
+                <w:sz w:val="20"/>
+                <w:szCs w:val="20"/>
+              </w:rPr>
+              <w:t xml:space="preserve"> from high pressure water jets from any direction.</w:t>
             </w:r>
           </w:p>
         </w:tc>
@@ -19422,8 +20019,17 @@
                 <w:sz w:val="20"/>
                 <w:szCs w:val="20"/>
               </w:rPr>
-              <w:t xml:space="preserve"> Terminal marketed by Outerlink</w:t>
-            </w:r>
+              <w:t xml:space="preserve"> Terminal marketed by </w:t>
+            </w:r>
+            <w:proofErr w:type="spellStart"/>
+            <w:r>
+              <w:rPr>
+                <w:sz w:val="20"/>
+                <w:szCs w:val="20"/>
+              </w:rPr>
+              <w:t>Outerlink</w:t>
+            </w:r>
+            <w:proofErr w:type="spellEnd"/>
           </w:p>
         </w:tc>
       </w:tr>
@@ -19476,12 +20082,14 @@
                 <w:sz w:val="20"/>
               </w:rPr>
             </w:pPr>
+            <w:proofErr w:type="spellStart"/>
             <w:r>
               <w:rPr>
                 <w:sz w:val="20"/>
               </w:rPr>
               <w:t>Outerlink</w:t>
             </w:r>
+            <w:proofErr w:type="spellEnd"/>
           </w:p>
         </w:tc>
         <w:tc>
@@ -19494,12 +20102,14 @@
                 <w:sz w:val="20"/>
               </w:rPr>
             </w:pPr>
+            <w:proofErr w:type="spellStart"/>
             <w:r>
               <w:rPr>
                 <w:sz w:val="20"/>
               </w:rPr>
               <w:t>Outerlink</w:t>
             </w:r>
+            <w:proofErr w:type="spellEnd"/>
             <w:r>
               <w:rPr>
                 <w:sz w:val="20"/>
@@ -20246,11 +20856,19 @@
                 <w:sz w:val="20"/>
               </w:rPr>
             </w:pPr>
+            <w:proofErr w:type="spellStart"/>
             <w:r>
               <w:rPr>
                 <w:sz w:val="20"/>
               </w:rPr>
-              <w:t>Speex Codec</w:t>
+              <w:t>Speex</w:t>
+            </w:r>
+            <w:proofErr w:type="spellEnd"/>
+            <w:r>
+              <w:rPr>
+                <w:sz w:val="20"/>
+              </w:rPr>
+              <w:t xml:space="preserve"> Codec</w:t>
             </w:r>
           </w:p>
         </w:tc>
@@ -20265,6 +20883,7 @@
               </w:rPr>
             </w:pPr>
             <w:hyperlink r:id="rId19" w:history="1">
+              <w:proofErr w:type="spellStart"/>
               <w:r>
                 <w:rPr>
                   <w:rStyle w:val="Hyperlink"/>
@@ -20272,6 +20891,7 @@
                 </w:rPr>
                 <w:t>Speex</w:t>
               </w:r>
+              <w:proofErr w:type="spellEnd"/>
             </w:hyperlink>
             <w:r>
               <w:rPr>
@@ -20659,7 +21279,21 @@
               <w:rPr>
                 <w:sz w:val="20"/>
               </w:rPr>
-              <w:t xml:space="preserve">he ToS field </w:t>
+              <w:t xml:space="preserve">he </w:t>
+            </w:r>
+            <w:proofErr w:type="spellStart"/>
+            <w:r>
+              <w:rPr>
+                <w:sz w:val="20"/>
+              </w:rPr>
+              <w:t>ToS</w:t>
+            </w:r>
+            <w:proofErr w:type="spellEnd"/>
+            <w:r>
+              <w:rPr>
+                <w:sz w:val="20"/>
+              </w:rPr>
+              <w:t xml:space="preserve"> field </w:t>
             </w:r>
             <w:r>
               <w:rPr>
@@ -20845,12 +21479,14 @@
                 <w:sz w:val="20"/>
               </w:rPr>
             </w:pPr>
+            <w:proofErr w:type="spellStart"/>
             <w:r>
               <w:rPr>
                 <w:sz w:val="20"/>
               </w:rPr>
               <w:t>Webmin</w:t>
             </w:r>
+            <w:proofErr w:type="spellEnd"/>
           </w:p>
         </w:tc>
         <w:tc>
@@ -20911,7 +21547,21 @@
               <w:rPr>
                 <w:sz w:val="20"/>
               </w:rPr>
-              <w:t>General term to describe Short range wireless communication as per 802.11.</w:t>
+              <w:t xml:space="preserve">General term to describe </w:t>
+            </w:r>
+            <w:proofErr w:type="gramStart"/>
+            <w:r>
+              <w:rPr>
+                <w:sz w:val="20"/>
+              </w:rPr>
+              <w:t>Short</w:t>
+            </w:r>
+            <w:proofErr w:type="gramEnd"/>
+            <w:r>
+              <w:rPr>
+                <w:sz w:val="20"/>
+              </w:rPr>
+              <w:t xml:space="preserve"> range wireless communication as per 802.11.</w:t>
             </w:r>
           </w:p>
         </w:tc>
@@ -20964,10 +21614,10 @@
       </w:pPr>
       <w:bookmarkStart w:id="45" w:name="_Guardian_Mobility_and"/>
       <w:bookmarkStart w:id="46" w:name="_Ref449530737"/>
-      <w:bookmarkStart w:id="47" w:name="_Toc297818916"/>
-      <w:bookmarkStart w:id="48" w:name="_Toc298480973"/>
-      <w:bookmarkStart w:id="49" w:name="_Toc364071524"/>
-      <w:bookmarkStart w:id="50" w:name="_Toc52348061"/>
+      <w:bookmarkStart w:id="47" w:name="_Toc52348061"/>
+      <w:bookmarkStart w:id="48" w:name="_Toc297818916"/>
+      <w:bookmarkStart w:id="49" w:name="_Toc298480973"/>
+      <w:bookmarkStart w:id="50" w:name="_Toc364071524"/>
       <w:bookmarkEnd w:id="45"/>
       <w:r>
         <w:t>Guardian Mobility</w:t>
@@ -20975,14 +21625,16 @@
       <w:r>
         <w:t xml:space="preserve"> and </w:t>
       </w:r>
+      <w:proofErr w:type="spellStart"/>
       <w:r>
         <w:t>Outerlink</w:t>
       </w:r>
+      <w:proofErr w:type="spellEnd"/>
       <w:r>
         <w:t xml:space="preserve"> documents</w:t>
       </w:r>
       <w:bookmarkEnd w:id="46"/>
-      <w:bookmarkEnd w:id="50"/>
+      <w:bookmarkEnd w:id="47"/>
     </w:p>
     <w:p>
       <w:pPr>
@@ -21084,14 +21736,14 @@
         <w:pStyle w:val="Heading3"/>
         <w:ind w:left="1080"/>
       </w:pPr>
-      <w:bookmarkStart w:id="51" w:name="_Ref449530828"/>
-      <w:bookmarkStart w:id="52" w:name="_Ref449610910"/>
-      <w:bookmarkStart w:id="53" w:name="_Hlk33625649"/>
-      <w:bookmarkStart w:id="54" w:name="_Toc52348062"/>
+      <w:bookmarkStart w:id="51" w:name="_Toc52348062"/>
+      <w:bookmarkStart w:id="52" w:name="_Ref449530828"/>
+      <w:bookmarkStart w:id="53" w:name="_Ref449610910"/>
+      <w:bookmarkStart w:id="54" w:name="_Hlk33625649"/>
       <w:r>
         <w:t>Regulatory Approvals</w:t>
       </w:r>
-      <w:bookmarkEnd w:id="54"/>
+      <w:bookmarkEnd w:id="51"/>
     </w:p>
     <w:p>
       <w:pPr>
@@ -21262,20 +21914,20 @@
       <w:r>
         <w:t>Industry Standards</w:t>
       </w:r>
-      <w:bookmarkEnd w:id="47"/>
       <w:bookmarkEnd w:id="48"/>
       <w:bookmarkEnd w:id="49"/>
-      <w:bookmarkEnd w:id="51"/>
+      <w:bookmarkEnd w:id="50"/>
+      <w:bookmarkEnd w:id="52"/>
       <w:r>
         <w:t xml:space="preserve"> </w:t>
       </w:r>
       <w:r>
         <w:t>and related documents</w:t>
       </w:r>
-      <w:bookmarkEnd w:id="52"/>
+      <w:bookmarkEnd w:id="53"/>
       <w:bookmarkEnd w:id="55"/>
     </w:p>
-    <w:bookmarkEnd w:id="53"/>
+    <w:bookmarkEnd w:id="54"/>
     <w:p>
       <w:pPr>
         <w:ind w:left="360"/>
@@ -21681,12 +22333,21 @@
         </w:rPr>
       </w:pPr>
       <w:hyperlink r:id="rId25" w:history="1">
+        <w:proofErr w:type="gramStart"/>
         <w:r>
           <w:rPr>
             <w:rStyle w:val="Hyperlink"/>
             <w:rFonts w:cstheme="minorHAnsi"/>
           </w:rPr>
-          <w:t>Iridium  Certus®</w:t>
+          <w:t>Iridium  Certus</w:t>
+        </w:r>
+        <w:proofErr w:type="gramEnd"/>
+        <w:r>
+          <w:rPr>
+            <w:rStyle w:val="Hyperlink"/>
+            <w:rFonts w:cstheme="minorHAnsi"/>
+          </w:rPr>
+          <w:t>®</w:t>
         </w:r>
       </w:hyperlink>
       <w:r>
@@ -22561,7 +23222,15 @@
         <w:t xml:space="preserve">installed. </w:t>
       </w:r>
       <w:r>
-        <w:t>– Outerlink Product Variant</w:t>
+        <w:t xml:space="preserve">– </w:t>
+      </w:r>
+      <w:proofErr w:type="spellStart"/>
+      <w:r>
+        <w:t>Outerlink</w:t>
+      </w:r>
+      <w:proofErr w:type="spellEnd"/>
+      <w:r>
+        <w:t xml:space="preserve"> Product Variant</w:t>
       </w:r>
       <w:r>
         <w:t xml:space="preserve"> (13 pin D38999 Connector)</w:t>
@@ -22866,8 +23535,13 @@
       <w:r>
         <w:t xml:space="preserve">Wi-fi </w:t>
       </w:r>
-      <w:r>
-        <w:t>Webmin access</w:t>
+      <w:proofErr w:type="spellStart"/>
+      <w:r>
+        <w:t>Webmin</w:t>
+      </w:r>
+      <w:proofErr w:type="spellEnd"/>
+      <w:r>
+        <w:t xml:space="preserve"> access</w:t>
       </w:r>
       <w:r>
         <w:t xml:space="preserve"> used for maintenance, verification, configuration and status</w:t>
@@ -23118,7 +23792,31 @@
         <w:t>Autonomous tracking</w:t>
       </w:r>
       <w:r>
-        <w:t>. KeyW shall provide software access to Serial port/GPIOs to Outerlink and GMI such that Outerlink or GMI can provide tracking messages.</w:t>
+        <w:t xml:space="preserve">. </w:t>
+      </w:r>
+      <w:proofErr w:type="spellStart"/>
+      <w:r>
+        <w:t>KeyW</w:t>
+      </w:r>
+      <w:proofErr w:type="spellEnd"/>
+      <w:r>
+        <w:t xml:space="preserve"> shall provide software access to Serial port/GPIOs to </w:t>
+      </w:r>
+      <w:proofErr w:type="spellStart"/>
+      <w:r>
+        <w:t>Outerlink</w:t>
+      </w:r>
+      <w:proofErr w:type="spellEnd"/>
+      <w:r>
+        <w:t xml:space="preserve"> and GMI such that </w:t>
+      </w:r>
+      <w:proofErr w:type="spellStart"/>
+      <w:r>
+        <w:t>Outerlink</w:t>
+      </w:r>
+      <w:proofErr w:type="spellEnd"/>
+      <w:r>
+        <w:t xml:space="preserve"> or GMI can provide tracking messages.</w:t>
       </w:r>
     </w:p>
     <w:p>
@@ -23231,10 +23929,23 @@
         <w:t>A</w:t>
       </w:r>
       <w:r>
-        <w:t xml:space="preserve"> for product variant Legacy/Outerlink  </w:t>
-      </w:r>
-      <w:r>
-        <w:t>(D38999/20FB35PN</w:t>
+        <w:t xml:space="preserve"> for product variant Legacy/</w:t>
+      </w:r>
+      <w:proofErr w:type="spellStart"/>
+      <w:proofErr w:type="gramStart"/>
+      <w:r>
+        <w:t>Outerlink</w:t>
+      </w:r>
+      <w:proofErr w:type="spellEnd"/>
+      <w:r>
+        <w:t xml:space="preserve">  </w:t>
+      </w:r>
+      <w:r>
+        <w:t>(</w:t>
+      </w:r>
+      <w:proofErr w:type="gramEnd"/>
+      <w:r>
+        <w:t>D38999/20FB35PN</w:t>
       </w:r>
       <w:r>
         <w:t xml:space="preserve">) </w:t>
@@ -23432,8 +24143,13 @@
         </w:numPr>
         <w:ind w:left="450"/>
       </w:pPr>
-      <w:r>
-        <w:t>Webmin tool or similar to configure the terminal</w:t>
+      <w:proofErr w:type="spellStart"/>
+      <w:r>
+        <w:t>Webmin</w:t>
+      </w:r>
+      <w:proofErr w:type="spellEnd"/>
+      <w:r>
+        <w:t xml:space="preserve"> tool or similar to configure the terminal</w:t>
       </w:r>
     </w:p>
     <w:p>
@@ -24126,12 +24842,14 @@
         </w:rPr>
         <w:t xml:space="preserve"> </w:t>
       </w:r>
+      <w:proofErr w:type="spellStart"/>
       <w:r>
         <w:rPr>
           <w:rFonts w:ascii="Calibri" w:eastAsia="Times New Roman" w:hAnsi="Calibri" w:cs="Times New Roman"/>
         </w:rPr>
         <w:t>Webmin</w:t>
       </w:r>
+      <w:proofErr w:type="spellEnd"/>
       <w:r>
         <w:rPr>
           <w:rFonts w:ascii="Calibri" w:eastAsia="Times New Roman" w:hAnsi="Calibri" w:cs="Times New Roman"/>
@@ -24329,8 +25047,21 @@
       <w:r>
         <w:t xml:space="preserve">. </w:t>
       </w:r>
-      <w:r>
-        <w:t xml:space="preserve">Outerlink or GMI are responsible for the power down position report. Outerlink and GMI shall implement the Power down last position report </w:t>
+      <w:proofErr w:type="spellStart"/>
+      <w:r>
+        <w:t>Outerlink</w:t>
+      </w:r>
+      <w:proofErr w:type="spellEnd"/>
+      <w:r>
+        <w:t xml:space="preserve"> or GMI are responsible for the power down position report. </w:t>
+      </w:r>
+      <w:proofErr w:type="spellStart"/>
+      <w:r>
+        <w:t>Outerlink</w:t>
+      </w:r>
+      <w:proofErr w:type="spellEnd"/>
+      <w:r>
+        <w:t xml:space="preserve"> and GMI shall implement the Power down last position report </w:t>
       </w:r>
       <w:r>
         <w:t xml:space="preserve">and </w:t>
@@ -24411,7 +25142,21 @@
         <w:rPr>
           <w:lang w:val="en-CA"/>
         </w:rPr>
-        <w:t xml:space="preserve">This section contains the common baseline requirements for the Aero SFX Terminal supported utilizing the KeyW Modem and the Application Interface Module. Section 4 details the additional requirements for the Application </w:t>
+        <w:t xml:space="preserve">This section contains the common baseline requirements for the Aero SFX Terminal supported utilizing the </w:t>
+      </w:r>
+      <w:proofErr w:type="spellStart"/>
+      <w:r>
+        <w:rPr>
+          <w:lang w:val="en-CA"/>
+        </w:rPr>
+        <w:t>KeyW</w:t>
+      </w:r>
+      <w:proofErr w:type="spellEnd"/>
+      <w:r>
+        <w:rPr>
+          <w:lang w:val="en-CA"/>
+        </w:rPr>
+        <w:t xml:space="preserve"> Modem and the Application Interface Module. Section 4 details the additional requirements for the Application </w:t>
       </w:r>
       <w:r>
         <w:rPr>
@@ -24442,8 +25187,8 @@
       <w:bookmarkStart w:id="85" w:name="_Toc350327658"/>
       <w:bookmarkStart w:id="86" w:name="_Toc350328288"/>
       <w:bookmarkStart w:id="87" w:name="_Toc350328346"/>
-      <w:bookmarkStart w:id="88" w:name="_Toc364071531"/>
-      <w:bookmarkStart w:id="89" w:name="_Toc52348074"/>
+      <w:bookmarkStart w:id="88" w:name="_Toc52348074"/>
+      <w:bookmarkStart w:id="89" w:name="_Toc364071531"/>
       <w:bookmarkEnd w:id="76"/>
       <w:bookmarkEnd w:id="77"/>
       <w:bookmarkEnd w:id="78"/>
@@ -24462,7 +25207,7 @@
       <w:r>
         <w:t xml:space="preserve"> Physical</w:t>
       </w:r>
-      <w:bookmarkEnd w:id="89"/>
+      <w:bookmarkEnd w:id="88"/>
     </w:p>
     <w:p>
       <w:r>
@@ -25179,7 +25924,25 @@
                 <w:sz w:val="22"/>
                 <w:szCs w:val="22"/>
               </w:rPr>
-              <w:t xml:space="preserve"> lbs), </w:t>
+              <w:t xml:space="preserve"> </w:t>
+            </w:r>
+            <w:proofErr w:type="spellStart"/>
+            <w:r>
+              <w:rPr>
+                <w:rFonts w:asciiTheme="minorHAnsi" w:hAnsiTheme="minorHAnsi" w:cstheme="minorHAnsi"/>
+                <w:sz w:val="22"/>
+                <w:szCs w:val="22"/>
+              </w:rPr>
+              <w:t>lbs</w:t>
+            </w:r>
+            <w:proofErr w:type="spellEnd"/>
+            <w:r>
+              <w:rPr>
+                <w:rFonts w:asciiTheme="minorHAnsi" w:hAnsiTheme="minorHAnsi" w:cstheme="minorHAnsi"/>
+                <w:sz w:val="22"/>
+                <w:szCs w:val="22"/>
+              </w:rPr>
+              <w:t xml:space="preserve">), </w:t>
             </w:r>
             <w:r>
               <w:rPr>
@@ -25491,15 +26254,33 @@
                 <w:sz w:val="22"/>
                 <w:szCs w:val="22"/>
               </w:rPr>
-              <w:t xml:space="preserve">°C to + 85°C </w:t>
-            </w:r>
+              <w:t>°C to + 85°</w:t>
+            </w:r>
+            <w:proofErr w:type="gramStart"/>
             <w:r>
               <w:rPr>
                 <w:rFonts w:asciiTheme="minorHAnsi" w:hAnsiTheme="minorHAnsi" w:cstheme="minorHAnsi"/>
                 <w:sz w:val="22"/>
                 <w:szCs w:val="22"/>
               </w:rPr>
-              <w:t xml:space="preserve"> and </w:t>
+              <w:t xml:space="preserve">C </w:t>
+            </w:r>
+            <w:r>
+              <w:rPr>
+                <w:rFonts w:asciiTheme="minorHAnsi" w:hAnsiTheme="minorHAnsi" w:cstheme="minorHAnsi"/>
+                <w:sz w:val="22"/>
+                <w:szCs w:val="22"/>
+              </w:rPr>
+              <w:t xml:space="preserve"> and</w:t>
+            </w:r>
+            <w:proofErr w:type="gramEnd"/>
+            <w:r>
+              <w:rPr>
+                <w:rFonts w:asciiTheme="minorHAnsi" w:hAnsiTheme="minorHAnsi" w:cstheme="minorHAnsi"/>
+                <w:sz w:val="22"/>
+                <w:szCs w:val="22"/>
+              </w:rPr>
+              <w:t xml:space="preserve"> </w:t>
             </w:r>
             <w:r>
               <w:rPr>
@@ -25685,11 +26466,16 @@
             <w:tcW w:w="6149" w:type="dxa"/>
           </w:tcPr>
           <w:p>
+            <w:proofErr w:type="spellStart"/>
             <w:r>
               <w:t>R</w:t>
             </w:r>
             <w:r>
-              <w:t>adome materials</w:t>
+              <w:t>adome</w:t>
+            </w:r>
+            <w:proofErr w:type="spellEnd"/>
+            <w:r>
+              <w:t xml:space="preserve"> materials</w:t>
             </w:r>
             <w:r>
               <w:t xml:space="preserve"> to be used</w:t>
@@ -25740,6 +26526,7 @@
             <w:r>
               <w:t xml:space="preserve">Figure </w:t>
             </w:r>
+            <w:proofErr w:type="gramStart"/>
             <w:r>
               <w:rPr>
                 <w:noProof/>
@@ -25747,7 +26534,11 @@
               <w:t>9</w:t>
             </w:r>
             <w:r>
-              <w:t xml:space="preserve">  DO-160G EMI/EMC Requirements</w:t>
+              <w:t xml:space="preserve">  DO</w:t>
+            </w:r>
+            <w:proofErr w:type="gramEnd"/>
+            <w:r>
+              <w:t>-160G EMI/EMC Requirements</w:t>
             </w:r>
             <w:r>
               <w:fldChar w:fldCharType="end"/>
@@ -25786,6 +26577,7 @@
             <w:r>
               <w:t xml:space="preserve">Figure </w:t>
             </w:r>
+            <w:proofErr w:type="gramStart"/>
             <w:r>
               <w:rPr>
                 <w:noProof/>
@@ -25793,7 +26585,11 @@
               <w:t>8</w:t>
             </w:r>
             <w:r>
-              <w:t xml:space="preserve">  DO-160G Environmental Requirements</w:t>
+              <w:t xml:space="preserve">  DO</w:t>
+            </w:r>
+            <w:proofErr w:type="gramEnd"/>
+            <w:r>
+              <w:t>-160G Environmental Requirements</w:t>
             </w:r>
             <w:r>
               <w:fldChar w:fldCharType="end"/>
@@ -25884,9 +26680,14 @@
           <w:numId w:val="67"/>
         </w:numPr>
       </w:pPr>
+      <w:proofErr w:type="spellStart"/>
       <w:r>
         <w:lastRenderedPageBreak/>
-        <w:t xml:space="preserve">Outerlink Product Variant: </w:t>
+        <w:t>Outerlink</w:t>
+      </w:r>
+      <w:proofErr w:type="spellEnd"/>
+      <w:r>
+        <w:t xml:space="preserve"> Product Variant: </w:t>
       </w:r>
       <w:r>
         <w:t xml:space="preserve">Quantity </w:t>
@@ -26125,7 +26926,15 @@
         <w:t xml:space="preserve">. External Wi-Fi inside aircraft to be </w:t>
       </w:r>
       <w:r>
-        <w:t xml:space="preserve">GMI/Outerlink </w:t>
+        <w:t>GMI/</w:t>
+      </w:r>
+      <w:proofErr w:type="spellStart"/>
+      <w:r>
+        <w:t>Outerlink</w:t>
+      </w:r>
+      <w:proofErr w:type="spellEnd"/>
+      <w:r>
+        <w:t xml:space="preserve"> </w:t>
       </w:r>
       <w:r>
         <w:t>provided by remote COTS Wi-Fi unit connected to Aero SFX Ethernet</w:t>
@@ -26899,8 +27708,13 @@
           <w:numId w:val="9"/>
         </w:numPr>
       </w:pPr>
-      <w:r>
-        <w:t xml:space="preserve">KeyW developed iridium </w:t>
+      <w:proofErr w:type="spellStart"/>
+      <w:r>
+        <w:t>KeyW</w:t>
+      </w:r>
+      <w:proofErr w:type="spellEnd"/>
+      <w:r>
+        <w:t xml:space="preserve"> developed iridium </w:t>
       </w:r>
       <w:r>
         <w:t>C</w:t>
@@ -26912,7 +27726,15 @@
         <w:t>,</w:t>
       </w:r>
       <w:r>
-        <w:t xml:space="preserve"> or the KeyW iridium </w:t>
+        <w:t xml:space="preserve"> or the </w:t>
+      </w:r>
+      <w:proofErr w:type="spellStart"/>
+      <w:r>
+        <w:t>KeyW</w:t>
+      </w:r>
+      <w:proofErr w:type="spellEnd"/>
+      <w:r>
+        <w:t xml:space="preserve"> iridium </w:t>
       </w:r>
       <w:r>
         <w:t>C</w:t>
@@ -27069,7 +27891,7 @@
       <w:bookmarkStart w:id="104" w:name="_Ref350327843"/>
       <w:bookmarkStart w:id="105" w:name="_Toc364071532"/>
       <w:bookmarkStart w:id="106" w:name="_Toc52348080"/>
-      <w:bookmarkEnd w:id="88"/>
+      <w:bookmarkEnd w:id="89"/>
       <w:r>
         <w:t xml:space="preserve">Aero SFX </w:t>
       </w:r>
@@ -27136,9 +27958,9 @@
       <w:bookmarkStart w:id="117" w:name="_Toc350328294"/>
       <w:bookmarkStart w:id="118" w:name="_Toc350328352"/>
       <w:bookmarkStart w:id="119" w:name="_Ref51245509"/>
-      <w:bookmarkStart w:id="120" w:name="_Ref350332113"/>
-      <w:bookmarkStart w:id="121" w:name="_Toc364071537"/>
-      <w:bookmarkStart w:id="122" w:name="_Toc52348081"/>
+      <w:bookmarkStart w:id="120" w:name="_Toc52348081"/>
+      <w:bookmarkStart w:id="121" w:name="_Ref350332113"/>
+      <w:bookmarkStart w:id="122" w:name="_Toc364071537"/>
       <w:bookmarkEnd w:id="107"/>
       <w:bookmarkEnd w:id="108"/>
       <w:bookmarkEnd w:id="109"/>
@@ -27155,7 +27977,7 @@
         <w:t>Discrete Input 0</w:t>
       </w:r>
       <w:bookmarkEnd w:id="119"/>
-      <w:bookmarkEnd w:id="122"/>
+      <w:bookmarkEnd w:id="120"/>
     </w:p>
     <w:p>
       <w:pPr>
@@ -27261,8 +28083,8 @@
       <w:r>
         <w:t xml:space="preserve"> interfacing</w:t>
       </w:r>
-      <w:bookmarkEnd w:id="120"/>
       <w:bookmarkEnd w:id="121"/>
+      <w:bookmarkEnd w:id="122"/>
       <w:bookmarkEnd w:id="123"/>
       <w:bookmarkEnd w:id="124"/>
     </w:p>
@@ -27926,11 +28748,19 @@
           <w:lang w:val="fr-CA"/>
         </w:rPr>
       </w:pPr>
+      <w:proofErr w:type="spellStart"/>
       <w:r>
         <w:rPr>
           <w:lang w:val="fr-CA"/>
         </w:rPr>
-        <w:t>Built-in DHCP/NAT router.</w:t>
+        <w:t>Built-in</w:t>
+      </w:r>
+      <w:proofErr w:type="spellEnd"/>
+      <w:r>
+        <w:rPr>
+          <w:lang w:val="fr-CA"/>
+        </w:rPr>
+        <w:t xml:space="preserve"> DHCP/NAT router.</w:t>
       </w:r>
     </w:p>
     <w:p>
@@ -28021,9 +28851,11 @@
       <w:r>
         <w:t xml:space="preserve">the </w:t>
       </w:r>
+      <w:proofErr w:type="spellStart"/>
       <w:r>
         <w:t>Outerlink</w:t>
       </w:r>
+      <w:proofErr w:type="spellEnd"/>
       <w:r>
         <w:t xml:space="preserve"> (IRIS)</w:t>
       </w:r>
@@ -28176,13 +29008,13 @@
         <w:pStyle w:val="Heading3"/>
         <w:ind w:left="1080"/>
       </w:pPr>
-      <w:bookmarkStart w:id="129" w:name="_Ref350328389"/>
-      <w:bookmarkStart w:id="130" w:name="_Toc364071540"/>
-      <w:bookmarkStart w:id="131" w:name="_Toc52348084"/>
+      <w:bookmarkStart w:id="129" w:name="_Toc52348084"/>
+      <w:bookmarkStart w:id="130" w:name="_Ref350328389"/>
+      <w:bookmarkStart w:id="131" w:name="_Toc364071540"/>
       <w:r>
         <w:t>Wi-Fi interfacing</w:t>
       </w:r>
-      <w:bookmarkEnd w:id="131"/>
+      <w:bookmarkEnd w:id="129"/>
     </w:p>
     <w:p>
       <w:pPr>
@@ -28318,8 +29150,13 @@
       <w:r>
         <w:t xml:space="preserve">Communication with a </w:t>
       </w:r>
-      <w:r>
-        <w:t>Webmin interface</w:t>
+      <w:proofErr w:type="spellStart"/>
+      <w:r>
+        <w:t>Webmin</w:t>
+      </w:r>
+      <w:proofErr w:type="spellEnd"/>
+      <w:r>
+        <w:t xml:space="preserve"> interface</w:t>
       </w:r>
       <w:r>
         <w:t xml:space="preserve"> </w:t>
@@ -28341,7 +29178,15 @@
         <w:spacing w:after="160" w:line="259" w:lineRule="auto"/>
       </w:pPr>
       <w:r>
-        <w:t xml:space="preserve">Remote Users via Webmin </w:t>
+        <w:t xml:space="preserve">Remote Users via </w:t>
+      </w:r>
+      <w:proofErr w:type="spellStart"/>
+      <w:r>
+        <w:t>Webmin</w:t>
+      </w:r>
+      <w:proofErr w:type="spellEnd"/>
+      <w:r>
+        <w:t xml:space="preserve"> </w:t>
       </w:r>
       <w:r>
         <w:t xml:space="preserve">shall be able to connect, communicate and control </w:t>
@@ -28366,7 +29211,15 @@
         <w:spacing w:after="160" w:line="259" w:lineRule="auto"/>
       </w:pPr>
       <w:r>
-        <w:t xml:space="preserve">Remote Wi-Fi Users via Webmin </w:t>
+        <w:t xml:space="preserve">Remote Wi-Fi Users via </w:t>
+      </w:r>
+      <w:proofErr w:type="spellStart"/>
+      <w:r>
+        <w:t>Webmin</w:t>
+      </w:r>
+      <w:proofErr w:type="spellEnd"/>
+      <w:r>
+        <w:t xml:space="preserve"> </w:t>
       </w:r>
       <w:r>
         <w:t>should</w:t>
@@ -28710,8 +29563,13 @@
         <w:t>The Aero SFX shall support the following functions when controlled/configured by either the AM or an external system using the Aero SFX API</w:t>
       </w:r>
       <w:r>
-        <w:t xml:space="preserve"> or Webmin</w:t>
-      </w:r>
+        <w:t xml:space="preserve"> or </w:t>
+      </w:r>
+      <w:proofErr w:type="spellStart"/>
+      <w:r>
+        <w:t>Webmin</w:t>
+      </w:r>
+      <w:proofErr w:type="spellEnd"/>
       <w:r>
         <w:t>:</w:t>
       </w:r>
@@ -28757,13 +29615,29 @@
         <w:spacing w:after="120" w:line="240" w:lineRule="auto"/>
       </w:pPr>
       <w:r>
-        <w:t>All position and time stamp reports shall be sent via the iridium Certus network to the GMI/Outerlink Message Server.</w:t>
+        <w:t>All position and time stamp reports shall be sent via the iridium Certus network to the GMI/</w:t>
+      </w:r>
+      <w:proofErr w:type="spellStart"/>
+      <w:r>
+        <w:t>Outerlink</w:t>
+      </w:r>
+      <w:proofErr w:type="spellEnd"/>
+      <w:r>
+        <w:t xml:space="preserve"> Message Server.</w:t>
       </w:r>
       <w:r>
         <w:t xml:space="preserve"> </w:t>
       </w:r>
       <w:r>
-        <w:t xml:space="preserve">GMI/Outerlink Message Server shall be supported as per </w:t>
+        <w:t>GMI/</w:t>
+      </w:r>
+      <w:proofErr w:type="spellStart"/>
+      <w:r>
+        <w:t>Outerlink</w:t>
+      </w:r>
+      <w:proofErr w:type="spellEnd"/>
+      <w:r>
+        <w:t xml:space="preserve"> Message Server shall be supported as per </w:t>
       </w:r>
       <w:r>
         <w:fldChar w:fldCharType="begin"/>
@@ -28848,7 +29722,31 @@
         <w:ind w:left="720"/>
       </w:pPr>
       <w:r>
-        <w:t>GMI and Outerlink’s shall provide the Reporting and Tracking functionality and KeyW shall provide the hardware and supporting software for GPS serial interface/GPIOs access for Outerlink’s and GMI to allow Reporting and Tracking functionality.</w:t>
+        <w:t xml:space="preserve">GMI and </w:t>
+      </w:r>
+      <w:proofErr w:type="spellStart"/>
+      <w:r>
+        <w:t>Outerlink’s</w:t>
+      </w:r>
+      <w:proofErr w:type="spellEnd"/>
+      <w:r>
+        <w:t xml:space="preserve"> shall provide the Reporting and Tracking functionality and </w:t>
+      </w:r>
+      <w:proofErr w:type="spellStart"/>
+      <w:r>
+        <w:t>KeyW</w:t>
+      </w:r>
+      <w:proofErr w:type="spellEnd"/>
+      <w:r>
+        <w:t xml:space="preserve"> shall provide the hardware and supporting software for GPS serial interface/GPIOs access for </w:t>
+      </w:r>
+      <w:proofErr w:type="spellStart"/>
+      <w:r>
+        <w:t>Outerlink’s</w:t>
+      </w:r>
+      <w:proofErr w:type="spellEnd"/>
+      <w:r>
+        <w:t xml:space="preserve"> and GMI to allow Reporting and Tracking functionality.</w:t>
       </w:r>
     </w:p>
     <w:p>
@@ -28999,8 +29897,8 @@
       <w:bookmarkStart w:id="147" w:name="_Toc364071541"/>
       <w:bookmarkStart w:id="148" w:name="_Ref37333164"/>
       <w:bookmarkStart w:id="149" w:name="_Toc52348088"/>
-      <w:bookmarkEnd w:id="129"/>
       <w:bookmarkEnd w:id="130"/>
+      <w:bookmarkEnd w:id="131"/>
       <w:r>
         <w:t>Aero SFX</w:t>
       </w:r>
@@ -29154,7 +30052,15 @@
         <w:t>S Position Report and time stamp sent via the iridium Certus Network</w:t>
       </w:r>
       <w:r>
-        <w:t xml:space="preserve"> shall be provided by Outerlink’s and GMI as per section </w:t>
+        <w:t xml:space="preserve"> shall be provided by </w:t>
+      </w:r>
+      <w:proofErr w:type="spellStart"/>
+      <w:r>
+        <w:t>Outerlink’s</w:t>
+      </w:r>
+      <w:proofErr w:type="spellEnd"/>
+      <w:r>
+        <w:t xml:space="preserve"> and GMI as per section </w:t>
       </w:r>
       <w:r>
         <w:fldChar w:fldCharType="begin"/>
@@ -29238,8 +30144,13 @@
         <w:t xml:space="preserve"> This shall be configurable</w:t>
       </w:r>
       <w:r>
-        <w:t xml:space="preserve"> using Webmin</w:t>
-      </w:r>
+        <w:t xml:space="preserve"> using </w:t>
+      </w:r>
+      <w:proofErr w:type="spellStart"/>
+      <w:r>
+        <w:t>Webmin</w:t>
+      </w:r>
+      <w:proofErr w:type="spellEnd"/>
       <w:r>
         <w:t>.</w:t>
       </w:r>
@@ -29274,7 +30185,15 @@
         <w:t xml:space="preserve"> Terminal status/event </w:t>
       </w:r>
       <w:r>
-        <w:t>notification, accessible by GMI/Outerlink, when</w:t>
+        <w:t>notification, accessible by GMI/</w:t>
+      </w:r>
+      <w:proofErr w:type="spellStart"/>
+      <w:r>
+        <w:t>Outerlink</w:t>
+      </w:r>
+      <w:proofErr w:type="spellEnd"/>
+      <w:r>
+        <w:t>, when</w:t>
       </w:r>
       <w:r>
         <w:t xml:space="preserve"> </w:t>
@@ -29318,8 +30237,13 @@
       <w:r>
         <w:t xml:space="preserve"> after a </w:t>
       </w:r>
-      <w:r>
-        <w:t xml:space="preserve">Webmin </w:t>
+      <w:proofErr w:type="spellStart"/>
+      <w:r>
+        <w:t>Webmin</w:t>
+      </w:r>
+      <w:proofErr w:type="spellEnd"/>
+      <w:r>
+        <w:t xml:space="preserve"> </w:t>
       </w:r>
       <w:r>
         <w:t>configurable period</w:t>
@@ -29346,25 +30270,49 @@
         <w:t xml:space="preserve">the </w:t>
       </w:r>
       <w:r>
+        <w:t xml:space="preserve">Aero </w:t>
+      </w:r>
+      <w:proofErr w:type="gramStart"/>
+      <w:r>
+        <w:t>SFX</w:t>
+      </w:r>
+      <w:r>
+        <w:t>(</w:t>
+      </w:r>
+      <w:proofErr w:type="gramEnd"/>
+      <w:r>
+        <w:t>GMI/</w:t>
+      </w:r>
+      <w:proofErr w:type="spellStart"/>
+      <w:r>
+        <w:t>Outerlink</w:t>
+      </w:r>
+      <w:proofErr w:type="spellEnd"/>
+      <w:r>
+        <w:t xml:space="preserve"> responsibility)</w:t>
+      </w:r>
+      <w:r>
+        <w:t xml:space="preserve"> shall perform the following functions prior to total </w:t>
+      </w:r>
+      <w:r>
         <w:t>Aero SFX</w:t>
       </w:r>
       <w:r>
-        <w:t>(GMI/Outerlink responsibility)</w:t>
-      </w:r>
-      <w:r>
-        <w:t xml:space="preserve"> shall perform the following functions prior to total </w:t>
-      </w:r>
-      <w:r>
-        <w:t>Aero SFX</w:t>
-      </w:r>
-      <w:r>
         <w:t xml:space="preserve"> shutdown</w:t>
       </w:r>
       <w:r>
         <w:t xml:space="preserve">. </w:t>
       </w:r>
       <w:r>
-        <w:t xml:space="preserve"> An Aero SFX API configurable Power Down GNSS Position Report and time stamp sent via the iridium Certus Network shall be provided by Outerlink’s and GMI as per section 3.4.1. </w:t>
+        <w:t xml:space="preserve"> An Aero SFX API configurable Power Down GNSS Position Report and time stamp sent via the iridium Certus Network shall be provided by </w:t>
+      </w:r>
+      <w:proofErr w:type="spellStart"/>
+      <w:r>
+        <w:t>Outerlink’s</w:t>
+      </w:r>
+      <w:proofErr w:type="spellEnd"/>
+      <w:r>
+        <w:t xml:space="preserve"> and GMI as per section 3.4.1. </w:t>
       </w:r>
       <w:r>
         <w:t xml:space="preserve">During this time other non-critical Aero SFX functions may be powered down. </w:t>
@@ -29412,7 +30360,15 @@
         </w:numPr>
       </w:pPr>
       <w:r>
-        <w:t xml:space="preserve">If the Aero SFX terminal has been configured using Webmin to allow for Power down message this Power Down message/GPS position would be bumped to the front of the </w:t>
+        <w:t xml:space="preserve">If the Aero SFX terminal has been configured using </w:t>
+      </w:r>
+      <w:proofErr w:type="spellStart"/>
+      <w:r>
+        <w:t>Webmin</w:t>
+      </w:r>
+      <w:proofErr w:type="spellEnd"/>
+      <w:r>
+        <w:t xml:space="preserve"> to allow for Power down message this Power Down message/GPS position would be bumped to the front of the </w:t>
       </w:r>
       <w:r>
         <w:t xml:space="preserve">Certus message </w:t>
@@ -29434,13 +30390,39 @@
       </w:r>
       <w:bookmarkStart w:id="156" w:name="_Hlk49504506"/>
       <w:bookmarkStart w:id="157" w:name="_Hlk49504477"/>
-      <w:r>
-        <w:t>Outerlink or GMI shall be responsible for the power down position report</w:t>
+      <w:proofErr w:type="spellStart"/>
+      <w:r>
+        <w:t>Outerlink</w:t>
+      </w:r>
+      <w:proofErr w:type="spellEnd"/>
+      <w:r>
+        <w:t xml:space="preserve"> or GMI shall be responsible for the power down position report</w:t>
       </w:r>
       <w:bookmarkEnd w:id="156"/>
       <w:r>
-        <w:t>, KeyW for providing the supercap/external battery power and Certus message queue status notifications to GMI/Outerlink</w:t>
-      </w:r>
+        <w:t xml:space="preserve">, </w:t>
+      </w:r>
+      <w:proofErr w:type="spellStart"/>
+      <w:r>
+        <w:t>KeyW</w:t>
+      </w:r>
+      <w:proofErr w:type="spellEnd"/>
+      <w:r>
+        <w:t xml:space="preserve"> for providing the </w:t>
+      </w:r>
+      <w:proofErr w:type="spellStart"/>
+      <w:r>
+        <w:t>supercap</w:t>
+      </w:r>
+      <w:proofErr w:type="spellEnd"/>
+      <w:r>
+        <w:t>/external battery power and Certus message queue status notifications to GMI/</w:t>
+      </w:r>
+      <w:proofErr w:type="spellStart"/>
+      <w:r>
+        <w:t>Outerlink</w:t>
+      </w:r>
+      <w:proofErr w:type="spellEnd"/>
       <w:r>
         <w:t>.</w:t>
       </w:r>
@@ -29455,7 +30437,15 @@
         </w:numPr>
       </w:pPr>
       <w:r>
-        <w:t xml:space="preserve">If the Aero SFX terminal has been configured using Webmin to NOT send a Power down message/GPS position then the Aero SFX terminal </w:t>
+        <w:t xml:space="preserve">If the Aero SFX terminal has been configured using </w:t>
+      </w:r>
+      <w:proofErr w:type="spellStart"/>
+      <w:r>
+        <w:t>Webmin</w:t>
+      </w:r>
+      <w:proofErr w:type="spellEnd"/>
+      <w:r>
+        <w:t xml:space="preserve"> to NOT send a Power down message/GPS position then the Aero SFX terminal </w:t>
       </w:r>
       <w:r>
         <w:rPr>
@@ -29546,9 +30536,11 @@
       <w:r>
         <w:t>GM/</w:t>
       </w:r>
+      <w:proofErr w:type="spellStart"/>
       <w:r>
         <w:t>Outerlink</w:t>
       </w:r>
+      <w:proofErr w:type="spellEnd"/>
       <w:r>
         <w:t xml:space="preserve"> network</w:t>
       </w:r>
@@ -29567,14 +30559,27 @@
       <w:r>
         <w:t xml:space="preserve"> </w:t>
       </w:r>
-      <w:r>
-        <w:t xml:space="preserve">Outerlink or GMI shall be responsible for the power down position report </w:t>
+      <w:proofErr w:type="spellStart"/>
+      <w:r>
+        <w:t>Outerlink</w:t>
+      </w:r>
+      <w:proofErr w:type="spellEnd"/>
+      <w:r>
+        <w:t xml:space="preserve"> or GMI shall be responsible for the power down position report </w:t>
       </w:r>
       <w:r>
         <w:t>This should be configurable by the Aero SFX API.</w:t>
       </w:r>
       <w:r>
-        <w:t xml:space="preserve"> Outerlink or GMI shall be responsible for the power down position report. </w:t>
+        <w:t xml:space="preserve"> </w:t>
+      </w:r>
+      <w:proofErr w:type="spellStart"/>
+      <w:r>
+        <w:t>Outerlink</w:t>
+      </w:r>
+      <w:proofErr w:type="spellEnd"/>
+      <w:r>
+        <w:t xml:space="preserve"> or GMI shall be responsible for the power down position report. </w:t>
       </w:r>
       <w:r>
         <w:t xml:space="preserve"> Before the Shutdown message is sent, the Aero SFX Terminal shall attempt to flush the outbound Certus message queue to expedite transmission of the power down message. The Aero SFX Terminal shall </w:t>
@@ -29661,7 +30666,15 @@
         <w:t xml:space="preserve"> This non-volatile storage of unsent messages may be on the AM.</w:t>
       </w:r>
       <w:r>
-        <w:t xml:space="preserve"> Outerlink or GMI shall be responsible for </w:t>
+        <w:t xml:space="preserve"> </w:t>
+      </w:r>
+      <w:proofErr w:type="spellStart"/>
+      <w:r>
+        <w:t>Outerlink</w:t>
+      </w:r>
+      <w:proofErr w:type="spellEnd"/>
+      <w:r>
+        <w:t xml:space="preserve"> or GMI shall be responsible for </w:t>
       </w:r>
       <w:r>
         <w:lastRenderedPageBreak/>
@@ -29740,9 +30753,9 @@
         <w:pStyle w:val="Heading2"/>
       </w:pPr>
       <w:bookmarkStart w:id="160" w:name="_Ref36631583"/>
-      <w:bookmarkStart w:id="161" w:name="_Hlk36624324"/>
-      <w:bookmarkStart w:id="162" w:name="_Toc364071545"/>
-      <w:bookmarkStart w:id="163" w:name="_Toc52348091"/>
+      <w:bookmarkStart w:id="161" w:name="_Toc52348091"/>
+      <w:bookmarkStart w:id="162" w:name="_Hlk36624324"/>
+      <w:bookmarkStart w:id="163" w:name="_Toc364071545"/>
       <w:r>
         <w:t xml:space="preserve">Aero SFX </w:t>
       </w:r>
@@ -29750,9 +30763,9 @@
         <w:t>Terminal Management Mode</w:t>
       </w:r>
       <w:bookmarkEnd w:id="160"/>
-      <w:bookmarkEnd w:id="163"/>
-    </w:p>
-    <w:bookmarkEnd w:id="161"/>
+      <w:bookmarkEnd w:id="161"/>
+    </w:p>
+    <w:bookmarkEnd w:id="162"/>
     <w:p>
       <w:pPr>
         <w:widowControl w:val="0"/>
@@ -29781,6 +30794,7 @@
         </w:rPr>
         <w:t xml:space="preserve">support control, configuration and status via both </w:t>
       </w:r>
+      <w:proofErr w:type="spellStart"/>
       <w:r>
         <w:rPr>
           <w:rFonts w:ascii="Calibri" w:eastAsia="Times New Roman" w:hAnsi="Calibri" w:cs="Times New Roman"/>
@@ -29791,12 +30805,19 @@
         <w:rPr>
           <w:rFonts w:ascii="Calibri" w:eastAsia="Times New Roman" w:hAnsi="Calibri" w:cs="Times New Roman"/>
         </w:rPr>
-        <w:t>ebmin a</w:t>
-      </w:r>
+        <w:t>ebmin</w:t>
+      </w:r>
+      <w:proofErr w:type="spellEnd"/>
       <w:r>
         <w:rPr>
           <w:rFonts w:ascii="Calibri" w:eastAsia="Times New Roman" w:hAnsi="Calibri" w:cs="Times New Roman"/>
         </w:rPr>
+        <w:t xml:space="preserve"> a</w:t>
+      </w:r>
+      <w:r>
+        <w:rPr>
+          <w:rFonts w:ascii="Calibri" w:eastAsia="Times New Roman" w:hAnsi="Calibri" w:cs="Times New Roman"/>
+        </w:rPr>
         <w:t xml:space="preserve">nd </w:t>
       </w:r>
       <w:r>
@@ -29805,6 +30826,7 @@
         </w:rPr>
         <w:t xml:space="preserve">remote </w:t>
       </w:r>
+      <w:proofErr w:type="spellStart"/>
       <w:r>
         <w:rPr>
           <w:rFonts w:ascii="Calibri" w:eastAsia="Times New Roman" w:hAnsi="Calibri" w:cs="Times New Roman"/>
@@ -29815,7 +30837,14 @@
         <w:rPr>
           <w:rFonts w:ascii="Calibri" w:eastAsia="Times New Roman" w:hAnsi="Calibri" w:cs="Times New Roman"/>
         </w:rPr>
-        <w:t xml:space="preserve">ebmin </w:t>
+        <w:t>ebmin</w:t>
+      </w:r>
+      <w:proofErr w:type="spellEnd"/>
+      <w:r>
+        <w:rPr>
+          <w:rFonts w:ascii="Calibri" w:eastAsia="Times New Roman" w:hAnsi="Calibri" w:cs="Times New Roman"/>
+        </w:rPr>
+        <w:t xml:space="preserve"> </w:t>
       </w:r>
       <w:r>
         <w:rPr>
@@ -29904,7 +30933,21 @@
         <w:rPr>
           <w:rFonts w:ascii="Calibri" w:eastAsia="Times New Roman" w:hAnsi="Calibri" w:cs="Times New Roman"/>
         </w:rPr>
-        <w:t>The Aero SFX Terminal management mode shall be changeable using a Web based PC application Webmin or similar</w:t>
+        <w:t xml:space="preserve">The Aero SFX Terminal management mode shall be changeable using a Web based PC application </w:t>
+      </w:r>
+      <w:proofErr w:type="spellStart"/>
+      <w:r>
+        <w:rPr>
+          <w:rFonts w:ascii="Calibri" w:eastAsia="Times New Roman" w:hAnsi="Calibri" w:cs="Times New Roman"/>
+        </w:rPr>
+        <w:t>Webmin</w:t>
+      </w:r>
+      <w:proofErr w:type="spellEnd"/>
+      <w:r>
+        <w:rPr>
+          <w:rFonts w:ascii="Calibri" w:eastAsia="Times New Roman" w:hAnsi="Calibri" w:cs="Times New Roman"/>
+        </w:rPr>
+        <w:t xml:space="preserve"> or similar</w:t>
       </w:r>
       <w:r>
         <w:rPr>
@@ -30348,10 +31391,15 @@
       </w:r>
       <w:bookmarkEnd w:id="165"/>
       <w:r>
-        <w:t xml:space="preserve"> via Webmin</w:t>
+        <w:t xml:space="preserve"> via </w:t>
+      </w:r>
+      <w:proofErr w:type="spellStart"/>
+      <w:r>
+        <w:t>Webmin</w:t>
       </w:r>
       <w:bookmarkEnd w:id="166"/>
       <w:bookmarkEnd w:id="167"/>
+      <w:proofErr w:type="spellEnd"/>
     </w:p>
     <w:p>
       <w:pPr>
@@ -30375,6 +31423,7 @@
         </w:rPr>
         <w:t xml:space="preserve">remote OTA </w:t>
       </w:r>
+      <w:proofErr w:type="spellStart"/>
       <w:r>
         <w:rPr>
           <w:rFonts w:ascii="Calibri" w:eastAsia="Times New Roman" w:hAnsi="Calibri" w:cs="Times New Roman"/>
@@ -30387,6 +31436,7 @@
         </w:rPr>
         <w:t>ebmin</w:t>
       </w:r>
+      <w:proofErr w:type="spellEnd"/>
       <w:r>
         <w:rPr>
           <w:rFonts w:ascii="Calibri" w:eastAsia="Times New Roman" w:hAnsi="Calibri" w:cs="Times New Roman"/>
@@ -30473,7 +31523,21 @@
         <w:rPr>
           <w:rFonts w:ascii="Calibri" w:eastAsia="Times New Roman" w:hAnsi="Calibri" w:cs="Times New Roman"/>
         </w:rPr>
-        <w:t xml:space="preserve"> is the responsibility of Outerlink or GMI as per section </w:t>
+        <w:t xml:space="preserve"> is the responsibility of </w:t>
+      </w:r>
+      <w:proofErr w:type="spellStart"/>
+      <w:r>
+        <w:rPr>
+          <w:rFonts w:ascii="Calibri" w:eastAsia="Times New Roman" w:hAnsi="Calibri" w:cs="Times New Roman"/>
+        </w:rPr>
+        <w:t>Outerlink</w:t>
+      </w:r>
+      <w:proofErr w:type="spellEnd"/>
+      <w:r>
+        <w:rPr>
+          <w:rFonts w:ascii="Calibri" w:eastAsia="Times New Roman" w:hAnsi="Calibri" w:cs="Times New Roman"/>
+        </w:rPr>
+        <w:t xml:space="preserve"> or GMI as per section </w:t>
       </w:r>
       <w:r>
         <w:rPr>
@@ -30814,17 +31878,39 @@
           <w:rFonts w:ascii="Calibri" w:eastAsia="Times New Roman" w:hAnsi="Calibri" w:cs="Times New Roman"/>
         </w:rPr>
       </w:pPr>
+      <w:proofErr w:type="spellStart"/>
       <w:r>
         <w:rPr>
           <w:rFonts w:ascii="Calibri" w:eastAsia="Times New Roman" w:hAnsi="Calibri" w:cs="Times New Roman"/>
         </w:rPr>
-        <w:t xml:space="preserve">Webmin access </w:t>
-      </w:r>
+        <w:t>Webmin</w:t>
+      </w:r>
+      <w:proofErr w:type="spellEnd"/>
       <w:r>
         <w:rPr>
           <w:rFonts w:ascii="Calibri" w:eastAsia="Times New Roman" w:hAnsi="Calibri" w:cs="Times New Roman"/>
         </w:rPr>
-        <w:t xml:space="preserve">provided by KeyW </w:t>
+        <w:t xml:space="preserve"> access </w:t>
+      </w:r>
+      <w:r>
+        <w:rPr>
+          <w:rFonts w:ascii="Calibri" w:eastAsia="Times New Roman" w:hAnsi="Calibri" w:cs="Times New Roman"/>
+        </w:rPr>
+        <w:t xml:space="preserve">provided by </w:t>
+      </w:r>
+      <w:proofErr w:type="spellStart"/>
+      <w:r>
+        <w:rPr>
+          <w:rFonts w:ascii="Calibri" w:eastAsia="Times New Roman" w:hAnsi="Calibri" w:cs="Times New Roman"/>
+        </w:rPr>
+        <w:t>KeyW</w:t>
+      </w:r>
+      <w:proofErr w:type="spellEnd"/>
+      <w:r>
+        <w:rPr>
+          <w:rFonts w:ascii="Calibri" w:eastAsia="Times New Roman" w:hAnsi="Calibri" w:cs="Times New Roman"/>
+        </w:rPr>
+        <w:t xml:space="preserve"> </w:t>
       </w:r>
       <w:r>
         <w:rPr>
@@ -30939,12 +32025,14 @@
         <w:lastRenderedPageBreak/>
         <w:t xml:space="preserve">Use existing </w:t>
       </w:r>
+      <w:proofErr w:type="spellStart"/>
       <w:r>
         <w:rPr>
           <w:rFonts w:ascii="Calibri" w:eastAsia="Times New Roman" w:hAnsi="Calibri" w:cs="Times New Roman"/>
         </w:rPr>
         <w:t>Webmin</w:t>
       </w:r>
+      <w:proofErr w:type="spellEnd"/>
       <w:r>
         <w:rPr>
           <w:rFonts w:ascii="Calibri" w:eastAsia="Times New Roman" w:hAnsi="Calibri" w:cs="Times New Roman"/>
@@ -31361,7 +32449,35 @@
         <w:rPr>
           <w:rFonts w:ascii="Calibri" w:eastAsia="Times New Roman" w:hAnsi="Calibri" w:cs="Times New Roman"/>
         </w:rPr>
-        <w:t xml:space="preserve">mutually agreed between KeyW and GMI/Outerlink during design that are </w:t>
+        <w:t xml:space="preserve">mutually agreed between </w:t>
+      </w:r>
+      <w:proofErr w:type="spellStart"/>
+      <w:r>
+        <w:rPr>
+          <w:rFonts w:ascii="Calibri" w:eastAsia="Times New Roman" w:hAnsi="Calibri" w:cs="Times New Roman"/>
+        </w:rPr>
+        <w:t>KeyW</w:t>
+      </w:r>
+      <w:proofErr w:type="spellEnd"/>
+      <w:r>
+        <w:rPr>
+          <w:rFonts w:ascii="Calibri" w:eastAsia="Times New Roman" w:hAnsi="Calibri" w:cs="Times New Roman"/>
+        </w:rPr>
+        <w:t xml:space="preserve"> and GMI/</w:t>
+      </w:r>
+      <w:proofErr w:type="spellStart"/>
+      <w:r>
+        <w:rPr>
+          <w:rFonts w:ascii="Calibri" w:eastAsia="Times New Roman" w:hAnsi="Calibri" w:cs="Times New Roman"/>
+        </w:rPr>
+        <w:t>Outerlink</w:t>
+      </w:r>
+      <w:proofErr w:type="spellEnd"/>
+      <w:r>
+        <w:rPr>
+          <w:rFonts w:ascii="Calibri" w:eastAsia="Times New Roman" w:hAnsi="Calibri" w:cs="Times New Roman"/>
+        </w:rPr>
+        <w:t xml:space="preserve"> during design that are </w:t>
       </w:r>
       <w:r>
         <w:rPr>
@@ -32479,7 +33595,21 @@
         <w:rPr>
           <w:rFonts w:ascii="Calibri" w:eastAsia="Times New Roman" w:hAnsi="Calibri" w:cs="Times New Roman"/>
         </w:rPr>
-        <w:t>Select channel number or Auto)</w:t>
+        <w:t xml:space="preserve">Select channel number or </w:t>
+      </w:r>
+      <w:proofErr w:type="gramStart"/>
+      <w:r>
+        <w:rPr>
+          <w:rFonts w:ascii="Calibri" w:eastAsia="Times New Roman" w:hAnsi="Calibri" w:cs="Times New Roman"/>
+        </w:rPr>
+        <w:t>Auto</w:t>
+      </w:r>
+      <w:proofErr w:type="gramEnd"/>
+      <w:r>
+        <w:rPr>
+          <w:rFonts w:ascii="Calibri" w:eastAsia="Times New Roman" w:hAnsi="Calibri" w:cs="Times New Roman"/>
+        </w:rPr>
+        <w:t>)</w:t>
       </w:r>
     </w:p>
     <w:p>
@@ -32899,7 +34029,21 @@
         <w:rPr>
           <w:rFonts w:ascii="Calibri" w:eastAsia="Times New Roman" w:hAnsi="Calibri" w:cs="Times New Roman"/>
         </w:rPr>
-        <w:t>Power up(Enable/Disable)</w:t>
+        <w:t xml:space="preserve">Power </w:t>
+      </w:r>
+      <w:proofErr w:type="gramStart"/>
+      <w:r>
+        <w:rPr>
+          <w:rFonts w:ascii="Calibri" w:eastAsia="Times New Roman" w:hAnsi="Calibri" w:cs="Times New Roman"/>
+        </w:rPr>
+        <w:t>up(</w:t>
+      </w:r>
+      <w:proofErr w:type="gramEnd"/>
+      <w:r>
+        <w:rPr>
+          <w:rFonts w:ascii="Calibri" w:eastAsia="Times New Roman" w:hAnsi="Calibri" w:cs="Times New Roman"/>
+        </w:rPr>
+        <w:t>Enable/Disable)</w:t>
       </w:r>
     </w:p>
     <w:p>
@@ -33005,13 +34149,41 @@
         <w:rPr>
           <w:rFonts w:ascii="Calibri" w:eastAsia="Times New Roman" w:hAnsi="Calibri" w:cs="Times New Roman"/>
         </w:rPr>
-        <w:t>GPIO configuration and status.</w:t>
-      </w:r>
+        <w:t xml:space="preserve">GPIO configuration and </w:t>
+      </w:r>
+      <w:proofErr w:type="gramStart"/>
       <w:r>
         <w:rPr>
           <w:rFonts w:ascii="Calibri" w:eastAsia="Times New Roman" w:hAnsi="Calibri" w:cs="Times New Roman"/>
         </w:rPr>
-        <w:t>(anything not GMI/Outerlink specific)</w:t>
+        <w:t>status.</w:t>
+      </w:r>
+      <w:r>
+        <w:rPr>
+          <w:rFonts w:ascii="Calibri" w:eastAsia="Times New Roman" w:hAnsi="Calibri" w:cs="Times New Roman"/>
+        </w:rPr>
+        <w:t>(</w:t>
+      </w:r>
+      <w:proofErr w:type="gramEnd"/>
+      <w:r>
+        <w:rPr>
+          <w:rFonts w:ascii="Calibri" w:eastAsia="Times New Roman" w:hAnsi="Calibri" w:cs="Times New Roman"/>
+        </w:rPr>
+        <w:t>anything not GMI/</w:t>
+      </w:r>
+      <w:proofErr w:type="spellStart"/>
+      <w:r>
+        <w:rPr>
+          <w:rFonts w:ascii="Calibri" w:eastAsia="Times New Roman" w:hAnsi="Calibri" w:cs="Times New Roman"/>
+        </w:rPr>
+        <w:t>Outerlink</w:t>
+      </w:r>
+      <w:proofErr w:type="spellEnd"/>
+      <w:r>
+        <w:rPr>
+          <w:rFonts w:ascii="Calibri" w:eastAsia="Times New Roman" w:hAnsi="Calibri" w:cs="Times New Roman"/>
+        </w:rPr>
+        <w:t xml:space="preserve"> specific)</w:t>
       </w:r>
     </w:p>
     <w:p>
@@ -33154,6 +34326,7 @@
         </w:rPr>
         <w:t xml:space="preserve">for </w:t>
       </w:r>
+      <w:proofErr w:type="gramStart"/>
       <w:r>
         <w:rPr>
           <w:rFonts w:ascii="Calibri" w:eastAsia="Times New Roman" w:hAnsi="Calibri" w:cs="Times New Roman"/>
@@ -33164,7 +34337,14 @@
         <w:rPr>
           <w:rFonts w:ascii="Calibri" w:eastAsia="Times New Roman" w:hAnsi="Calibri" w:cs="Times New Roman"/>
         </w:rPr>
-        <w:t xml:space="preserve">(e.g. for </w:t>
+        <w:t>(</w:t>
+      </w:r>
+      <w:proofErr w:type="gramEnd"/>
+      <w:r>
+        <w:rPr>
+          <w:rFonts w:ascii="Calibri" w:eastAsia="Times New Roman" w:hAnsi="Calibri" w:cs="Times New Roman"/>
+        </w:rPr>
+        <w:t xml:space="preserve">e.g. for </w:t>
       </w:r>
       <w:r>
         <w:rPr>
@@ -33267,7 +34447,21 @@
         <w:rPr>
           <w:rFonts w:ascii="Calibri" w:eastAsia="Times New Roman" w:hAnsi="Calibri" w:cs="Times New Roman"/>
         </w:rPr>
-        <w:t>Run Aero SFX Terminal BIT(All, Subsystem)</w:t>
+        <w:t xml:space="preserve">Run Aero SFX Terminal </w:t>
+      </w:r>
+      <w:proofErr w:type="gramStart"/>
+      <w:r>
+        <w:rPr>
+          <w:rFonts w:ascii="Calibri" w:eastAsia="Times New Roman" w:hAnsi="Calibri" w:cs="Times New Roman"/>
+        </w:rPr>
+        <w:t>BIT(</w:t>
+      </w:r>
+      <w:proofErr w:type="gramEnd"/>
+      <w:r>
+        <w:rPr>
+          <w:rFonts w:ascii="Calibri" w:eastAsia="Times New Roman" w:hAnsi="Calibri" w:cs="Times New Roman"/>
+        </w:rPr>
+        <w:t>All, Subsystem)</w:t>
       </w:r>
     </w:p>
     <w:p>
@@ -33357,14 +34551,22 @@
         <w:rPr>
           <w:rFonts w:ascii="Calibri" w:eastAsia="Times New Roman" w:hAnsi="Calibri" w:cs="Times New Roman"/>
         </w:rPr>
-        <w:t xml:space="preserve"> Aero SFX </w:t>
-      </w:r>
+        <w:t xml:space="preserve"> Aero </w:t>
+      </w:r>
+      <w:proofErr w:type="gramStart"/>
       <w:r>
         <w:rPr>
           <w:rFonts w:ascii="Calibri" w:eastAsia="Times New Roman" w:hAnsi="Calibri" w:cs="Times New Roman"/>
         </w:rPr>
+        <w:t xml:space="preserve">SFX </w:t>
+      </w:r>
+      <w:r>
+        <w:rPr>
+          <w:rFonts w:ascii="Calibri" w:eastAsia="Times New Roman" w:hAnsi="Calibri" w:cs="Times New Roman"/>
+        </w:rPr>
         <w:t xml:space="preserve"> Terminal</w:t>
       </w:r>
+      <w:proofErr w:type="gramEnd"/>
     </w:p>
     <w:p>
       <w:pPr>
@@ -33519,11 +34721,19 @@
         </w:rPr>
         <w:t xml:space="preserve">Aero SFX Terminal </w:t>
       </w:r>
+      <w:proofErr w:type="spellStart"/>
       <w:r>
         <w:rPr>
           <w:rFonts w:ascii="Calibri" w:eastAsia="Times New Roman" w:hAnsi="Calibri" w:cs="Times New Roman"/>
         </w:rPr>
-        <w:t>Webmin a</w:t>
+        <w:t>Webmin</w:t>
+      </w:r>
+      <w:proofErr w:type="spellEnd"/>
+      <w:r>
+        <w:rPr>
+          <w:rFonts w:ascii="Calibri" w:eastAsia="Times New Roman" w:hAnsi="Calibri" w:cs="Times New Roman"/>
+        </w:rPr>
+        <w:t xml:space="preserve"> a</w:t>
       </w:r>
       <w:r>
         <w:rPr>
@@ -33751,7 +34961,35 @@
         <w:rPr>
           <w:rFonts w:ascii="Calibri" w:eastAsia="Times New Roman" w:hAnsi="Calibri" w:cs="Times New Roman"/>
         </w:rPr>
-        <w:t xml:space="preserve"> and allow configuration of Aero SFX terminal boot configuration (e.g. GMI variant, Outerlink variant, Other variant)</w:t>
+        <w:t xml:space="preserve"> and allow configuration of Aero SFX terminal boot configuration (e.g. GMI variant, </w:t>
+      </w:r>
+      <w:proofErr w:type="spellStart"/>
+      <w:r>
+        <w:rPr>
+          <w:rFonts w:ascii="Calibri" w:eastAsia="Times New Roman" w:hAnsi="Calibri" w:cs="Times New Roman"/>
+        </w:rPr>
+        <w:t>Outerlink</w:t>
+      </w:r>
+      <w:proofErr w:type="spellEnd"/>
+      <w:r>
+        <w:rPr>
+          <w:rFonts w:ascii="Calibri" w:eastAsia="Times New Roman" w:hAnsi="Calibri" w:cs="Times New Roman"/>
+        </w:rPr>
+        <w:t xml:space="preserve"> variant, </w:t>
+      </w:r>
+      <w:proofErr w:type="gramStart"/>
+      <w:r>
+        <w:rPr>
+          <w:rFonts w:ascii="Calibri" w:eastAsia="Times New Roman" w:hAnsi="Calibri" w:cs="Times New Roman"/>
+        </w:rPr>
+        <w:t>Other</w:t>
+      </w:r>
+      <w:proofErr w:type="gramEnd"/>
+      <w:r>
+        <w:rPr>
+          <w:rFonts w:ascii="Calibri" w:eastAsia="Times New Roman" w:hAnsi="Calibri" w:cs="Times New Roman"/>
+        </w:rPr>
+        <w:t xml:space="preserve"> variant)</w:t>
       </w:r>
     </w:p>
     <w:p>
@@ -33812,14 +35050,36 @@
         <w:rPr>
           <w:rFonts w:ascii="Calibri" w:eastAsia="Times New Roman" w:hAnsi="Calibri" w:cs="Times New Roman"/>
         </w:rPr>
-        <w:t xml:space="preserve">Help -  List of </w:t>
-      </w:r>
+        <w:t xml:space="preserve">Help </w:t>
+      </w:r>
+      <w:proofErr w:type="gramStart"/>
       <w:r>
         <w:rPr>
           <w:rFonts w:ascii="Calibri" w:eastAsia="Times New Roman" w:hAnsi="Calibri" w:cs="Times New Roman"/>
         </w:rPr>
-        <w:t>supported Webmin</w:t>
-      </w:r>
+        <w:t>-  List</w:t>
+      </w:r>
+      <w:proofErr w:type="gramEnd"/>
+      <w:r>
+        <w:rPr>
+          <w:rFonts w:ascii="Calibri" w:eastAsia="Times New Roman" w:hAnsi="Calibri" w:cs="Times New Roman"/>
+        </w:rPr>
+        <w:t xml:space="preserve"> of </w:t>
+      </w:r>
+      <w:r>
+        <w:rPr>
+          <w:rFonts w:ascii="Calibri" w:eastAsia="Times New Roman" w:hAnsi="Calibri" w:cs="Times New Roman"/>
+        </w:rPr>
+        <w:t xml:space="preserve">supported </w:t>
+      </w:r>
+      <w:proofErr w:type="spellStart"/>
+      <w:r>
+        <w:rPr>
+          <w:rFonts w:ascii="Calibri" w:eastAsia="Times New Roman" w:hAnsi="Calibri" w:cs="Times New Roman"/>
+        </w:rPr>
+        <w:t>Webmin</w:t>
+      </w:r>
+      <w:proofErr w:type="spellEnd"/>
       <w:r>
         <w:rPr>
           <w:rFonts w:ascii="Calibri" w:eastAsia="Times New Roman" w:hAnsi="Calibri" w:cs="Times New Roman"/>
@@ -33858,7 +35118,91 @@
         <w:rPr>
           <w:rFonts w:ascii="Calibri" w:eastAsia="Times New Roman" w:hAnsi="Calibri" w:cs="Times New Roman"/>
         </w:rPr>
-        <w:t xml:space="preserve">Using Webmin variants of the terminal shall be configured for use, such that a User may select and configure the Terminal for different product variants (e.g. GMI variant 1 , 2 etc, Outerlink 1,2 etc, Key W 1,2 etc).  </w:t>
+        <w:t xml:space="preserve">Using </w:t>
+      </w:r>
+      <w:proofErr w:type="spellStart"/>
+      <w:r>
+        <w:rPr>
+          <w:rFonts w:ascii="Calibri" w:eastAsia="Times New Roman" w:hAnsi="Calibri" w:cs="Times New Roman"/>
+        </w:rPr>
+        <w:t>Webmin</w:t>
+      </w:r>
+      <w:proofErr w:type="spellEnd"/>
+      <w:r>
+        <w:rPr>
+          <w:rFonts w:ascii="Calibri" w:eastAsia="Times New Roman" w:hAnsi="Calibri" w:cs="Times New Roman"/>
+        </w:rPr>
+        <w:t xml:space="preserve"> variants of the terminal shall be configured for use, such that a User may select and configure the Terminal for different product variants (e.g. GMI variant </w:t>
+      </w:r>
+      <w:proofErr w:type="gramStart"/>
+      <w:r>
+        <w:rPr>
+          <w:rFonts w:ascii="Calibri" w:eastAsia="Times New Roman" w:hAnsi="Calibri" w:cs="Times New Roman"/>
+        </w:rPr>
+        <w:t>1 ,</w:t>
+      </w:r>
+      <w:proofErr w:type="gramEnd"/>
+      <w:r>
+        <w:rPr>
+          <w:rFonts w:ascii="Calibri" w:eastAsia="Times New Roman" w:hAnsi="Calibri" w:cs="Times New Roman"/>
+        </w:rPr>
+        <w:t xml:space="preserve"> 2 </w:t>
+      </w:r>
+      <w:proofErr w:type="spellStart"/>
+      <w:r>
+        <w:rPr>
+          <w:rFonts w:ascii="Calibri" w:eastAsia="Times New Roman" w:hAnsi="Calibri" w:cs="Times New Roman"/>
+        </w:rPr>
+        <w:t>etc</w:t>
+      </w:r>
+      <w:proofErr w:type="spellEnd"/>
+      <w:r>
+        <w:rPr>
+          <w:rFonts w:ascii="Calibri" w:eastAsia="Times New Roman" w:hAnsi="Calibri" w:cs="Times New Roman"/>
+        </w:rPr>
+        <w:t xml:space="preserve">, </w:t>
+      </w:r>
+      <w:proofErr w:type="spellStart"/>
+      <w:r>
+        <w:rPr>
+          <w:rFonts w:ascii="Calibri" w:eastAsia="Times New Roman" w:hAnsi="Calibri" w:cs="Times New Roman"/>
+        </w:rPr>
+        <w:t>Outerlink</w:t>
+      </w:r>
+      <w:proofErr w:type="spellEnd"/>
+      <w:r>
+        <w:rPr>
+          <w:rFonts w:ascii="Calibri" w:eastAsia="Times New Roman" w:hAnsi="Calibri" w:cs="Times New Roman"/>
+        </w:rPr>
+        <w:t xml:space="preserve"> 1,2 </w:t>
+      </w:r>
+      <w:proofErr w:type="spellStart"/>
+      <w:r>
+        <w:rPr>
+          <w:rFonts w:ascii="Calibri" w:eastAsia="Times New Roman" w:hAnsi="Calibri" w:cs="Times New Roman"/>
+        </w:rPr>
+        <w:t>etc</w:t>
+      </w:r>
+      <w:proofErr w:type="spellEnd"/>
+      <w:r>
+        <w:rPr>
+          <w:rFonts w:ascii="Calibri" w:eastAsia="Times New Roman" w:hAnsi="Calibri" w:cs="Times New Roman"/>
+        </w:rPr>
+        <w:t xml:space="preserve">, Key W 1,2 </w:t>
+      </w:r>
+      <w:proofErr w:type="spellStart"/>
+      <w:r>
+        <w:rPr>
+          <w:rFonts w:ascii="Calibri" w:eastAsia="Times New Roman" w:hAnsi="Calibri" w:cs="Times New Roman"/>
+        </w:rPr>
+        <w:t>etc</w:t>
+      </w:r>
+      <w:proofErr w:type="spellEnd"/>
+      <w:r>
+        <w:rPr>
+          <w:rFonts w:ascii="Calibri" w:eastAsia="Times New Roman" w:hAnsi="Calibri" w:cs="Times New Roman"/>
+        </w:rPr>
+        <w:t xml:space="preserve">).  </w:t>
       </w:r>
     </w:p>
     <w:p>
@@ -33875,7 +35219,35 @@
         <w:rPr>
           <w:rFonts w:ascii="Calibri" w:eastAsia="Times New Roman" w:hAnsi="Calibri" w:cs="Times New Roman"/>
         </w:rPr>
-        <w:t>Other Webmin screens and capability to be provided by GMI and Outerlinks for access and control of AM related interfaces</w:t>
+        <w:t xml:space="preserve">Other </w:t>
+      </w:r>
+      <w:proofErr w:type="spellStart"/>
+      <w:r>
+        <w:rPr>
+          <w:rFonts w:ascii="Calibri" w:eastAsia="Times New Roman" w:hAnsi="Calibri" w:cs="Times New Roman"/>
+        </w:rPr>
+        <w:t>Webmin</w:t>
+      </w:r>
+      <w:proofErr w:type="spellEnd"/>
+      <w:r>
+        <w:rPr>
+          <w:rFonts w:ascii="Calibri" w:eastAsia="Times New Roman" w:hAnsi="Calibri" w:cs="Times New Roman"/>
+        </w:rPr>
+        <w:t xml:space="preserve"> screens and capability to be provided by GMI and </w:t>
+      </w:r>
+      <w:proofErr w:type="spellStart"/>
+      <w:r>
+        <w:rPr>
+          <w:rFonts w:ascii="Calibri" w:eastAsia="Times New Roman" w:hAnsi="Calibri" w:cs="Times New Roman"/>
+        </w:rPr>
+        <w:t>Outerlinks</w:t>
+      </w:r>
+      <w:proofErr w:type="spellEnd"/>
+      <w:r>
+        <w:rPr>
+          <w:rFonts w:ascii="Calibri" w:eastAsia="Times New Roman" w:hAnsi="Calibri" w:cs="Times New Roman"/>
+        </w:rPr>
+        <w:t xml:space="preserve"> for access and control of AM related interfaces</w:t>
       </w:r>
       <w:r>
         <w:rPr>
@@ -34205,8 +35577,13 @@
     </w:p>
     <w:p>
       <w:bookmarkStart w:id="171" w:name="_Hlk51232004"/>
-      <w:r>
-        <w:t xml:space="preserve">Outerlink/GMI shall be responsible for providing the audio codec as per section </w:t>
+      <w:proofErr w:type="spellStart"/>
+      <w:r>
+        <w:t>Outerlink</w:t>
+      </w:r>
+      <w:proofErr w:type="spellEnd"/>
+      <w:r>
+        <w:t xml:space="preserve">/GMI shall be responsible for providing the audio codec as per section </w:t>
       </w:r>
       <w:r>
         <w:fldChar w:fldCharType="begin"/>
@@ -34230,7 +35607,15 @@
         <w:t xml:space="preserve"> and VoIP functionality.</w:t>
       </w:r>
       <w:r>
-        <w:t xml:space="preserve"> Outerlink/GMI shall </w:t>
+        <w:t xml:space="preserve"> </w:t>
+      </w:r>
+      <w:proofErr w:type="spellStart"/>
+      <w:r>
+        <w:t>Outerlink</w:t>
+      </w:r>
+      <w:proofErr w:type="spellEnd"/>
+      <w:r>
+        <w:t xml:space="preserve">/GMI shall </w:t>
       </w:r>
       <w:r>
         <w:t>a</w:t>
@@ -34244,7 +35629,15 @@
     </w:p>
     <w:p>
       <w:r>
-        <w:t xml:space="preserve"> KeyW shall be responsible for:</w:t>
+        <w:t xml:space="preserve"> </w:t>
+      </w:r>
+      <w:proofErr w:type="spellStart"/>
+      <w:r>
+        <w:t>KeyW</w:t>
+      </w:r>
+      <w:proofErr w:type="spellEnd"/>
+      <w:r>
+        <w:t xml:space="preserve"> shall be responsible for:</w:t>
       </w:r>
     </w:p>
     <w:p>
@@ -34256,7 +35649,31 @@
         </w:numPr>
       </w:pPr>
       <w:r>
-        <w:t>Providing an “Outerlink Audio Linux container”  to run the Outerlink supplied Audio codec.</w:t>
+        <w:t>Providing an “</w:t>
+      </w:r>
+      <w:proofErr w:type="spellStart"/>
+      <w:r>
+        <w:t>Outerlink</w:t>
+      </w:r>
+      <w:proofErr w:type="spellEnd"/>
+      <w:r>
+        <w:t xml:space="preserve"> Audio Linux </w:t>
+      </w:r>
+      <w:proofErr w:type="gramStart"/>
+      <w:r>
+        <w:t>container”  to</w:t>
+      </w:r>
+      <w:proofErr w:type="gramEnd"/>
+      <w:r>
+        <w:t xml:space="preserve"> run the </w:t>
+      </w:r>
+      <w:proofErr w:type="spellStart"/>
+      <w:r>
+        <w:t>Outerlink</w:t>
+      </w:r>
+      <w:proofErr w:type="spellEnd"/>
+      <w:r>
+        <w:t xml:space="preserve"> supplied Audio codec.</w:t>
       </w:r>
     </w:p>
     <w:bookmarkEnd w:id="171"/>
@@ -34278,7 +35695,11 @@
         <w:t>QoS)</w:t>
       </w:r>
       <w:r>
-        <w:t xml:space="preserve"> of the audio codec processed traffic (</w:t>
+        <w:t xml:space="preserve"> of the audio codec processed traffic </w:t>
+      </w:r>
+      <w:proofErr w:type="gramStart"/>
+      <w:r>
+        <w:t>(</w:t>
       </w:r>
       <w:r>
         <w:t xml:space="preserve"> </w:t>
@@ -34286,6 +35707,7 @@
       <w:r>
         <w:t>e.g.</w:t>
       </w:r>
+      <w:proofErr w:type="gramEnd"/>
       <w:r>
         <w:t xml:space="preserve"> </w:t>
       </w:r>
@@ -34293,13 +35715,26 @@
         <w:t xml:space="preserve">UDP traffic </w:t>
       </w:r>
       <w:r>
-        <w:t>at a</w:t>
-      </w:r>
-      <w:r>
-        <w:t xml:space="preserve"> 8 K</w:t>
-      </w:r>
-      <w:r>
-        <w:t>Bit/sec</w:t>
+        <w:t xml:space="preserve">at </w:t>
+      </w:r>
+      <w:proofErr w:type="gramStart"/>
+      <w:r>
+        <w:t>a</w:t>
+      </w:r>
+      <w:proofErr w:type="gramEnd"/>
+      <w:r>
+        <w:t xml:space="preserve"> 8 </w:t>
+      </w:r>
+      <w:proofErr w:type="spellStart"/>
+      <w:r>
+        <w:t>K</w:t>
+      </w:r>
+      <w:r>
+        <w:t>Bit</w:t>
+      </w:r>
+      <w:proofErr w:type="spellEnd"/>
+      <w:r>
+        <w:t>/sec</w:t>
       </w:r>
       <w:r>
         <w:t xml:space="preserve"> stream</w:t>
@@ -34331,14 +35766,14 @@
         <w:pStyle w:val="Heading2"/>
       </w:pPr>
       <w:bookmarkStart w:id="172" w:name="_Ref36631653"/>
-      <w:bookmarkStart w:id="173" w:name="_Toc364071555"/>
-      <w:bookmarkStart w:id="174" w:name="_Toc52348095"/>
-      <w:bookmarkEnd w:id="162"/>
+      <w:bookmarkStart w:id="173" w:name="_Toc52348095"/>
+      <w:bookmarkStart w:id="174" w:name="_Toc364071555"/>
+      <w:bookmarkEnd w:id="163"/>
       <w:r>
         <w:t>General data packets</w:t>
       </w:r>
       <w:bookmarkEnd w:id="172"/>
-      <w:bookmarkEnd w:id="174"/>
+      <w:bookmarkEnd w:id="173"/>
     </w:p>
     <w:p>
       <w:r>
@@ -34372,7 +35807,15 @@
         <w:t xml:space="preserve"> These data packets may include AM data derived from external inputs.</w:t>
       </w:r>
       <w:r>
-        <w:t xml:space="preserve"> Aero SFX Terminal location reporting and reporting intervals are the responsibility of Outerlink’s </w:t>
+        <w:t xml:space="preserve"> Aero SFX Terminal location reporting and reporting intervals are the responsibility of </w:t>
+      </w:r>
+      <w:proofErr w:type="spellStart"/>
+      <w:r>
+        <w:t>Outerlink’s</w:t>
+      </w:r>
+      <w:proofErr w:type="spellEnd"/>
+      <w:r>
+        <w:t xml:space="preserve"> </w:t>
       </w:r>
       <w:r>
         <w:t>and GMI</w:t>
@@ -34559,9 +36002,11 @@
       <w:r>
         <w:t xml:space="preserve"> to/from GM/</w:t>
       </w:r>
+      <w:proofErr w:type="spellStart"/>
       <w:r>
         <w:t>Outerlink</w:t>
       </w:r>
+      <w:proofErr w:type="spellEnd"/>
       <w:r>
         <w:t xml:space="preserve"> server</w:t>
       </w:r>
@@ -34658,13 +36103,13 @@
         <w:pStyle w:val="Heading2"/>
       </w:pPr>
       <w:bookmarkStart w:id="178" w:name="_Ref51230502"/>
-      <w:bookmarkStart w:id="179" w:name="_Ref36631710"/>
-      <w:bookmarkStart w:id="180" w:name="_Toc52348097"/>
+      <w:bookmarkStart w:id="179" w:name="_Toc52348097"/>
+      <w:bookmarkStart w:id="180" w:name="_Ref36631710"/>
       <w:r>
         <w:t>Audio Codec</w:t>
       </w:r>
       <w:bookmarkEnd w:id="178"/>
-      <w:bookmarkEnd w:id="180"/>
+      <w:bookmarkEnd w:id="179"/>
     </w:p>
     <w:p>
       <w:r>
@@ -34719,11 +36164,19 @@
         <w:t xml:space="preserve"> the </w:t>
       </w:r>
       <w:hyperlink r:id="rId35" w:history="1">
+        <w:proofErr w:type="spellStart"/>
         <w:r>
           <w:rPr>
             <w:rStyle w:val="Hyperlink"/>
           </w:rPr>
-          <w:t>speex codec</w:t>
+          <w:t>speex</w:t>
+        </w:r>
+        <w:proofErr w:type="spellEnd"/>
+        <w:r>
+          <w:rPr>
+            <w:rStyle w:val="Hyperlink"/>
+          </w:rPr>
+          <w:t xml:space="preserve"> codec</w:t>
         </w:r>
       </w:hyperlink>
       <w:r>
@@ -34773,8 +36226,13 @@
       </w:r>
     </w:p>
     <w:p>
-      <w:r>
-        <w:t>Outerlink/GMI shall be responsible for providing the audio codec and VoIP functionality</w:t>
+      <w:proofErr w:type="spellStart"/>
+      <w:r>
+        <w:t>Outerlink</w:t>
+      </w:r>
+      <w:proofErr w:type="spellEnd"/>
+      <w:r>
+        <w:t>/GMI shall be responsible for providing the audio codec and VoIP functionality</w:t>
       </w:r>
       <w:r>
         <w:t xml:space="preserve"> as per section </w:t>
@@ -34801,7 +36259,15 @@
         <w:t>.</w:t>
       </w:r>
       <w:r>
-        <w:t xml:space="preserve"> Outerlink/GMI shall </w:t>
+        <w:t xml:space="preserve"> </w:t>
+      </w:r>
+      <w:proofErr w:type="spellStart"/>
+      <w:r>
+        <w:t>Outerlink</w:t>
+      </w:r>
+      <w:proofErr w:type="spellEnd"/>
+      <w:r>
+        <w:t xml:space="preserve">/GMI shall </w:t>
       </w:r>
       <w:r>
         <w:t>a</w:t>
@@ -34815,7 +36281,15 @@
     </w:p>
     <w:p>
       <w:r>
-        <w:t xml:space="preserve"> KeyW shall be responsible for:</w:t>
+        <w:t xml:space="preserve"> </w:t>
+      </w:r>
+      <w:proofErr w:type="spellStart"/>
+      <w:r>
+        <w:t>KeyW</w:t>
+      </w:r>
+      <w:proofErr w:type="spellEnd"/>
+      <w:r>
+        <w:t xml:space="preserve"> shall be responsible for:</w:t>
       </w:r>
     </w:p>
     <w:p>
@@ -34827,13 +36301,29 @@
         </w:numPr>
       </w:pPr>
       <w:r>
-        <w:t xml:space="preserve">Providing an “Outerlink Audio Linux </w:t>
+        <w:t>Providing an “</w:t>
+      </w:r>
+      <w:proofErr w:type="spellStart"/>
+      <w:r>
+        <w:t>Outerlink</w:t>
+      </w:r>
+      <w:proofErr w:type="spellEnd"/>
+      <w:r>
+        <w:t xml:space="preserve"> Audio Linux </w:t>
       </w:r>
       <w:r>
         <w:t>container” to</w:t>
       </w:r>
       <w:r>
-        <w:t xml:space="preserve"> run the Outerlink supplied Audio codec.</w:t>
+        <w:t xml:space="preserve"> run the </w:t>
+      </w:r>
+      <w:proofErr w:type="spellStart"/>
+      <w:r>
+        <w:t>Outerlink</w:t>
+      </w:r>
+      <w:proofErr w:type="spellEnd"/>
+      <w:r>
+        <w:t xml:space="preserve"> supplied Audio codec.</w:t>
       </w:r>
     </w:p>
     <w:p>
@@ -34982,7 +36472,15 @@
         <w:t xml:space="preserve"> </w:t>
       </w:r>
       <w:r>
-        <w:t xml:space="preserve">provided by GMI/Outerlinks, </w:t>
+        <w:t>provided by GMI/</w:t>
+      </w:r>
+      <w:proofErr w:type="spellStart"/>
+      <w:r>
+        <w:t>Outerlinks</w:t>
+      </w:r>
+      <w:proofErr w:type="spellEnd"/>
+      <w:r>
+        <w:t xml:space="preserve">, </w:t>
       </w:r>
       <w:r>
         <w:t>installed on the AMG4</w:t>
@@ -35024,7 +36522,15 @@
         <w:t xml:space="preserve"> using input IP video encoded as H.264.</w:t>
       </w:r>
       <w:r>
-        <w:t xml:space="preserve"> KeyW shall provide:</w:t>
+        <w:t xml:space="preserve"> </w:t>
+      </w:r>
+      <w:proofErr w:type="spellStart"/>
+      <w:r>
+        <w:t>KeyW</w:t>
+      </w:r>
+      <w:proofErr w:type="spellEnd"/>
+      <w:r>
+        <w:t xml:space="preserve"> shall provide:</w:t>
       </w:r>
     </w:p>
     <w:p>
@@ -35036,7 +36542,15 @@
         </w:numPr>
       </w:pPr>
       <w:r>
-        <w:t>A Linux “Video Codec” container for use by Outerlinks/GMI</w:t>
+        <w:t xml:space="preserve">A Linux “Video Codec” container for use by </w:t>
+      </w:r>
+      <w:proofErr w:type="spellStart"/>
+      <w:r>
+        <w:t>Outerlinks</w:t>
+      </w:r>
+      <w:proofErr w:type="spellEnd"/>
+      <w:r>
+        <w:t>/GMI</w:t>
       </w:r>
     </w:p>
     <w:p>
@@ -35147,7 +36661,15 @@
         <w:t>or not shall not prevent the Aero SFX Terminal or AM from functioning.</w:t>
       </w:r>
       <w:r>
-        <w:t xml:space="preserve"> Outerlink/GMI would provide the video codec.</w:t>
+        <w:t xml:space="preserve"> </w:t>
+      </w:r>
+      <w:proofErr w:type="spellStart"/>
+      <w:r>
+        <w:t>Outerlink</w:t>
+      </w:r>
+      <w:proofErr w:type="spellEnd"/>
+      <w:r>
+        <w:t>/GMI would provide the video codec.</w:t>
       </w:r>
     </w:p>
     <w:p>
@@ -35210,7 +36732,23 @@
             <w:rStyle w:val="Hyperlink"/>
             <w:lang w:val="en-CA"/>
           </w:rPr>
-          <w:t>Digital Barriers EdgeVis Live video codec</w:t>
+          <w:t xml:space="preserve">Digital Barriers </w:t>
+        </w:r>
+        <w:proofErr w:type="spellStart"/>
+        <w:r>
+          <w:rPr>
+            <w:rStyle w:val="Hyperlink"/>
+            <w:lang w:val="en-CA"/>
+          </w:rPr>
+          <w:t>EdgeVis</w:t>
+        </w:r>
+        <w:proofErr w:type="spellEnd"/>
+        <w:r>
+          <w:rPr>
+            <w:rStyle w:val="Hyperlink"/>
+            <w:lang w:val="en-CA"/>
+          </w:rPr>
+          <w:t xml:space="preserve"> Live video codec</w:t>
         </w:r>
       </w:hyperlink>
       <w:r>
@@ -35403,7 +36941,7 @@
       <w:r>
         <w:t>On Board Router</w:t>
       </w:r>
-      <w:bookmarkEnd w:id="179"/>
+      <w:bookmarkEnd w:id="180"/>
       <w:bookmarkEnd w:id="182"/>
       <w:bookmarkEnd w:id="183"/>
     </w:p>
@@ -35601,7 +37139,7 @@
       <w:r>
         <w:t xml:space="preserve"> functions</w:t>
       </w:r>
-      <w:bookmarkEnd w:id="173"/>
+      <w:bookmarkEnd w:id="174"/>
       <w:bookmarkEnd w:id="184"/>
       <w:bookmarkEnd w:id="185"/>
     </w:p>
@@ -36298,8 +37836,13 @@
       <w:r>
         <w:t xml:space="preserve"> via </w:t>
       </w:r>
-      <w:r>
-        <w:t xml:space="preserve">Webmin as per section </w:t>
+      <w:proofErr w:type="spellStart"/>
+      <w:r>
+        <w:t>Webmin</w:t>
+      </w:r>
+      <w:proofErr w:type="spellEnd"/>
+      <w:r>
+        <w:t xml:space="preserve"> as per section </w:t>
       </w:r>
       <w:r>
         <w:fldChar w:fldCharType="begin"/>
@@ -36413,9 +37956,9 @@
       <w:bookmarkStart w:id="229" w:name="_Toc350328385"/>
       <w:bookmarkStart w:id="230" w:name="_Aero_SFX_API"/>
       <w:bookmarkStart w:id="231" w:name="_Ref36107262"/>
-      <w:bookmarkStart w:id="232" w:name="_Hlk34126772"/>
-      <w:bookmarkStart w:id="233" w:name="_Toc364071560"/>
-      <w:bookmarkStart w:id="234" w:name="_Toc52348101"/>
+      <w:bookmarkStart w:id="232" w:name="_Toc52348101"/>
+      <w:bookmarkStart w:id="233" w:name="_Hlk34126772"/>
+      <w:bookmarkStart w:id="234" w:name="_Toc364071560"/>
       <w:bookmarkEnd w:id="218"/>
       <w:bookmarkEnd w:id="219"/>
       <w:bookmarkEnd w:id="220"/>
@@ -36436,9 +37979,9 @@
         <w:t xml:space="preserve"> API requirements</w:t>
       </w:r>
       <w:bookmarkEnd w:id="231"/>
-      <w:bookmarkEnd w:id="234"/>
-    </w:p>
-    <w:bookmarkEnd w:id="232"/>
+      <w:bookmarkEnd w:id="232"/>
+    </w:p>
+    <w:bookmarkEnd w:id="233"/>
     <w:p>
       <w:pPr>
         <w:pStyle w:val="ListParagraph"/>
@@ -36824,7 +38367,7 @@
         <w:t>Other ports as required.</w:t>
       </w:r>
     </w:p>
-    <w:bookmarkEnd w:id="233"/>
+    <w:bookmarkEnd w:id="234"/>
     <w:p>
       <w:r>
         <w:lastRenderedPageBreak/>
@@ -37696,17 +39239,29 @@
       <w:r>
         <w:t xml:space="preserve">AES-256 Encryption for communication OTA to/from the iridium Certus Network and the </w:t>
       </w:r>
+      <w:proofErr w:type="spellStart"/>
       <w:r>
         <w:t>Outerlink</w:t>
       </w:r>
+      <w:proofErr w:type="spellEnd"/>
       <w:r>
         <w:t xml:space="preserve">/GM Ground Servers. A Key management process shall be provided to GM and </w:t>
       </w:r>
+      <w:proofErr w:type="spellStart"/>
       <w:r>
         <w:t>Outerlink</w:t>
       </w:r>
-      <w:r>
-        <w:t xml:space="preserve"> by KeyW.</w:t>
+      <w:proofErr w:type="spellEnd"/>
+      <w:r>
+        <w:t xml:space="preserve"> by </w:t>
+      </w:r>
+      <w:proofErr w:type="spellStart"/>
+      <w:r>
+        <w:t>KeyW</w:t>
+      </w:r>
+      <w:proofErr w:type="spellEnd"/>
+      <w:r>
+        <w:t>.</w:t>
       </w:r>
     </w:p>
     <w:p>
@@ -37765,8 +39320,13 @@
       </w:r>
     </w:p>
     <w:p>
-      <w:r>
-        <w:t>KeyW shall design and provide the encryption mechanism for the Aero SF</w:t>
+      <w:proofErr w:type="spellStart"/>
+      <w:r>
+        <w:t>KeyW</w:t>
+      </w:r>
+      <w:proofErr w:type="spellEnd"/>
+      <w:r>
+        <w:t xml:space="preserve"> shall design and provide the encryption mechanism for the Aero SF</w:t>
       </w:r>
       <w:r>
         <w:t>X</w:t>
@@ -37774,9 +39334,11 @@
       <w:r>
         <w:t xml:space="preserve"> Terminal, and provide the necessary key management and other information to allow GM or </w:t>
       </w:r>
+      <w:proofErr w:type="spellStart"/>
       <w:r>
         <w:t>Outerlink</w:t>
       </w:r>
+      <w:proofErr w:type="spellEnd"/>
       <w:r>
         <w:t xml:space="preserve"> to develop the encryption/decryption required </w:t>
       </w:r>
@@ -37846,9 +39408,11 @@
       <w:r>
         <w:t xml:space="preserve">and the </w:t>
       </w:r>
+      <w:proofErr w:type="spellStart"/>
       <w:r>
         <w:t>Outerlink</w:t>
       </w:r>
+      <w:proofErr w:type="spellEnd"/>
       <w:r>
         <w:t xml:space="preserve">/GM </w:t>
       </w:r>
@@ -38218,6 +39782,7 @@
         </w:rPr>
         <w:t xml:space="preserve">a </w:t>
       </w:r>
+      <w:proofErr w:type="gramStart"/>
       <w:r>
         <w:rPr>
           <w:lang w:val="en-CA"/>
@@ -38234,7 +39799,14 @@
         <w:rPr>
           <w:lang w:val="en-CA"/>
         </w:rPr>
-        <w:t xml:space="preserve">connector options as </w:t>
+        <w:t>connector options</w:t>
+      </w:r>
+      <w:proofErr w:type="gramEnd"/>
+      <w:r>
+        <w:rPr>
+          <w:lang w:val="en-CA"/>
+        </w:rPr>
+        <w:t xml:space="preserve"> as </w:t>
       </w:r>
       <w:r>
         <w:rPr>
@@ -38383,11 +39955,19 @@
           <w:lang w:val="en-CA"/>
         </w:rPr>
       </w:pPr>
-      <w:r>
-        <w:rPr>
-          <w:lang w:val="en-CA"/>
-        </w:rPr>
-        <w:t>TBD(determined at design time)</w:t>
+      <w:proofErr w:type="gramStart"/>
+      <w:r>
+        <w:rPr>
+          <w:lang w:val="en-CA"/>
+        </w:rPr>
+        <w:t>TBD(</w:t>
+      </w:r>
+      <w:proofErr w:type="gramEnd"/>
+      <w:r>
+        <w:rPr>
+          <w:lang w:val="en-CA"/>
+        </w:rPr>
+        <w:t>determined at design time)</w:t>
       </w:r>
       <w:r>
         <w:rPr>
@@ -40325,18 +41905,18 @@
       </w:pPr>
       <w:bookmarkStart w:id="243" w:name="_Application_Module_G4"/>
       <w:bookmarkStart w:id="244" w:name="_Ref37255991"/>
-      <w:bookmarkStart w:id="245" w:name="_Ref35423658"/>
-      <w:bookmarkStart w:id="246" w:name="_Toc52348105"/>
+      <w:bookmarkStart w:id="245" w:name="_Toc52348105"/>
+      <w:bookmarkStart w:id="246" w:name="_Ref35423658"/>
       <w:bookmarkEnd w:id="243"/>
       <w:r>
         <w:t>Application Module G4 (AMG4)</w:t>
       </w:r>
       <w:bookmarkEnd w:id="244"/>
+      <w:bookmarkEnd w:id="245"/>
+      <w:r>
+        <w:t xml:space="preserve"> </w:t>
+      </w:r>
       <w:bookmarkEnd w:id="246"/>
-      <w:r>
-        <w:t xml:space="preserve"> </w:t>
-      </w:r>
-      <w:bookmarkEnd w:id="245"/>
     </w:p>
     <w:p>
       <w:r>
@@ -40669,7 +42249,23 @@
         <w:t>.</w:t>
       </w:r>
       <w:r>
-        <w:t xml:space="preserve"> KeyW shall provide the hardware and supporting software for GNSS serial interface/GPIOs access for Outerlink’s and GMI to allow Reporting and Tracking functionality.</w:t>
+        <w:t xml:space="preserve"> </w:t>
+      </w:r>
+      <w:proofErr w:type="spellStart"/>
+      <w:r>
+        <w:t>KeyW</w:t>
+      </w:r>
+      <w:proofErr w:type="spellEnd"/>
+      <w:r>
+        <w:t xml:space="preserve"> shall provide the hardware and supporting software for GNSS serial interface/GPIOs access for </w:t>
+      </w:r>
+      <w:proofErr w:type="spellStart"/>
+      <w:r>
+        <w:t>Outerlink’s</w:t>
+      </w:r>
+      <w:proofErr w:type="spellEnd"/>
+      <w:r>
+        <w:t xml:space="preserve"> and GMI to allow Reporting and Tracking functionality.</w:t>
       </w:r>
     </w:p>
     <w:p>
@@ -40725,7 +42321,15 @@
         <w:t xml:space="preserve">control </w:t>
       </w:r>
       <w:r>
-        <w:t xml:space="preserve">by GMI or Outerlink </w:t>
+        <w:t xml:space="preserve">by GMI or </w:t>
+      </w:r>
+      <w:proofErr w:type="spellStart"/>
+      <w:r>
+        <w:t>Outerlink</w:t>
+      </w:r>
+      <w:proofErr w:type="spellEnd"/>
+      <w:r>
+        <w:t xml:space="preserve"> </w:t>
       </w:r>
       <w:r>
         <w:t xml:space="preserve">of </w:t>
@@ -40740,7 +42344,23 @@
         <w:t xml:space="preserve"> For clarity it is envisaged that the AMG4 Application Code would instigate periodic GNSS position report generation requests via the Aero SFX API.</w:t>
       </w:r>
       <w:r>
-        <w:t xml:space="preserve">  KeyW shall provide the hardware and supporting software for GNSS serial interface/GPIOs access for Outerlink’s and GMI to allow Reporting and Tracking functionality.</w:t>
+        <w:t xml:space="preserve">  </w:t>
+      </w:r>
+      <w:proofErr w:type="spellStart"/>
+      <w:r>
+        <w:t>KeyW</w:t>
+      </w:r>
+      <w:proofErr w:type="spellEnd"/>
+      <w:r>
+        <w:t xml:space="preserve"> shall provide the hardware and supporting software for GNSS serial interface/GPIOs access for </w:t>
+      </w:r>
+      <w:proofErr w:type="spellStart"/>
+      <w:r>
+        <w:t>Outerlink’s</w:t>
+      </w:r>
+      <w:proofErr w:type="spellEnd"/>
+      <w:r>
+        <w:t xml:space="preserve"> and GMI to allow Reporting and Tracking functionality.</w:t>
       </w:r>
     </w:p>
     <w:p>
@@ -40758,8 +42378,13 @@
         <w:t xml:space="preserve"> control</w:t>
       </w:r>
       <w:r>
-        <w:t xml:space="preserve"> for analog and discretes</w:t>
-      </w:r>
+        <w:t xml:space="preserve"> for analog and </w:t>
+      </w:r>
+      <w:proofErr w:type="spellStart"/>
+      <w:r>
+        <w:t>discretes</w:t>
+      </w:r>
+      <w:proofErr w:type="spellEnd"/>
       <w:r>
         <w:t>.</w:t>
       </w:r>
@@ -40916,12 +42541,21 @@
         <w:t xml:space="preserve">CPU and associated peripherals with a minimum capability as per the </w:t>
       </w:r>
       <w:hyperlink r:id="rId39" w:history="1">
+        <w:proofErr w:type="spellStart"/>
         <w:r>
           <w:rPr>
             <w:rStyle w:val="Hyperlink"/>
             <w:lang w:val="en-CA"/>
           </w:rPr>
-          <w:t>Corewind Core 9G25 SMD module</w:t>
+          <w:t>Corewind</w:t>
+        </w:r>
+        <w:proofErr w:type="spellEnd"/>
+        <w:r>
+          <w:rPr>
+            <w:rStyle w:val="Hyperlink"/>
+            <w:lang w:val="en-CA"/>
+          </w:rPr>
+          <w:t xml:space="preserve"> Core 9G25 SMD module</w:t>
         </w:r>
       </w:hyperlink>
       <w:r>
@@ -41139,7 +42773,21 @@
         <w:rPr>
           <w:lang w:val="en-CA"/>
         </w:rPr>
-        <w:t xml:space="preserve">Support for external  I/O as per 2. below. </w:t>
+        <w:t xml:space="preserve">Support for </w:t>
+      </w:r>
+      <w:proofErr w:type="gramStart"/>
+      <w:r>
+        <w:rPr>
+          <w:lang w:val="en-CA"/>
+        </w:rPr>
+        <w:t>external  I</w:t>
+      </w:r>
+      <w:proofErr w:type="gramEnd"/>
+      <w:r>
+        <w:rPr>
+          <w:lang w:val="en-CA"/>
+        </w:rPr>
+        <w:t xml:space="preserve">/O as per 2. below. </w:t>
       </w:r>
     </w:p>
     <w:p>
@@ -41403,7 +43051,35 @@
         <w:rPr>
           <w:lang w:val="en-CA"/>
         </w:rPr>
-        <w:t xml:space="preserve">For convention 0 or Off should mean the discrete is in the non-asserted state. 1 or On shall mean the discrete is in the asserted state. </w:t>
+        <w:t xml:space="preserve">For convention 0 or </w:t>
+      </w:r>
+      <w:proofErr w:type="gramStart"/>
+      <w:r>
+        <w:rPr>
+          <w:lang w:val="en-CA"/>
+        </w:rPr>
+        <w:t>Off</w:t>
+      </w:r>
+      <w:proofErr w:type="gramEnd"/>
+      <w:r>
+        <w:rPr>
+          <w:lang w:val="en-CA"/>
+        </w:rPr>
+        <w:t xml:space="preserve"> should mean the discrete is in the non-asserted state. 1 or </w:t>
+      </w:r>
+      <w:proofErr w:type="gramStart"/>
+      <w:r>
+        <w:rPr>
+          <w:lang w:val="en-CA"/>
+        </w:rPr>
+        <w:t>On</w:t>
+      </w:r>
+      <w:proofErr w:type="gramEnd"/>
+      <w:r>
+        <w:rPr>
+          <w:lang w:val="en-CA"/>
+        </w:rPr>
+        <w:t xml:space="preserve"> shall mean the discrete is in the asserted state. </w:t>
       </w:r>
     </w:p>
     <w:p>
@@ -41535,7 +43211,21 @@
         <w:rPr>
           <w:lang w:val="en-CA"/>
         </w:rPr>
-        <w:t>Discrete outputs shall have a minimum cycle time of 1/second between an Off and On state. There shall be no maximum time.</w:t>
+        <w:t xml:space="preserve">Discrete outputs shall have a minimum cycle time of 1/second between an Off and </w:t>
+      </w:r>
+      <w:proofErr w:type="gramStart"/>
+      <w:r>
+        <w:rPr>
+          <w:lang w:val="en-CA"/>
+        </w:rPr>
+        <w:t>On</w:t>
+      </w:r>
+      <w:proofErr w:type="gramEnd"/>
+      <w:r>
+        <w:rPr>
+          <w:lang w:val="en-CA"/>
+        </w:rPr>
+        <w:t xml:space="preserve"> state. There shall be no maximum time.</w:t>
       </w:r>
     </w:p>
     <w:p>
@@ -41747,7 +43437,21 @@
         <w:rPr>
           <w:lang w:val="en-CA"/>
         </w:rPr>
-        <w:t>ode to be ported by GMI onto the AMG4, shall be the responsibility of KeyW.</w:t>
+        <w:t xml:space="preserve">ode to be ported by GMI onto the AMG4, shall be the responsibility of </w:t>
+      </w:r>
+      <w:proofErr w:type="spellStart"/>
+      <w:r>
+        <w:rPr>
+          <w:lang w:val="en-CA"/>
+        </w:rPr>
+        <w:t>KeyW</w:t>
+      </w:r>
+      <w:proofErr w:type="spellEnd"/>
+      <w:r>
+        <w:rPr>
+          <w:lang w:val="en-CA"/>
+        </w:rPr>
+        <w:t>.</w:t>
       </w:r>
     </w:p>
     <w:p>
@@ -42340,8 +44044,16 @@
         <w:rPr>
           <w:lang w:val="en-CA"/>
         </w:rPr>
-        <w:t>/OuterLink</w:t>
-      </w:r>
+        <w:t>/</w:t>
+      </w:r>
+      <w:proofErr w:type="spellStart"/>
+      <w:r>
+        <w:rPr>
+          <w:lang w:val="en-CA"/>
+        </w:rPr>
+        <w:t>OuterLink</w:t>
+      </w:r>
+      <w:proofErr w:type="spellEnd"/>
       <w:r>
         <w:rPr>
           <w:lang w:val="en-CA"/>
@@ -42774,7 +44486,21 @@
         <w:rPr>
           <w:lang w:val="en-CA"/>
         </w:rPr>
-        <w:t>/ Webmin access</w:t>
+        <w:t xml:space="preserve">/ </w:t>
+      </w:r>
+      <w:proofErr w:type="spellStart"/>
+      <w:r>
+        <w:rPr>
+          <w:lang w:val="en-CA"/>
+        </w:rPr>
+        <w:t>Webmin</w:t>
+      </w:r>
+      <w:proofErr w:type="spellEnd"/>
+      <w:r>
+        <w:rPr>
+          <w:lang w:val="en-CA"/>
+        </w:rPr>
+        <w:t xml:space="preserve"> access</w:t>
       </w:r>
       <w:r>
         <w:rPr>
@@ -43267,7 +44993,21 @@
         <w:rPr>
           <w:lang w:val="en-CA"/>
         </w:rPr>
-        <w:t>Generate a discrete input triggered SilverEyeAviation Mapping Event</w:t>
+        <w:t xml:space="preserve">Generate a discrete input triggered </w:t>
+      </w:r>
+      <w:proofErr w:type="spellStart"/>
+      <w:r>
+        <w:rPr>
+          <w:lang w:val="en-CA"/>
+        </w:rPr>
+        <w:t>SilverEyeAviation</w:t>
+      </w:r>
+      <w:proofErr w:type="spellEnd"/>
+      <w:r>
+        <w:rPr>
+          <w:lang w:val="en-CA"/>
+        </w:rPr>
+        <w:t xml:space="preserve"> Mapping Event</w:t>
       </w:r>
     </w:p>
     <w:p>
@@ -43417,8 +45157,16 @@
         <w:rPr>
           <w:lang w:val="en-CA"/>
         </w:rPr>
-        <w:t xml:space="preserve"> Webmin</w:t>
-      </w:r>
+        <w:t xml:space="preserve"> </w:t>
+      </w:r>
+      <w:proofErr w:type="spellStart"/>
+      <w:r>
+        <w:rPr>
+          <w:lang w:val="en-CA"/>
+        </w:rPr>
+        <w:t>Webmin</w:t>
+      </w:r>
+      <w:proofErr w:type="spellEnd"/>
       <w:r>
         <w:rPr>
           <w:lang w:val="en-CA"/>
@@ -43638,7 +45386,21 @@
         <w:rPr>
           <w:lang w:val="en-CA"/>
         </w:rPr>
-        <w:t>Type 21 (called SkyTrax 4)</w:t>
+        <w:t xml:space="preserve">Type 21 (called </w:t>
+      </w:r>
+      <w:proofErr w:type="spellStart"/>
+      <w:r>
+        <w:rPr>
+          <w:lang w:val="en-CA"/>
+        </w:rPr>
+        <w:t>SkyTrax</w:t>
+      </w:r>
+      <w:proofErr w:type="spellEnd"/>
+      <w:r>
+        <w:rPr>
+          <w:lang w:val="en-CA"/>
+        </w:rPr>
+        <w:t xml:space="preserve"> 4)</w:t>
       </w:r>
     </w:p>
     <w:p>
@@ -43767,7 +45529,21 @@
         <w:rPr>
           <w:lang w:val="en-CA"/>
         </w:rPr>
-        <w:t xml:space="preserve"> the KeyW 88/88 modem</w:t>
+        <w:t xml:space="preserve"> the </w:t>
+      </w:r>
+      <w:proofErr w:type="spellStart"/>
+      <w:r>
+        <w:rPr>
+          <w:lang w:val="en-CA"/>
+        </w:rPr>
+        <w:t>KeyW</w:t>
+      </w:r>
+      <w:proofErr w:type="spellEnd"/>
+      <w:r>
+        <w:rPr>
+          <w:lang w:val="en-CA"/>
+        </w:rPr>
+        <w:t xml:space="preserve"> 88/88 modem</w:t>
       </w:r>
       <w:r>
         <w:rPr>
@@ -43944,7 +45720,21 @@
         <w:rPr>
           <w:lang w:val="en-CA"/>
         </w:rPr>
-        <w:t>Existing KeyW Modem Analog phone</w:t>
+        <w:t xml:space="preserve">Existing </w:t>
+      </w:r>
+      <w:proofErr w:type="spellStart"/>
+      <w:r>
+        <w:rPr>
+          <w:lang w:val="en-CA"/>
+        </w:rPr>
+        <w:t>KeyW</w:t>
+      </w:r>
+      <w:proofErr w:type="spellEnd"/>
+      <w:r>
+        <w:rPr>
+          <w:lang w:val="en-CA"/>
+        </w:rPr>
+        <w:t xml:space="preserve"> Modem Analog phone</w:t>
       </w:r>
       <w:r>
         <w:rPr>
@@ -44106,11 +45896,16 @@
       <w:r>
         <w:t xml:space="preserve"> local </w:t>
       </w:r>
+      <w:proofErr w:type="spellStart"/>
       <w:r>
         <w:t>W</w:t>
       </w:r>
       <w:r>
-        <w:t>ebmin firmware updates and configuration updates</w:t>
+        <w:t>ebmin</w:t>
+      </w:r>
+      <w:proofErr w:type="spellEnd"/>
+      <w:r>
+        <w:t xml:space="preserve"> firmware updates and configuration updates</w:t>
       </w:r>
       <w:r>
         <w:t>.</w:t>
@@ -44240,7 +46035,15 @@
         <w:t xml:space="preserve"> (</w:t>
       </w:r>
       <w:r>
-        <w:t>iridium) and/or via local Webmin access</w:t>
+        <w:t xml:space="preserve">iridium) and/or via local </w:t>
+      </w:r>
+      <w:proofErr w:type="spellStart"/>
+      <w:r>
+        <w:t>Webmin</w:t>
+      </w:r>
+      <w:proofErr w:type="spellEnd"/>
+      <w:r>
+        <w:t xml:space="preserve"> access</w:t>
       </w:r>
       <w:r>
         <w:t xml:space="preserve"> </w:t>
@@ -44527,9 +46330,11 @@
       <w:r>
         <w:t>Space on the Aero SFX rear panel should be allocated for at least a 2*1inch (minimum size) Guardian Mobility/</w:t>
       </w:r>
+      <w:proofErr w:type="spellStart"/>
       <w:r>
         <w:t>Outerlink</w:t>
       </w:r>
+      <w:proofErr w:type="spellEnd"/>
       <w:r>
         <w:t xml:space="preserve"> permanently attached nameplate. The nameplate shall be attached during manufacture.</w:t>
       </w:r>
@@ -44553,9 +46358,11 @@
       <w:r>
         <w:t>GUARDIAN MOBILITY/</w:t>
       </w:r>
+      <w:proofErr w:type="spellStart"/>
       <w:r>
         <w:t>Outerlink</w:t>
       </w:r>
+      <w:proofErr w:type="spellEnd"/>
       <w:r>
         <w:t xml:space="preserve"> Assembly part number. </w:t>
       </w:r>
@@ -44571,9 +46378,11 @@
       <w:r>
         <w:t>Space for a GUARDIAN MOBILITY/</w:t>
       </w:r>
+      <w:proofErr w:type="spellStart"/>
       <w:r>
         <w:t>Outerlink</w:t>
       </w:r>
+      <w:proofErr w:type="spellEnd"/>
       <w:r>
         <w:t xml:space="preserve"> Assembly serial number sticker. </w:t>
       </w:r>
@@ -44625,9 +46434,11 @@
       <w:r>
         <w:t>GUARDIAN MOBILITY/</w:t>
       </w:r>
+      <w:proofErr w:type="spellStart"/>
       <w:r>
         <w:t>Outerlink</w:t>
       </w:r>
+      <w:proofErr w:type="spellEnd"/>
       <w:r>
         <w:t xml:space="preserve"> logo, and </w:t>
       </w:r>
@@ -44826,8 +46637,8 @@
         <w:pStyle w:val="Heading2"/>
       </w:pPr>
       <w:bookmarkStart w:id="265" w:name="_Ref34051357"/>
-      <w:bookmarkStart w:id="266" w:name="_Hlk34050949"/>
-      <w:bookmarkStart w:id="267" w:name="_Toc52348117"/>
+      <w:bookmarkStart w:id="266" w:name="_Toc52348117"/>
+      <w:bookmarkStart w:id="267" w:name="_Hlk34050949"/>
       <w:r>
         <w:t xml:space="preserve">Aero SFX </w:t>
       </w:r>
@@ -44838,9 +46649,9 @@
         <w:t>EMI/EMC and Environmental</w:t>
       </w:r>
       <w:bookmarkEnd w:id="265"/>
-      <w:bookmarkEnd w:id="267"/>
-    </w:p>
-    <w:bookmarkEnd w:id="266"/>
+      <w:bookmarkEnd w:id="266"/>
+    </w:p>
+    <w:bookmarkEnd w:id="267"/>
     <w:p>
       <w:pPr>
         <w:ind w:left="426"/>
@@ -45255,7 +47066,6 @@
               <w:bottom w:val="single" w:sz="4" w:space="0" w:color="000000"/>
               <w:right w:val="single" w:sz="8" w:space="0" w:color="auto"/>
             </w:tcBorders>
-            <w:shd w:val="clear" w:color="auto" w:fill="auto"/>
             <w:hideMark/>
           </w:tcPr>
           <w:p>
@@ -45293,7 +47103,6 @@
               <w:bottom w:val="single" w:sz="4" w:space="0" w:color="000000"/>
               <w:right w:val="nil"/>
             </w:tcBorders>
-            <w:shd w:val="clear" w:color="auto" w:fill="auto"/>
             <w:hideMark/>
           </w:tcPr>
           <w:p>
@@ -45329,7 +47138,6 @@
               <w:bottom w:val="single" w:sz="4" w:space="0" w:color="000000"/>
               <w:right w:val="nil"/>
             </w:tcBorders>
-            <w:shd w:val="clear" w:color="auto" w:fill="auto"/>
             <w:hideMark/>
           </w:tcPr>
           <w:p>
@@ -45499,7 +47307,6 @@
               <w:bottom w:val="single" w:sz="4" w:space="0" w:color="000000"/>
               <w:right w:val="nil"/>
             </w:tcBorders>
-            <w:shd w:val="clear" w:color="auto" w:fill="auto"/>
             <w:hideMark/>
           </w:tcPr>
           <w:p>
@@ -45533,7 +47340,6 @@
               <w:bottom w:val="single" w:sz="4" w:space="0" w:color="000000"/>
               <w:right w:val="nil"/>
             </w:tcBorders>
-            <w:shd w:val="clear" w:color="auto" w:fill="auto"/>
             <w:hideMark/>
           </w:tcPr>
           <w:p>
@@ -45578,7 +47384,6 @@
               <w:bottom w:val="single" w:sz="4" w:space="0" w:color="000000"/>
               <w:right w:val="single" w:sz="8" w:space="0" w:color="auto"/>
             </w:tcBorders>
-            <w:shd w:val="clear" w:color="auto" w:fill="auto"/>
             <w:hideMark/>
           </w:tcPr>
           <w:p>
@@ -45740,7 +47545,6 @@
               <w:bottom w:val="single" w:sz="4" w:space="0" w:color="000000"/>
               <w:right w:val="nil"/>
             </w:tcBorders>
-            <w:shd w:val="clear" w:color="auto" w:fill="auto"/>
             <w:hideMark/>
           </w:tcPr>
           <w:p>
@@ -45774,7 +47578,6 @@
               <w:bottom w:val="single" w:sz="4" w:space="0" w:color="000000"/>
               <w:right w:val="nil"/>
             </w:tcBorders>
-            <w:shd w:val="clear" w:color="auto" w:fill="auto"/>
             <w:hideMark/>
           </w:tcPr>
           <w:p>
@@ -45808,7 +47611,6 @@
               <w:bottom w:val="single" w:sz="4" w:space="0" w:color="000000"/>
               <w:right w:val="single" w:sz="8" w:space="0" w:color="auto"/>
             </w:tcBorders>
-            <w:shd w:val="clear" w:color="auto" w:fill="auto"/>
             <w:hideMark/>
           </w:tcPr>
           <w:p>
@@ -45954,7 +47756,6 @@
               <w:bottom w:val="single" w:sz="4" w:space="0" w:color="000000"/>
               <w:right w:val="nil"/>
             </w:tcBorders>
-            <w:shd w:val="clear" w:color="auto" w:fill="auto"/>
             <w:hideMark/>
           </w:tcPr>
           <w:p>
@@ -45990,7 +47791,6 @@
               <w:bottom w:val="single" w:sz="4" w:space="0" w:color="000000"/>
               <w:right w:val="nil"/>
             </w:tcBorders>
-            <w:shd w:val="clear" w:color="auto" w:fill="auto"/>
             <w:hideMark/>
           </w:tcPr>
           <w:p>
@@ -46024,7 +47824,6 @@
               <w:bottom w:val="single" w:sz="4" w:space="0" w:color="000000"/>
               <w:right w:val="single" w:sz="8" w:space="0" w:color="auto"/>
             </w:tcBorders>
-            <w:shd w:val="clear" w:color="auto" w:fill="auto"/>
             <w:hideMark/>
           </w:tcPr>
           <w:p>
@@ -46170,7 +47969,6 @@
               <w:bottom w:val="single" w:sz="4" w:space="0" w:color="000000"/>
               <w:right w:val="nil"/>
             </w:tcBorders>
-            <w:shd w:val="clear" w:color="auto" w:fill="auto"/>
             <w:hideMark/>
           </w:tcPr>
           <w:p>
@@ -46206,7 +48004,6 @@
               <w:bottom w:val="single" w:sz="4" w:space="0" w:color="000000"/>
               <w:right w:val="nil"/>
             </w:tcBorders>
-            <w:shd w:val="clear" w:color="auto" w:fill="auto"/>
             <w:hideMark/>
           </w:tcPr>
           <w:p>
@@ -46240,7 +48037,6 @@
               <w:bottom w:val="single" w:sz="4" w:space="0" w:color="000000"/>
               <w:right w:val="single" w:sz="8" w:space="0" w:color="auto"/>
             </w:tcBorders>
-            <w:shd w:val="clear" w:color="auto" w:fill="auto"/>
             <w:hideMark/>
           </w:tcPr>
           <w:p>
@@ -46386,7 +48182,6 @@
               <w:bottom w:val="single" w:sz="4" w:space="0" w:color="000000"/>
               <w:right w:val="nil"/>
             </w:tcBorders>
-            <w:shd w:val="clear" w:color="auto" w:fill="auto"/>
             <w:hideMark/>
           </w:tcPr>
           <w:p>
@@ -46422,7 +48217,6 @@
               <w:bottom w:val="single" w:sz="4" w:space="0" w:color="000000"/>
               <w:right w:val="nil"/>
             </w:tcBorders>
-            <w:shd w:val="clear" w:color="auto" w:fill="auto"/>
             <w:hideMark/>
           </w:tcPr>
           <w:p>
@@ -46456,7 +48250,6 @@
               <w:bottom w:val="single" w:sz="4" w:space="0" w:color="000000"/>
               <w:right w:val="single" w:sz="8" w:space="0" w:color="auto"/>
             </w:tcBorders>
-            <w:shd w:val="clear" w:color="auto" w:fill="auto"/>
             <w:hideMark/>
           </w:tcPr>
           <w:p>
@@ -46584,8 +48377,19 @@
                 <w:szCs w:val="24"/>
                 <w:lang w:eastAsia="en-CA"/>
               </w:rPr>
-              <w:t>Sand and Dust</w:t>
-            </w:r>
+              <w:t xml:space="preserve">Sand and </w:t>
+            </w:r>
+            <w:proofErr w:type="gramStart"/>
+            <w:r>
+              <w:rPr>
+                <w:rFonts w:ascii="Times New Roman" w:eastAsia="Times New Roman" w:hAnsi="Times New Roman" w:cs="Times New Roman"/>
+                <w:sz w:val="24"/>
+                <w:szCs w:val="24"/>
+                <w:lang w:eastAsia="en-CA"/>
+              </w:rPr>
+              <w:t>Dust</w:t>
+            </w:r>
+            <w:proofErr w:type="gramEnd"/>
           </w:p>
         </w:tc>
       </w:tr>
@@ -46602,7 +48406,6 @@
               <w:bottom w:val="single" w:sz="4" w:space="0" w:color="000000"/>
               <w:right w:val="nil"/>
             </w:tcBorders>
-            <w:shd w:val="clear" w:color="auto" w:fill="auto"/>
             <w:hideMark/>
           </w:tcPr>
           <w:p>
@@ -46638,7 +48441,6 @@
               <w:bottom w:val="single" w:sz="4" w:space="0" w:color="000000"/>
               <w:right w:val="nil"/>
             </w:tcBorders>
-            <w:shd w:val="clear" w:color="auto" w:fill="auto"/>
             <w:hideMark/>
           </w:tcPr>
           <w:p>
@@ -46672,7 +48474,6 @@
               <w:bottom w:val="single" w:sz="4" w:space="0" w:color="000000"/>
               <w:right w:val="single" w:sz="8" w:space="0" w:color="auto"/>
             </w:tcBorders>
-            <w:shd w:val="clear" w:color="auto" w:fill="auto"/>
             <w:hideMark/>
           </w:tcPr>
           <w:p>
@@ -47312,7 +49113,6 @@
               <w:bottom w:val="single" w:sz="4" w:space="0" w:color="000000"/>
               <w:right w:val="nil"/>
             </w:tcBorders>
-            <w:shd w:val="clear" w:color="auto" w:fill="auto"/>
             <w:hideMark/>
           </w:tcPr>
           <w:p>
@@ -47348,7 +49148,6 @@
               <w:bottom w:val="single" w:sz="4" w:space="0" w:color="000000"/>
               <w:right w:val="nil"/>
             </w:tcBorders>
-            <w:shd w:val="clear" w:color="auto" w:fill="auto"/>
             <w:hideMark/>
           </w:tcPr>
           <w:p>
@@ -47382,7 +49181,6 @@
               <w:bottom w:val="single" w:sz="4" w:space="0" w:color="000000"/>
               <w:right w:val="single" w:sz="8" w:space="0" w:color="auto"/>
             </w:tcBorders>
-            <w:shd w:val="clear" w:color="auto" w:fill="auto"/>
             <w:hideMark/>
           </w:tcPr>
           <w:p>
@@ -47528,7 +49326,6 @@
               <w:bottom w:val="single" w:sz="4" w:space="0" w:color="000000"/>
               <w:right w:val="nil"/>
             </w:tcBorders>
-            <w:shd w:val="clear" w:color="auto" w:fill="auto"/>
             <w:hideMark/>
           </w:tcPr>
           <w:p>
@@ -47564,7 +49361,6 @@
               <w:bottom w:val="single" w:sz="4" w:space="0" w:color="000000"/>
               <w:right w:val="nil"/>
             </w:tcBorders>
-            <w:shd w:val="clear" w:color="auto" w:fill="auto"/>
             <w:hideMark/>
           </w:tcPr>
           <w:p>
@@ -47598,7 +49394,6 @@
               <w:bottom w:val="single" w:sz="4" w:space="0" w:color="000000"/>
               <w:right w:val="single" w:sz="8" w:space="0" w:color="auto"/>
             </w:tcBorders>
-            <w:shd w:val="clear" w:color="auto" w:fill="auto"/>
             <w:hideMark/>
           </w:tcPr>
           <w:p>
@@ -47744,7 +49539,6 @@
               <w:bottom w:val="single" w:sz="4" w:space="0" w:color="000000"/>
               <w:right w:val="nil"/>
             </w:tcBorders>
-            <w:shd w:val="clear" w:color="auto" w:fill="auto"/>
             <w:hideMark/>
           </w:tcPr>
           <w:p>
@@ -47780,7 +49574,6 @@
               <w:bottom w:val="single" w:sz="4" w:space="0" w:color="000000"/>
               <w:right w:val="nil"/>
             </w:tcBorders>
-            <w:shd w:val="clear" w:color="auto" w:fill="auto"/>
             <w:hideMark/>
           </w:tcPr>
           <w:p>
@@ -47814,7 +49607,6 @@
               <w:bottom w:val="single" w:sz="4" w:space="0" w:color="000000"/>
               <w:right w:val="single" w:sz="8" w:space="0" w:color="auto"/>
             </w:tcBorders>
-            <w:shd w:val="clear" w:color="auto" w:fill="auto"/>
             <w:hideMark/>
           </w:tcPr>
           <w:p>
@@ -47960,7 +49752,6 @@
               <w:bottom w:val="single" w:sz="4" w:space="0" w:color="000000"/>
               <w:right w:val="nil"/>
             </w:tcBorders>
-            <w:shd w:val="clear" w:color="auto" w:fill="auto"/>
             <w:hideMark/>
           </w:tcPr>
           <w:p>
@@ -47996,7 +49787,6 @@
               <w:bottom w:val="single" w:sz="4" w:space="0" w:color="000000"/>
               <w:right w:val="nil"/>
             </w:tcBorders>
-            <w:shd w:val="clear" w:color="auto" w:fill="auto"/>
             <w:hideMark/>
           </w:tcPr>
           <w:p>
@@ -48030,7 +49820,6 @@
               <w:bottom w:val="single" w:sz="4" w:space="0" w:color="000000"/>
               <w:right w:val="single" w:sz="8" w:space="0" w:color="auto"/>
             </w:tcBorders>
-            <w:shd w:val="clear" w:color="auto" w:fill="auto"/>
             <w:hideMark/>
           </w:tcPr>
           <w:p>
@@ -48176,7 +49965,6 @@
               <w:bottom w:val="single" w:sz="4" w:space="0" w:color="000000"/>
               <w:right w:val="nil"/>
             </w:tcBorders>
-            <w:shd w:val="clear" w:color="auto" w:fill="auto"/>
             <w:hideMark/>
           </w:tcPr>
           <w:p>
@@ -48212,7 +50000,6 @@
               <w:bottom w:val="single" w:sz="4" w:space="0" w:color="000000"/>
               <w:right w:val="nil"/>
             </w:tcBorders>
-            <w:shd w:val="clear" w:color="auto" w:fill="auto"/>
             <w:hideMark/>
           </w:tcPr>
           <w:p>
@@ -48246,7 +50033,6 @@
               <w:bottom w:val="single" w:sz="4" w:space="0" w:color="000000"/>
               <w:right w:val="single" w:sz="8" w:space="0" w:color="auto"/>
             </w:tcBorders>
-            <w:shd w:val="clear" w:color="auto" w:fill="auto"/>
             <w:hideMark/>
           </w:tcPr>
           <w:p>
@@ -48392,7 +50178,6 @@
               <w:bottom w:val="single" w:sz="4" w:space="0" w:color="000000"/>
               <w:right w:val="nil"/>
             </w:tcBorders>
-            <w:shd w:val="clear" w:color="auto" w:fill="auto"/>
             <w:hideMark/>
           </w:tcPr>
           <w:p>
@@ -48428,7 +50213,6 @@
               <w:bottom w:val="single" w:sz="4" w:space="0" w:color="000000"/>
               <w:right w:val="nil"/>
             </w:tcBorders>
-            <w:shd w:val="clear" w:color="auto" w:fill="auto"/>
             <w:hideMark/>
           </w:tcPr>
           <w:p>
@@ -48462,7 +50246,6 @@
               <w:bottom w:val="single" w:sz="4" w:space="0" w:color="000000"/>
               <w:right w:val="single" w:sz="8" w:space="0" w:color="auto"/>
             </w:tcBorders>
-            <w:shd w:val="clear" w:color="auto" w:fill="auto"/>
             <w:hideMark/>
           </w:tcPr>
           <w:p>
@@ -48608,7 +50391,6 @@
               <w:bottom w:val="single" w:sz="4" w:space="0" w:color="000000"/>
               <w:right w:val="nil"/>
             </w:tcBorders>
-            <w:shd w:val="clear" w:color="auto" w:fill="auto"/>
             <w:hideMark/>
           </w:tcPr>
           <w:p>
@@ -48644,7 +50426,6 @@
               <w:bottom w:val="single" w:sz="4" w:space="0" w:color="000000"/>
               <w:right w:val="nil"/>
             </w:tcBorders>
-            <w:shd w:val="clear" w:color="auto" w:fill="auto"/>
             <w:hideMark/>
           </w:tcPr>
           <w:p>
@@ -48678,7 +50459,6 @@
               <w:bottom w:val="single" w:sz="4" w:space="0" w:color="000000"/>
               <w:right w:val="single" w:sz="8" w:space="0" w:color="auto"/>
             </w:tcBorders>
-            <w:shd w:val="clear" w:color="auto" w:fill="auto"/>
             <w:hideMark/>
           </w:tcPr>
           <w:p>
@@ -48716,7 +50496,6 @@
               <w:bottom w:val="single" w:sz="4" w:space="0" w:color="000000"/>
               <w:right w:val="nil"/>
             </w:tcBorders>
-            <w:shd w:val="clear" w:color="auto" w:fill="auto"/>
             <w:hideMark/>
           </w:tcPr>
           <w:p>
@@ -48752,7 +50531,6 @@
               <w:bottom w:val="single" w:sz="4" w:space="0" w:color="000000"/>
               <w:right w:val="nil"/>
             </w:tcBorders>
-            <w:shd w:val="clear" w:color="auto" w:fill="auto"/>
             <w:hideMark/>
           </w:tcPr>
           <w:p>
@@ -48786,7 +50564,6 @@
               <w:bottom w:val="single" w:sz="4" w:space="0" w:color="000000"/>
               <w:right w:val="single" w:sz="8" w:space="0" w:color="auto"/>
             </w:tcBorders>
-            <w:shd w:val="clear" w:color="auto" w:fill="auto"/>
             <w:hideMark/>
           </w:tcPr>
           <w:p>
@@ -48888,12 +50665,19 @@
       <w:r>
         <w:t xml:space="preserve"> </w:t>
       </w:r>
-      <w:r>
-        <w:t xml:space="preserve">KeyW or </w:t>
-      </w:r>
+      <w:proofErr w:type="spellStart"/>
+      <w:r>
+        <w:t>KeyW</w:t>
+      </w:r>
+      <w:proofErr w:type="spellEnd"/>
+      <w:r>
+        <w:t xml:space="preserve"> or </w:t>
+      </w:r>
+      <w:proofErr w:type="spellStart"/>
       <w:r>
         <w:t>Outerlink</w:t>
       </w:r>
+      <w:proofErr w:type="spellEnd"/>
       <w:r>
         <w:t>. Therefore, a full production package including</w:t>
       </w:r>
@@ -49185,8 +50969,13 @@
       <w:r>
         <w:t xml:space="preserve"> smart device with </w:t>
       </w:r>
-      <w:r>
-        <w:t>Webmin access shall be</w:t>
+      <w:proofErr w:type="spellStart"/>
+      <w:r>
+        <w:t>Webmin</w:t>
+      </w:r>
+      <w:proofErr w:type="spellEnd"/>
+      <w:r>
+        <w:t xml:space="preserve"> access shall be</w:t>
       </w:r>
       <w:r>
         <w:t xml:space="preserve"> able to access the Aero SF</w:t>
@@ -49343,11 +51132,21 @@
       <w:r>
         <w:t>Relies on iridium Certus network and GM/</w:t>
       </w:r>
+      <w:proofErr w:type="spellStart"/>
       <w:r>
         <w:t>Outerlink</w:t>
       </w:r>
-      <w:r>
-        <w:t xml:space="preserve"> server upgrades and back end application software to support the new service.</w:t>
+      <w:proofErr w:type="spellEnd"/>
+      <w:r>
+        <w:t xml:space="preserve"> server upgrades and </w:t>
+      </w:r>
+      <w:proofErr w:type="gramStart"/>
+      <w:r>
+        <w:t>back end</w:t>
+      </w:r>
+      <w:proofErr w:type="gramEnd"/>
+      <w:r>
+        <w:t xml:space="preserve"> application software to support the new service.</w:t>
       </w:r>
     </w:p>
     <w:p>
@@ -49423,9 +51222,11 @@
       <w:r>
         <w:t xml:space="preserve">equipment shall be developed and manufactured using </w:t>
       </w:r>
+      <w:proofErr w:type="spellStart"/>
       <w:r>
         <w:t>KeyW</w:t>
       </w:r>
+      <w:proofErr w:type="spellEnd"/>
       <w:r>
         <w:t xml:space="preserve"> approved Work Area Instructions, and quality processes and procedures</w:t>
       </w:r>
@@ -49437,20 +51238,29 @@
       <w:r>
         <w:t>Any modifications or agreed schedule changes that are not within the scope of this requirement specification, shall require an Engineering Change Order request to GM/</w:t>
       </w:r>
+      <w:proofErr w:type="spellStart"/>
       <w:r>
         <w:t>Outerlink</w:t>
       </w:r>
+      <w:proofErr w:type="spellEnd"/>
       <w:r>
         <w:t xml:space="preserve"> for approval before proceeding.</w:t>
       </w:r>
     </w:p>
     <w:p>
-      <w:r>
-        <w:t xml:space="preserve">KeyW, GM and </w:t>
-      </w:r>
+      <w:proofErr w:type="spellStart"/>
+      <w:r>
+        <w:t>KeyW</w:t>
+      </w:r>
+      <w:proofErr w:type="spellEnd"/>
+      <w:r>
+        <w:t xml:space="preserve">, GM and </w:t>
+      </w:r>
+      <w:proofErr w:type="spellStart"/>
       <w:r>
         <w:t>Outerlink</w:t>
       </w:r>
+      <w:proofErr w:type="spellEnd"/>
       <w:r>
         <w:t xml:space="preserve"> shall each provide a single point of contact for all transfers of information, arranging of documentation/testing/</w:t>
       </w:r>
@@ -49478,15 +51288,15 @@
         <w:pStyle w:val="Heading2"/>
       </w:pPr>
       <w:bookmarkStart w:id="278" w:name="_Ref35340112"/>
-      <w:bookmarkStart w:id="279" w:name="_Hlk34136732"/>
-      <w:bookmarkStart w:id="280" w:name="_Toc52348122"/>
+      <w:bookmarkStart w:id="279" w:name="_Toc52348122"/>
+      <w:bookmarkStart w:id="280" w:name="_Hlk34136732"/>
       <w:r>
         <w:t>Quality Conformance Inspections</w:t>
       </w:r>
       <w:bookmarkEnd w:id="278"/>
-      <w:bookmarkEnd w:id="280"/>
-    </w:p>
-    <w:bookmarkEnd w:id="279"/>
+      <w:bookmarkEnd w:id="279"/>
+    </w:p>
+    <w:bookmarkEnd w:id="280"/>
     <w:p>
       <w:r>
         <w:t xml:space="preserve">Each deliverable shall be tested </w:t>
@@ -49497,9 +51307,11 @@
       <w:r>
         <w:t>/</w:t>
       </w:r>
+      <w:proofErr w:type="spellStart"/>
       <w:r>
         <w:t>Outerlink</w:t>
       </w:r>
+      <w:proofErr w:type="spellEnd"/>
       <w:r>
         <w:t xml:space="preserve"> </w:t>
       </w:r>
@@ -49550,9 +51362,11 @@
       <w:r>
         <w:t xml:space="preserve"> and GM/</w:t>
       </w:r>
+      <w:proofErr w:type="spellStart"/>
       <w:r>
         <w:t>Outerlink</w:t>
       </w:r>
+      <w:proofErr w:type="spellEnd"/>
       <w:r>
         <w:t xml:space="preserve"> reserve the right to accept these units with noted </w:t>
       </w:r>
@@ -49578,7 +51392,15 @@
     </w:p>
     <w:p>
       <w:r>
-        <w:t>All software shall be under configuration control with a defined version numbering system in KeyW format.</w:t>
+        <w:t xml:space="preserve">All software shall be under configuration control with a defined version numbering system in </w:t>
+      </w:r>
+      <w:proofErr w:type="spellStart"/>
+      <w:r>
+        <w:t>KeyW</w:t>
+      </w:r>
+      <w:proofErr w:type="spellEnd"/>
+      <w:r>
+        <w:t xml:space="preserve"> format.</w:t>
       </w:r>
       <w:r>
         <w:t xml:space="preserve"> GMI Provided Application software for the AMG4 shall use the same version numbering for consistency.</w:t>
@@ -49595,9 +51417,11 @@
       <w:r>
         <w:t>Any Aero SFX software shall be delivered with Release notes detailing issues and defects, and changes since the previous version. Any new updates shall be made available to Guardian Mobility/</w:t>
       </w:r>
+      <w:proofErr w:type="spellStart"/>
       <w:r>
         <w:t>Outerlink</w:t>
       </w:r>
+      <w:proofErr w:type="spellEnd"/>
       <w:r>
         <w:t xml:space="preserve"> on a secure release remotely accessible server.</w:t>
       </w:r>
@@ -49639,7 +51463,15 @@
         <w:t>Desirable</w:t>
       </w:r>
       <w:r>
-        <w:t xml:space="preserve">: GMI and KeyW should use the same </w:t>
+        <w:t xml:space="preserve">: GMI and </w:t>
+      </w:r>
+      <w:proofErr w:type="spellStart"/>
+      <w:r>
+        <w:t>KeyW</w:t>
+      </w:r>
+      <w:proofErr w:type="spellEnd"/>
+      <w:r>
+        <w:t xml:space="preserve"> should use the same </w:t>
       </w:r>
       <w:r>
         <w:t>system.</w:t>
@@ -49662,9 +51494,11 @@
       <w:r>
         <w:t>/</w:t>
       </w:r>
+      <w:proofErr w:type="spellStart"/>
       <w:r>
         <w:t>Outerlink</w:t>
       </w:r>
+      <w:proofErr w:type="spellEnd"/>
       <w:r>
         <w:t>.</w:t>
       </w:r>
@@ -49678,7 +51512,15 @@
         </w:numPr>
       </w:pPr>
       <w:r>
-        <w:t xml:space="preserve">The Aero SFX Terminal Software and Aero SFX API shall be developed, integrated and delivered by KeyW. </w:t>
+        <w:t xml:space="preserve">The Aero SFX Terminal Software and Aero SFX API shall be developed, integrated and delivered by </w:t>
+      </w:r>
+      <w:proofErr w:type="spellStart"/>
+      <w:r>
+        <w:t>KeyW</w:t>
+      </w:r>
+      <w:proofErr w:type="spellEnd"/>
+      <w:r>
+        <w:t xml:space="preserve">. </w:t>
       </w:r>
     </w:p>
     <w:p>
@@ -49739,8 +51581,13 @@
         <w:t xml:space="preserve"> and other Aero SFX interfaces as required</w:t>
       </w:r>
       <w:r>
-        <w:t xml:space="preserve"> – Responsibility KeyW</w:t>
-      </w:r>
+        <w:t xml:space="preserve"> – Responsibility </w:t>
+      </w:r>
+      <w:proofErr w:type="spellStart"/>
+      <w:r>
+        <w:t>KeyW</w:t>
+      </w:r>
+      <w:proofErr w:type="spellEnd"/>
       <w:r>
         <w:t>.</w:t>
       </w:r>
@@ -49846,7 +51693,15 @@
         </w:numPr>
       </w:pPr>
       <w:r>
-        <w:t>Documentation in KeyW format:</w:t>
+        <w:t xml:space="preserve">Documentation in </w:t>
+      </w:r>
+      <w:proofErr w:type="spellStart"/>
+      <w:r>
+        <w:t>KeyW</w:t>
+      </w:r>
+      <w:proofErr w:type="spellEnd"/>
+      <w:r>
+        <w:t xml:space="preserve"> format:</w:t>
       </w:r>
     </w:p>
     <w:p>
@@ -49863,9 +51718,11 @@
       <w:r>
         <w:t>o allow GM/</w:t>
       </w:r>
+      <w:proofErr w:type="spellStart"/>
       <w:r>
         <w:t>Outerlink</w:t>
       </w:r>
+      <w:proofErr w:type="spellEnd"/>
       <w:r>
         <w:t xml:space="preserve"> to perform </w:t>
       </w:r>
@@ -49876,7 +51733,15 @@
         <w:t xml:space="preserve">installed in an Aero SFX Terminal </w:t>
       </w:r>
       <w:r>
-        <w:t>with a GM/Outerlink Application.</w:t>
+        <w:t>with a GM/</w:t>
+      </w:r>
+      <w:proofErr w:type="spellStart"/>
+      <w:r>
+        <w:t>Outerlink</w:t>
+      </w:r>
+      <w:proofErr w:type="spellEnd"/>
+      <w:r>
+        <w:t xml:space="preserve"> Application.</w:t>
       </w:r>
       <w:r>
         <w:t xml:space="preserve"> (e.g. AMG4 Application Code)</w:t>
@@ -49914,9 +51779,11 @@
       <w:r>
         <w:t>/</w:t>
       </w:r>
+      <w:proofErr w:type="spellStart"/>
       <w:r>
         <w:t>Outerlink</w:t>
       </w:r>
+      <w:proofErr w:type="spellEnd"/>
       <w:r>
         <w:t xml:space="preserve"> to assess progress</w:t>
       </w:r>
@@ -50021,9 +51888,11 @@
       <w:r>
         <w:t>(ECO) documentation for approval by GM/</w:t>
       </w:r>
+      <w:proofErr w:type="spellStart"/>
       <w:r>
         <w:t>Outerlink</w:t>
       </w:r>
+      <w:proofErr w:type="spellEnd"/>
       <w:r>
         <w:t xml:space="preserve"> as applicable.</w:t>
       </w:r>
@@ -50215,7 +52084,23 @@
         <w:t xml:space="preserve"> </w:t>
       </w:r>
       <w:r>
-        <w:t xml:space="preserve"> KeyW Deliverables to GMI/Outerlink shall consist of:</w:t>
+        <w:t xml:space="preserve"> </w:t>
+      </w:r>
+      <w:proofErr w:type="spellStart"/>
+      <w:r>
+        <w:t>KeyW</w:t>
+      </w:r>
+      <w:proofErr w:type="spellEnd"/>
+      <w:r>
+        <w:t xml:space="preserve"> Deliverables to GMI/</w:t>
+      </w:r>
+      <w:proofErr w:type="spellStart"/>
+      <w:r>
+        <w:t>Outerlink</w:t>
+      </w:r>
+      <w:proofErr w:type="spellEnd"/>
+      <w:r>
+        <w:t xml:space="preserve"> shall consist of:</w:t>
       </w:r>
     </w:p>
     <w:p>
@@ -50292,8 +52177,8 @@
       </w:pPr>
       <w:bookmarkStart w:id="287" w:name="_Appendix_A_"/>
       <w:bookmarkStart w:id="288" w:name="_Ref41037710"/>
-      <w:bookmarkStart w:id="289" w:name="_Ref449522406"/>
-      <w:bookmarkStart w:id="290" w:name="_Toc52348126"/>
+      <w:bookmarkStart w:id="289" w:name="_Toc52348126"/>
+      <w:bookmarkStart w:id="290" w:name="_Ref449522406"/>
       <w:bookmarkEnd w:id="286"/>
       <w:bookmarkEnd w:id="287"/>
       <w:r>
@@ -50301,7 +52186,7 @@
         <w:t>Responsibilities</w:t>
       </w:r>
       <w:bookmarkEnd w:id="288"/>
-      <w:bookmarkEnd w:id="290"/>
+      <w:bookmarkEnd w:id="289"/>
     </w:p>
     <w:p>
       <w:pPr>
@@ -50322,11 +52207,19 @@
           <w:lang w:val="en-CA"/>
         </w:rPr>
       </w:pPr>
-      <w:r>
-        <w:rPr>
-          <w:lang w:val="en-CA"/>
-        </w:rPr>
-        <w:t xml:space="preserve">KeyW is responsible for all requirements in this document except the following, which will be </w:t>
+      <w:proofErr w:type="spellStart"/>
+      <w:r>
+        <w:rPr>
+          <w:lang w:val="en-CA"/>
+        </w:rPr>
+        <w:t>KeyW</w:t>
+      </w:r>
+      <w:proofErr w:type="spellEnd"/>
+      <w:r>
+        <w:rPr>
+          <w:lang w:val="en-CA"/>
+        </w:rPr>
+        <w:t xml:space="preserve"> is responsible for all requirements in this document except the following, which will be </w:t>
       </w:r>
       <w:r>
         <w:rPr>
@@ -50344,7 +52237,21 @@
         <w:rPr>
           <w:lang w:val="en-CA"/>
         </w:rPr>
-        <w:t xml:space="preserve"> or Outerlink as below</w:t>
+        <w:t xml:space="preserve"> or </w:t>
+      </w:r>
+      <w:proofErr w:type="spellStart"/>
+      <w:r>
+        <w:rPr>
+          <w:lang w:val="en-CA"/>
+        </w:rPr>
+        <w:t>Outerlink</w:t>
+      </w:r>
+      <w:proofErr w:type="spellEnd"/>
+      <w:r>
+        <w:rPr>
+          <w:lang w:val="en-CA"/>
+        </w:rPr>
+        <w:t xml:space="preserve"> as below</w:t>
       </w:r>
       <w:r>
         <w:rPr>
@@ -50493,7 +52400,15 @@
         </w:numPr>
       </w:pPr>
       <w:r>
-        <w:t xml:space="preserve">Any GMI G4 product and documentation deliverables to KeyW required to support </w:t>
+        <w:t xml:space="preserve">Any GMI G4 product and documentation deliverables to </w:t>
+      </w:r>
+      <w:proofErr w:type="spellStart"/>
+      <w:r>
+        <w:t>KeyW</w:t>
+      </w:r>
+      <w:proofErr w:type="spellEnd"/>
+      <w:r>
+        <w:t xml:space="preserve"> required to support </w:t>
       </w:r>
       <w:r>
         <w:t>Aero SFX Terminal/</w:t>
@@ -50514,11 +52429,24 @@
         </w:numPr>
       </w:pPr>
       <w:r>
-        <w:t xml:space="preserve">Backend Outerlink/GMI server </w:t>
-      </w:r>
-      <w:r>
-        <w:t>changes to support the Aero SFX Terminal communication, configuration and maintenance. - GMI/Outerlink</w:t>
-      </w:r>
+        <w:t xml:space="preserve">Backend </w:t>
+      </w:r>
+      <w:proofErr w:type="spellStart"/>
+      <w:r>
+        <w:t>Outerlink</w:t>
+      </w:r>
+      <w:proofErr w:type="spellEnd"/>
+      <w:r>
+        <w:t xml:space="preserve">/GMI server </w:t>
+      </w:r>
+      <w:r>
+        <w:t>changes to support the Aero SFX Terminal communication, configuration and maintenance. - GMI/</w:t>
+      </w:r>
+      <w:proofErr w:type="spellStart"/>
+      <w:r>
+        <w:t>Outerlink</w:t>
+      </w:r>
+      <w:proofErr w:type="spellEnd"/>
     </w:p>
     <w:p>
       <w:pPr>
@@ -50544,7 +52472,23 @@
         </w:numPr>
       </w:pPr>
       <w:r>
-        <w:t>Audio codec like Speedx and Video codec like Edgevis.</w:t>
+        <w:t xml:space="preserve">Audio codec like </w:t>
+      </w:r>
+      <w:proofErr w:type="spellStart"/>
+      <w:r>
+        <w:t>Speedx</w:t>
+      </w:r>
+      <w:proofErr w:type="spellEnd"/>
+      <w:r>
+        <w:t xml:space="preserve"> and Video codec like </w:t>
+      </w:r>
+      <w:proofErr w:type="spellStart"/>
+      <w:r>
+        <w:t>Edgevis</w:t>
+      </w:r>
+      <w:proofErr w:type="spellEnd"/>
+      <w:r>
+        <w:t>.</w:t>
       </w:r>
     </w:p>
     <w:p>
@@ -50585,7 +52529,7 @@
       <w:r>
         <w:t xml:space="preserve">A </w:t>
       </w:r>
-      <w:bookmarkEnd w:id="289"/>
+      <w:bookmarkEnd w:id="290"/>
       <w:r>
         <w:t xml:space="preserve">  Concept Mechanical drawing</w:t>
       </w:r>
@@ -50835,8 +52779,13 @@
       <w:r>
         <w:t xml:space="preserve"> </w:t>
       </w:r>
-      <w:r>
-        <w:t>Outerlinks or a customer.</w:t>
+      <w:proofErr w:type="spellStart"/>
+      <w:r>
+        <w:t>Outerlinks</w:t>
+      </w:r>
+      <w:proofErr w:type="spellEnd"/>
+      <w:r>
+        <w:t xml:space="preserve"> or a customer.</w:t>
       </w:r>
     </w:p>
     <w:p>
@@ -50986,6 +52935,8 @@
           <w:iCs/>
         </w:rPr>
       </w:pPr>
+      <w:proofErr w:type="spellStart"/>
+      <w:proofErr w:type="gramStart"/>
       <w:r>
         <w:rPr>
           <w:i/>
@@ -50993,6 +52944,8 @@
         </w:rPr>
         <w:t>TBD,Inc</w:t>
       </w:r>
+      <w:proofErr w:type="spellEnd"/>
+      <w:proofErr w:type="gramEnd"/>
     </w:p>
     <w:p>
       <w:pPr>
@@ -51165,18 +53118,27 @@
           <w:i/>
           <w:iCs/>
         </w:rPr>
-        <w:t>Aero SFX Model xxxxx</w:t>
-      </w:r>
-    </w:p>
-    <w:p>
-      <w:pPr>
-        <w:ind w:left="720"/>
-      </w:pPr>
+        <w:t xml:space="preserve">Aero SFX Model </w:t>
+      </w:r>
+      <w:proofErr w:type="spellStart"/>
       <w:r>
         <w:rPr>
           <w:i/>
           <w:iCs/>
         </w:rPr>
+        <w:t>xxxxx</w:t>
+      </w:r>
+      <w:proofErr w:type="spellEnd"/>
+    </w:p>
+    <w:p>
+      <w:pPr>
+        <w:ind w:left="720"/>
+      </w:pPr>
+      <w:r>
+        <w:rPr>
+          <w:i/>
+          <w:iCs/>
+        </w:rPr>
         <w:t>OK</w:t>
       </w:r>
     </w:p>
@@ -51380,7 +53342,15 @@
         <w:ind w:left="720"/>
       </w:pPr>
       <w:r>
-        <w:t>Description: Specifies PDP address for specified context identification parameter &lt;cid&gt;.</w:t>
+        <w:t>Description: Specifies PDP address for specified context identification parameter &lt;</w:t>
+      </w:r>
+      <w:proofErr w:type="spellStart"/>
+      <w:r>
+        <w:t>cid</w:t>
+      </w:r>
+      <w:proofErr w:type="spellEnd"/>
+      <w:r>
+        <w:t>&gt;.</w:t>
       </w:r>
     </w:p>
     <w:p>
@@ -51396,7 +53366,33 @@
         <w:ind w:left="720"/>
       </w:pPr>
       <w:r>
-        <w:t>+CGPADDR=&lt;cid&gt; +CGPADDR: &lt;cid&gt;,&lt;pdp_address&gt;</w:t>
+        <w:t>+CGPADDR=&lt;</w:t>
+      </w:r>
+      <w:proofErr w:type="spellStart"/>
+      <w:r>
+        <w:t>cid</w:t>
+      </w:r>
+      <w:proofErr w:type="spellEnd"/>
+      <w:r>
+        <w:t>&gt; +CGPADDR: &lt;</w:t>
+      </w:r>
+      <w:proofErr w:type="spellStart"/>
+      <w:r>
+        <w:t>cid</w:t>
+      </w:r>
+      <w:proofErr w:type="spellEnd"/>
+      <w:proofErr w:type="gramStart"/>
+      <w:r>
+        <w:t>&gt;,&lt;</w:t>
+      </w:r>
+      <w:proofErr w:type="spellStart"/>
+      <w:proofErr w:type="gramEnd"/>
+      <w:r>
+        <w:t>pdp_address</w:t>
+      </w:r>
+      <w:proofErr w:type="spellEnd"/>
+      <w:r>
+        <w:t>&gt;</w:t>
       </w:r>
     </w:p>
     <w:p>
@@ -51412,7 +53408,25 @@
         <w:ind w:left="720"/>
       </w:pPr>
       <w:r>
-        <w:t>+CGPADDR +CGPADDR: &lt;cid&gt;,&lt;pdp_address&gt;</w:t>
+        <w:t>+CGPADDR +CGPADDR: &lt;</w:t>
+      </w:r>
+      <w:proofErr w:type="spellStart"/>
+      <w:r>
+        <w:t>cid</w:t>
+      </w:r>
+      <w:proofErr w:type="spellEnd"/>
+      <w:proofErr w:type="gramStart"/>
+      <w:r>
+        <w:t>&gt;,&lt;</w:t>
+      </w:r>
+      <w:proofErr w:type="spellStart"/>
+      <w:proofErr w:type="gramEnd"/>
+      <w:r>
+        <w:t>pdp_address</w:t>
+      </w:r>
+      <w:proofErr w:type="spellEnd"/>
+      <w:r>
+        <w:t>&gt;</w:t>
       </w:r>
     </w:p>
     <w:p>
@@ -51420,7 +53434,15 @@
         <w:ind w:left="720"/>
       </w:pPr>
       <w:r>
-        <w:t>+CGPADDR=? +CGPADDR: (list of supported &lt;cid&gt;s)</w:t>
+        <w:t>+CGPADDR=? +CGPADDR: (list of supported &lt;</w:t>
+      </w:r>
+      <w:proofErr w:type="spellStart"/>
+      <w:r>
+        <w:t>cid</w:t>
+      </w:r>
+      <w:proofErr w:type="spellEnd"/>
+      <w:r>
+        <w:t>&gt;s)</w:t>
       </w:r>
     </w:p>
     <w:p>
@@ -51436,7 +53458,15 @@
         <w:ind w:left="720"/>
       </w:pPr>
       <w:r>
-        <w:t>&lt;cid&gt;</w:t>
+        <w:t>&lt;</w:t>
+      </w:r>
+      <w:proofErr w:type="spellStart"/>
+      <w:r>
+        <w:t>cid</w:t>
+      </w:r>
+      <w:proofErr w:type="spellEnd"/>
+      <w:r>
+        <w:t>&gt;</w:t>
       </w:r>
     </w:p>
     <w:p>
@@ -51468,7 +53498,15 @@
         <w:ind w:left="720"/>
       </w:pPr>
       <w:r>
-        <w:t>&lt;pdp_address&gt; alphanumeric; IP address</w:t>
+        <w:t>&lt;</w:t>
+      </w:r>
+      <w:proofErr w:type="spellStart"/>
+      <w:r>
+        <w:t>pdp_address</w:t>
+      </w:r>
+      <w:proofErr w:type="spellEnd"/>
+      <w:r>
+        <w:t>&gt; alphanumeric; IP address</w:t>
       </w:r>
     </w:p>
     <w:p>
@@ -51672,7 +53710,15 @@
         <w:ind w:left="720"/>
       </w:pPr>
       <w:r>
-        <w:t>Description: Returns information to identify the individual terminal. Typically IMEI (International Mobile</w:t>
+        <w:t xml:space="preserve">Description: Returns information to identify the individual terminal. </w:t>
+      </w:r>
+      <w:proofErr w:type="gramStart"/>
+      <w:r>
+        <w:t>Typically</w:t>
+      </w:r>
+      <w:proofErr w:type="gramEnd"/>
+      <w:r>
+        <w:t xml:space="preserve"> IMEI (International Mobile</w:t>
       </w:r>
       <w:r>
         <w:t xml:space="preserve"> </w:t>
@@ -51694,7 +53740,23 @@
         <w:ind w:left="720"/>
       </w:pPr>
       <w:r>
-        <w:t>+CGSN=&lt;cid&gt; &lt;sn&gt;</w:t>
+        <w:t>+CGSN=&lt;</w:t>
+      </w:r>
+      <w:proofErr w:type="spellStart"/>
+      <w:r>
+        <w:t>cid</w:t>
+      </w:r>
+      <w:proofErr w:type="spellEnd"/>
+      <w:r>
+        <w:t>&gt; &lt;</w:t>
+      </w:r>
+      <w:proofErr w:type="spellStart"/>
+      <w:r>
+        <w:t>sn</w:t>
+      </w:r>
+      <w:proofErr w:type="spellEnd"/>
+      <w:r>
+        <w:t>&gt;</w:t>
       </w:r>
     </w:p>
     <w:p>
@@ -51726,7 +53788,15 @@
         <w:ind w:left="720"/>
       </w:pPr>
       <w:r>
-        <w:t>&lt;sn&gt; alphanumeric</w:t>
+        <w:t>&lt;</w:t>
+      </w:r>
+      <w:proofErr w:type="spellStart"/>
+      <w:r>
+        <w:t>sn</w:t>
+      </w:r>
+      <w:proofErr w:type="spellEnd"/>
+      <w:r>
+        <w:t>&gt; alphanumeric</w:t>
       </w:r>
     </w:p>
     <w:p>
@@ -52224,7 +54294,15 @@
         <w:ind w:left="720"/>
       </w:pPr>
       <w:r>
-        <w:t>+CLCK="AB",&lt;lock&gt;,"</w:t>
+        <w:t>+CLCK="AB</w:t>
+      </w:r>
+      <w:proofErr w:type="gramStart"/>
+      <w:r>
+        <w:t>",&lt;</w:t>
+      </w:r>
+      <w:proofErr w:type="gramEnd"/>
+      <w:r>
+        <w:t>lock&gt;,"</w:t>
       </w:r>
       <w:r>
         <w:t>SFX</w:t>
@@ -52386,7 +54464,15 @@
         <w:ind w:left="720"/>
       </w:pPr>
       <w:r>
-        <w:t>+CREG +CREG: &lt;mode&gt;,&lt;stat&gt;</w:t>
+        <w:t>+CREG +CREG: &lt;mode</w:t>
+      </w:r>
+      <w:proofErr w:type="gramStart"/>
+      <w:r>
+        <w:t>&gt;,&lt;</w:t>
+      </w:r>
+      <w:proofErr w:type="gramEnd"/>
+      <w:r>
+        <w:t>stat&gt;</w:t>
       </w:r>
     </w:p>
     <w:p>
@@ -52644,7 +54730,15 @@
         <w:ind w:left="720"/>
       </w:pPr>
       <w:r>
-        <w:t>+CSQ +CSQ: &lt;rssi&gt;</w:t>
+        <w:t>+CSQ +CSQ: &lt;</w:t>
+      </w:r>
+      <w:proofErr w:type="spellStart"/>
+      <w:r>
+        <w:t>rssi</w:t>
+      </w:r>
+      <w:proofErr w:type="spellEnd"/>
+      <w:r>
+        <w:t>&gt;</w:t>
       </w:r>
     </w:p>
     <w:p>
@@ -52676,7 +54770,15 @@
         <w:ind w:left="720"/>
       </w:pPr>
       <w:r>
-        <w:t>&lt;rssi&gt; decimal (in 0.1 dB units); receive signal strength indicator</w:t>
+        <w:t>&lt;</w:t>
+      </w:r>
+      <w:proofErr w:type="spellStart"/>
+      <w:r>
+        <w:t>rssi</w:t>
+      </w:r>
+      <w:proofErr w:type="spellEnd"/>
+      <w:r>
+        <w:t>&gt; decimal (in 0.1 dB units); receive signal strength indicator</w:t>
       </w:r>
     </w:p>
     <w:p>
@@ -52820,7 +54922,23 @@
       </w:pPr>
       <w:r>
         <w:lastRenderedPageBreak/>
-        <w:t>Description: Returns battery connection status &lt;bcs&gt; and battery charge level &lt;bcl&gt; of the Terminal.</w:t>
+        <w:t>Description: Returns battery connection status &lt;</w:t>
+      </w:r>
+      <w:proofErr w:type="spellStart"/>
+      <w:r>
+        <w:t>bcs</w:t>
+      </w:r>
+      <w:proofErr w:type="spellEnd"/>
+      <w:r>
+        <w:t>&gt; and battery charge level &lt;</w:t>
+      </w:r>
+      <w:proofErr w:type="spellStart"/>
+      <w:r>
+        <w:t>bcl</w:t>
+      </w:r>
+      <w:proofErr w:type="spellEnd"/>
+      <w:r>
+        <w:t>&gt; of the Terminal.</w:t>
       </w:r>
     </w:p>
     <w:p>
@@ -52836,7 +54954,25 @@
         <w:ind w:left="720"/>
       </w:pPr>
       <w:r>
-        <w:t>+CBC +CBC: &lt;bcs&gt;,&lt;bcl&gt;</w:t>
+        <w:t>+CBC +CBC: &lt;</w:t>
+      </w:r>
+      <w:proofErr w:type="spellStart"/>
+      <w:r>
+        <w:t>bcs</w:t>
+      </w:r>
+      <w:proofErr w:type="spellEnd"/>
+      <w:proofErr w:type="gramStart"/>
+      <w:r>
+        <w:t>&gt;,&lt;</w:t>
+      </w:r>
+      <w:proofErr w:type="spellStart"/>
+      <w:proofErr w:type="gramEnd"/>
+      <w:r>
+        <w:t>bcl</w:t>
+      </w:r>
+      <w:proofErr w:type="spellEnd"/>
+      <w:r>
+        <w:t>&gt;</w:t>
       </w:r>
     </w:p>
     <w:p>
@@ -52852,7 +54988,31 @@
         <w:ind w:left="720"/>
       </w:pPr>
       <w:r>
-        <w:t>+CBC=? +CBC: (list of supported &lt;bcs&gt;s),(list of supported &lt;bcl&gt;s)</w:t>
+        <w:t>+CBC=? +CBC: (list of supported &lt;</w:t>
+      </w:r>
+      <w:proofErr w:type="spellStart"/>
+      <w:r>
+        <w:t>bcs</w:t>
+      </w:r>
+      <w:proofErr w:type="spellEnd"/>
+      <w:r>
+        <w:t>&gt;s</w:t>
+      </w:r>
+      <w:proofErr w:type="gramStart"/>
+      <w:r>
+        <w:t>),(</w:t>
+      </w:r>
+      <w:proofErr w:type="gramEnd"/>
+      <w:r>
+        <w:t>list of supported &lt;</w:t>
+      </w:r>
+      <w:proofErr w:type="spellStart"/>
+      <w:r>
+        <w:t>bcl</w:t>
+      </w:r>
+      <w:proofErr w:type="spellEnd"/>
+      <w:r>
+        <w:t>&gt;s)</w:t>
       </w:r>
     </w:p>
     <w:p>
@@ -52868,7 +55028,15 @@
         <w:ind w:left="720"/>
       </w:pPr>
       <w:r>
-        <w:t>&lt;bcs&gt;</w:t>
+        <w:t>&lt;</w:t>
+      </w:r>
+      <w:proofErr w:type="spellStart"/>
+      <w:r>
+        <w:t>bcs</w:t>
+      </w:r>
+      <w:proofErr w:type="spellEnd"/>
+      <w:r>
+        <w:t>&gt;</w:t>
       </w:r>
     </w:p>
     <w:p>
@@ -52908,7 +55076,15 @@
         <w:ind w:left="720"/>
       </w:pPr>
       <w:r>
-        <w:t>3 Recognized power fault, call inhibited</w:t>
+        <w:t xml:space="preserve">3 Recognized power </w:t>
+      </w:r>
+      <w:proofErr w:type="gramStart"/>
+      <w:r>
+        <w:t>fault</w:t>
+      </w:r>
+      <w:proofErr w:type="gramEnd"/>
+      <w:r>
+        <w:t>, call inhibited</w:t>
       </w:r>
     </w:p>
     <w:p>
@@ -52929,7 +55105,15 @@
         <w:ind w:left="720"/>
       </w:pPr>
       <w:r>
-        <w:t>&lt;bci&gt; 0 battery exhausted or not connected</w:t>
+        <w:t>&lt;</w:t>
+      </w:r>
+      <w:proofErr w:type="spellStart"/>
+      <w:r>
+        <w:t>bci</w:t>
+      </w:r>
+      <w:proofErr w:type="spellEnd"/>
+      <w:r>
+        <w:t>&gt; 0 battery exhausted or not connected</w:t>
       </w:r>
     </w:p>
     <w:p>
@@ -53091,7 +55275,60 @@
         <w:ind w:left="720"/>
       </w:pPr>
       <w:r>
-        <w:t>_VGPS _VGPS: &lt;lat&gt;,&lt;n/s&gt;,&lt;long&gt;,&lt;e/w&gt;,&lt;alt&gt;,&lt;fix quality&gt;,&lt;fix time&gt;</w:t>
+        <w:t>_VGPS _VGPS: &lt;</w:t>
+      </w:r>
+      <w:proofErr w:type="spellStart"/>
+      <w:r>
+        <w:t>lat</w:t>
+      </w:r>
+      <w:proofErr w:type="spellEnd"/>
+      <w:proofErr w:type="gramStart"/>
+      <w:r>
+        <w:t>&gt;,&lt;</w:t>
+      </w:r>
+      <w:proofErr w:type="gramEnd"/>
+      <w:r>
+        <w:t>n/s</w:t>
+      </w:r>
+      <w:proofErr w:type="gramStart"/>
+      <w:r>
+        <w:t>&gt;,&lt;</w:t>
+      </w:r>
+      <w:proofErr w:type="gramEnd"/>
+      <w:r>
+        <w:t>long</w:t>
+      </w:r>
+      <w:proofErr w:type="gramStart"/>
+      <w:r>
+        <w:t>&gt;,&lt;</w:t>
+      </w:r>
+      <w:proofErr w:type="gramEnd"/>
+      <w:r>
+        <w:t>e/w</w:t>
+      </w:r>
+      <w:proofErr w:type="gramStart"/>
+      <w:r>
+        <w:t>&gt;,&lt;</w:t>
+      </w:r>
+      <w:proofErr w:type="gramEnd"/>
+      <w:r>
+        <w:t>alt</w:t>
+      </w:r>
+      <w:proofErr w:type="gramStart"/>
+      <w:r>
+        <w:t>&gt;,&lt;</w:t>
+      </w:r>
+      <w:proofErr w:type="gramEnd"/>
+      <w:r>
+        <w:t>fix quality</w:t>
+      </w:r>
+      <w:proofErr w:type="gramStart"/>
+      <w:r>
+        <w:t>&gt;,&lt;</w:t>
+      </w:r>
+      <w:proofErr w:type="gramEnd"/>
+      <w:r>
+        <w:t>fix time&gt;</w:t>
       </w:r>
     </w:p>
     <w:p>
@@ -53099,7 +55336,60 @@
         <w:ind w:left="720"/>
       </w:pPr>
       <w:r>
-        <w:t>_VGPS=? _VGPS: &lt;lat&gt;,&lt;n/s&gt;,&lt;long&gt;,&lt;e/w&gt;,&lt;alt&gt;,&lt;fix quality&gt;,&lt;fix time&gt;</w:t>
+        <w:t>_VGPS=? _VGPS: &lt;</w:t>
+      </w:r>
+      <w:proofErr w:type="spellStart"/>
+      <w:r>
+        <w:t>lat</w:t>
+      </w:r>
+      <w:proofErr w:type="spellEnd"/>
+      <w:proofErr w:type="gramStart"/>
+      <w:r>
+        <w:t>&gt;,&lt;</w:t>
+      </w:r>
+      <w:proofErr w:type="gramEnd"/>
+      <w:r>
+        <w:t>n/s</w:t>
+      </w:r>
+      <w:proofErr w:type="gramStart"/>
+      <w:r>
+        <w:t>&gt;,&lt;</w:t>
+      </w:r>
+      <w:proofErr w:type="gramEnd"/>
+      <w:r>
+        <w:t>long</w:t>
+      </w:r>
+      <w:proofErr w:type="gramStart"/>
+      <w:r>
+        <w:t>&gt;,&lt;</w:t>
+      </w:r>
+      <w:proofErr w:type="gramEnd"/>
+      <w:r>
+        <w:t>e/w</w:t>
+      </w:r>
+      <w:proofErr w:type="gramStart"/>
+      <w:r>
+        <w:t>&gt;,&lt;</w:t>
+      </w:r>
+      <w:proofErr w:type="gramEnd"/>
+      <w:r>
+        <w:t>alt</w:t>
+      </w:r>
+      <w:proofErr w:type="gramStart"/>
+      <w:r>
+        <w:t>&gt;,&lt;</w:t>
+      </w:r>
+      <w:proofErr w:type="gramEnd"/>
+      <w:r>
+        <w:t>fix quality</w:t>
+      </w:r>
+      <w:proofErr w:type="gramStart"/>
+      <w:r>
+        <w:t>&gt;,&lt;</w:t>
+      </w:r>
+      <w:proofErr w:type="gramEnd"/>
+      <w:r>
+        <w:t>fix time&gt;</w:t>
       </w:r>
     </w:p>
     <w:p>
@@ -53115,7 +55405,15 @@
         <w:ind w:left="720"/>
       </w:pPr>
       <w:r>
-        <w:t>&lt;lat&gt; decimal; latitude in decimal degrees</w:t>
+        <w:t>&lt;</w:t>
+      </w:r>
+      <w:proofErr w:type="spellStart"/>
+      <w:r>
+        <w:t>lat</w:t>
+      </w:r>
+      <w:proofErr w:type="spellEnd"/>
+      <w:r>
+        <w:t>&gt; decimal; latitude in decimal degrees</w:t>
       </w:r>
     </w:p>
     <w:p>
@@ -53259,29 +55557,61 @@
           <w:i/>
           <w:iCs/>
         </w:rPr>
-        <w:t>_VGPS: 33,1226216,1,-117,-2697485,0,0,2,Wed Apr 27 16:54:24 201</w:t>
-      </w:r>
+        <w:t>_VGPS: 33,1226216,</w:t>
+      </w:r>
+      <w:proofErr w:type="gramStart"/>
       <w:r>
         <w:rPr>
           <w:i/>
           <w:iCs/>
         </w:rPr>
-        <w:t>6</w:t>
-      </w:r>
-    </w:p>
-    <w:p>
-      <w:pPr>
-        <w:ind w:left="720"/>
+        <w:t>1,-117,-</w:t>
+      </w:r>
+      <w:proofErr w:type="gramEnd"/>
+      <w:r>
         <w:rPr>
           <w:i/>
           <w:iCs/>
         </w:rPr>
-      </w:pPr>
+        <w:t>2697485,0,0,</w:t>
+      </w:r>
+      <w:proofErr w:type="gramStart"/>
       <w:r>
         <w:rPr>
           <w:i/>
           <w:iCs/>
         </w:rPr>
+        <w:t>2,Wed</w:t>
+      </w:r>
+      <w:proofErr w:type="gramEnd"/>
+      <w:r>
+        <w:rPr>
+          <w:i/>
+          <w:iCs/>
+        </w:rPr>
+        <w:t xml:space="preserve"> Apr 27 16:54:24 201</w:t>
+      </w:r>
+      <w:r>
+        <w:rPr>
+          <w:i/>
+          <w:iCs/>
+        </w:rPr>
+        <w:t>6</w:t>
+      </w:r>
+    </w:p>
+    <w:p>
+      <w:pPr>
+        <w:ind w:left="720"/>
+        <w:rPr>
+          <w:i/>
+          <w:iCs/>
+        </w:rPr>
+      </w:pPr>
+      <w:r>
+        <w:rPr>
+          <w:i/>
+          <w:iCs/>
+        </w:rPr>
         <w:t>OK</w:t>
       </w:r>
     </w:p>
@@ -53320,8 +55650,13 @@
       </w:pPr>
       <w:r>
         <w:lastRenderedPageBreak/>
-        <w:t>Description: Select the GPS operating mode..</w:t>
-      </w:r>
+        <w:t xml:space="preserve">Description: Select the GPS operating </w:t>
+      </w:r>
+      <w:proofErr w:type="gramStart"/>
+      <w:r>
+        <w:t>mode..</w:t>
+      </w:r>
+      <w:proofErr w:type="gramEnd"/>
     </w:p>
     <w:p>
       <w:pPr>
@@ -53336,10 +55671,18 @@
         <w:ind w:left="720"/>
       </w:pPr>
       <w:r>
-        <w:t>_VGPSMODE _VGPSMODE: &lt;mode&gt;</w:t>
-      </w:r>
-      <w:r>
-        <w:t>,&lt;available&gt;</w:t>
+        <w:t>_VGPSMODE _VGPSMODE: &lt;mode</w:t>
+      </w:r>
+      <w:proofErr w:type="gramStart"/>
+      <w:r>
+        <w:t>&gt;</w:t>
+      </w:r>
+      <w:r>
+        <w:t>,&lt;</w:t>
+      </w:r>
+      <w:proofErr w:type="gramEnd"/>
+      <w:r>
+        <w:t>available&gt;</w:t>
       </w:r>
     </w:p>
     <w:p>
@@ -53627,7 +55970,15 @@
         <w:ind w:left="720"/>
       </w:pPr>
       <w:r>
-        <w:t>_VRFKILL=&lt;iface&gt;,</w:t>
+        <w:t>_VRFKILL=&lt;</w:t>
+      </w:r>
+      <w:proofErr w:type="spellStart"/>
+      <w:r>
+        <w:t>iface</w:t>
+      </w:r>
+      <w:proofErr w:type="spellEnd"/>
+      <w:r>
+        <w:t>&gt;,</w:t>
       </w:r>
     </w:p>
     <w:p>
@@ -53651,7 +56002,25 @@
         <w:ind w:left="720"/>
       </w:pPr>
       <w:r>
-        <w:t>_VRFKILL=? _VRFKILL: &lt;iface&gt;,&lt;block|unblock&gt;</w:t>
+        <w:t>_VRFKILL=? _VRFKILL: &lt;</w:t>
+      </w:r>
+      <w:proofErr w:type="spellStart"/>
+      <w:r>
+        <w:t>iface</w:t>
+      </w:r>
+      <w:proofErr w:type="spellEnd"/>
+      <w:proofErr w:type="gramStart"/>
+      <w:r>
+        <w:t>&gt;,&lt;</w:t>
+      </w:r>
+      <w:proofErr w:type="spellStart"/>
+      <w:proofErr w:type="gramEnd"/>
+      <w:r>
+        <w:t>block|unblock</w:t>
+      </w:r>
+      <w:proofErr w:type="spellEnd"/>
+      <w:r>
+        <w:t>&gt;</w:t>
       </w:r>
     </w:p>
     <w:p>
@@ -53667,7 +56036,15 @@
         <w:ind w:left="720"/>
       </w:pPr>
       <w:r>
-        <w:t>&lt;iface&gt;</w:t>
+        <w:t>&lt;</w:t>
+      </w:r>
+      <w:proofErr w:type="spellStart"/>
+      <w:r>
+        <w:t>iface</w:t>
+      </w:r>
+      <w:proofErr w:type="spellEnd"/>
+      <w:r>
+        <w:t>&gt;</w:t>
       </w:r>
     </w:p>
     <w:p>
@@ -53683,7 +56060,23 @@
         <w:ind w:left="720"/>
       </w:pPr>
       <w:r>
-        <w:t>"wifi" The wifi interface</w:t>
+        <w:t>"</w:t>
+      </w:r>
+      <w:proofErr w:type="spellStart"/>
+      <w:r>
+        <w:t>wifi</w:t>
+      </w:r>
+      <w:proofErr w:type="spellEnd"/>
+      <w:r>
+        <w:t xml:space="preserve">" The </w:t>
+      </w:r>
+      <w:proofErr w:type="spellStart"/>
+      <w:r>
+        <w:t>wifi</w:t>
+      </w:r>
+      <w:proofErr w:type="spellEnd"/>
+      <w:r>
+        <w:t xml:space="preserve"> interface</w:t>
       </w:r>
     </w:p>
     <w:p>
@@ -53747,23 +56140,23 @@
           <w:i/>
           <w:iCs/>
         </w:rPr>
-        <w:t>Request AT_VRFKILL="wifi","unblock"</w:t>
-      </w:r>
-    </w:p>
-    <w:p>
-      <w:pPr>
-        <w:ind w:left="720"/>
+        <w:t>Request AT_VRFKILL="</w:t>
+      </w:r>
+      <w:proofErr w:type="spellStart"/>
+      <w:r>
         <w:rPr>
           <w:i/>
           <w:iCs/>
         </w:rPr>
-      </w:pPr>
+        <w:t>wifi</w:t>
+      </w:r>
+      <w:proofErr w:type="spellEnd"/>
       <w:r>
         <w:rPr>
           <w:i/>
           <w:iCs/>
         </w:rPr>
-        <w:t>Response OK</w:t>
+        <w:t>","unblock"</w:t>
       </w:r>
     </w:p>
     <w:p>
@@ -53774,6 +56167,22 @@
           <w:iCs/>
         </w:rPr>
       </w:pPr>
+      <w:r>
+        <w:rPr>
+          <w:i/>
+          <w:iCs/>
+        </w:rPr>
+        <w:t>Response OK</w:t>
+      </w:r>
+    </w:p>
+    <w:p>
+      <w:pPr>
+        <w:ind w:left="720"/>
+        <w:rPr>
+          <w:i/>
+          <w:iCs/>
+        </w:rPr>
+      </w:pPr>
     </w:p>
     <w:p>
       <w:pPr>
@@ -53821,7 +56230,30 @@
         <w:ind w:left="720"/>
       </w:pPr>
       <w:r>
-        <w:t>_VSQ _VSQ: &lt;cid&gt;,&lt;rsq&gt;,&lt;beam type&gt;</w:t>
+        <w:t>_VSQ _VSQ: &lt;</w:t>
+      </w:r>
+      <w:proofErr w:type="spellStart"/>
+      <w:r>
+        <w:t>cid</w:t>
+      </w:r>
+      <w:proofErr w:type="spellEnd"/>
+      <w:proofErr w:type="gramStart"/>
+      <w:r>
+        <w:t>&gt;,&lt;</w:t>
+      </w:r>
+      <w:proofErr w:type="spellStart"/>
+      <w:proofErr w:type="gramEnd"/>
+      <w:r>
+        <w:t>rsq</w:t>
+      </w:r>
+      <w:proofErr w:type="spellEnd"/>
+      <w:proofErr w:type="gramStart"/>
+      <w:r>
+        <w:t>&gt;,&lt;</w:t>
+      </w:r>
+      <w:proofErr w:type="gramEnd"/>
+      <w:r>
+        <w:t>beam type&gt;</w:t>
       </w:r>
     </w:p>
     <w:p>
@@ -53829,7 +56261,43 @@
         <w:ind w:left="720"/>
       </w:pPr>
       <w:r>
-        <w:t>_VSQ?&lt;cid&gt; _VSQ: &lt;cid&gt;,&lt;rsq&gt;,&lt;beam type&gt;</w:t>
+        <w:t>_</w:t>
+      </w:r>
+      <w:proofErr w:type="gramStart"/>
+      <w:r>
+        <w:t>VSQ?&lt;</w:t>
+      </w:r>
+      <w:proofErr w:type="spellStart"/>
+      <w:proofErr w:type="gramEnd"/>
+      <w:r>
+        <w:t>cid</w:t>
+      </w:r>
+      <w:proofErr w:type="spellEnd"/>
+      <w:r>
+        <w:t>&gt; _VSQ: &lt;</w:t>
+      </w:r>
+      <w:proofErr w:type="spellStart"/>
+      <w:r>
+        <w:t>cid</w:t>
+      </w:r>
+      <w:proofErr w:type="spellEnd"/>
+      <w:proofErr w:type="gramStart"/>
+      <w:r>
+        <w:t>&gt;,&lt;</w:t>
+      </w:r>
+      <w:proofErr w:type="spellStart"/>
+      <w:proofErr w:type="gramEnd"/>
+      <w:r>
+        <w:t>rsq</w:t>
+      </w:r>
+      <w:proofErr w:type="spellEnd"/>
+      <w:proofErr w:type="gramStart"/>
+      <w:r>
+        <w:t>&gt;,&lt;</w:t>
+      </w:r>
+      <w:proofErr w:type="gramEnd"/>
+      <w:r>
+        <w:t>beam type&gt;</w:t>
       </w:r>
     </w:p>
     <w:p>
@@ -53837,7 +56305,36 @@
         <w:ind w:left="720"/>
       </w:pPr>
       <w:r>
-        <w:t>_VSQ=? _VSQ: &lt;cid 0-1&gt;,&lt;rssi 0-5&gt;,&lt;bearer&gt;</w:t>
+        <w:t>_VSQ=? _VSQ: &lt;</w:t>
+      </w:r>
+      <w:proofErr w:type="spellStart"/>
+      <w:r>
+        <w:t>cid</w:t>
+      </w:r>
+      <w:proofErr w:type="spellEnd"/>
+      <w:r>
+        <w:t xml:space="preserve"> 0-1</w:t>
+      </w:r>
+      <w:proofErr w:type="gramStart"/>
+      <w:r>
+        <w:t>&gt;,&lt;</w:t>
+      </w:r>
+      <w:proofErr w:type="spellStart"/>
+      <w:proofErr w:type="gramEnd"/>
+      <w:r>
+        <w:t>rssi</w:t>
+      </w:r>
+      <w:proofErr w:type="spellEnd"/>
+      <w:r>
+        <w:t xml:space="preserve"> 0-5</w:t>
+      </w:r>
+      <w:proofErr w:type="gramStart"/>
+      <w:r>
+        <w:t>&gt;,&lt;</w:t>
+      </w:r>
+      <w:proofErr w:type="gramEnd"/>
+      <w:r>
+        <w:t>bearer&gt;</w:t>
       </w:r>
     </w:p>
     <w:p>
@@ -53853,7 +56350,15 @@
         <w:ind w:left="720"/>
       </w:pPr>
       <w:r>
-        <w:t>&lt;cid&gt;</w:t>
+        <w:t>&lt;</w:t>
+      </w:r>
+      <w:proofErr w:type="spellStart"/>
+      <w:r>
+        <w:t>cid</w:t>
+      </w:r>
+      <w:proofErr w:type="spellEnd"/>
+      <w:r>
+        <w:t>&gt;</w:t>
       </w:r>
     </w:p>
     <w:p>
@@ -53919,7 +56424,15 @@
         <w:ind w:left="720"/>
       </w:pPr>
       <w:r>
-        <w:t>&lt;rsq&gt; decimal (0-5); bars of signal strength</w:t>
+        <w:t>&lt;</w:t>
+      </w:r>
+      <w:proofErr w:type="spellStart"/>
+      <w:r>
+        <w:t>rsq</w:t>
+      </w:r>
+      <w:proofErr w:type="spellEnd"/>
+      <w:r>
+        <w:t>&gt; decimal (0-5); bars of signal strength</w:t>
       </w:r>
     </w:p>
     <w:p>
@@ -53991,23 +56504,23 @@
           <w:i/>
           <w:iCs/>
         </w:rPr>
-        <w:t>_VSQ: 0,3,D1</w:t>
-      </w:r>
-    </w:p>
-    <w:p>
-      <w:pPr>
-        <w:ind w:left="720"/>
+        <w:t>_VSQ: 0,</w:t>
+      </w:r>
+      <w:proofErr w:type="gramStart"/>
+      <w:r>
         <w:rPr>
           <w:i/>
           <w:iCs/>
         </w:rPr>
-      </w:pPr>
+        <w:t>3,D</w:t>
+      </w:r>
+      <w:proofErr w:type="gramEnd"/>
       <w:r>
         <w:rPr>
           <w:i/>
           <w:iCs/>
         </w:rPr>
-        <w:t>OK</w:t>
+        <w:t>1</w:t>
       </w:r>
     </w:p>
     <w:p>
@@ -54018,6 +56531,22 @@
           <w:iCs/>
         </w:rPr>
       </w:pPr>
+      <w:r>
+        <w:rPr>
+          <w:i/>
+          <w:iCs/>
+        </w:rPr>
+        <w:t>OK</w:t>
+      </w:r>
+    </w:p>
+    <w:p>
+      <w:pPr>
+        <w:ind w:left="720"/>
+        <w:rPr>
+          <w:i/>
+          <w:iCs/>
+        </w:rPr>
+      </w:pPr>
     </w:p>
     <w:p>
       <w:pPr>
@@ -54073,7 +56602,15 @@
       </w:pPr>
       <w:r>
         <w:lastRenderedPageBreak/>
-        <w:t>_VTEMP=? _VTEMP: &lt;0 normal, 1 overtemp&gt;</w:t>
+        <w:t xml:space="preserve">_VTEMP=? _VTEMP: &lt;0 normal, 1 </w:t>
+      </w:r>
+      <w:proofErr w:type="spellStart"/>
+      <w:r>
+        <w:t>overtemp</w:t>
+      </w:r>
+      <w:proofErr w:type="spellEnd"/>
+      <w:r>
+        <w:t>&gt;</w:t>
       </w:r>
     </w:p>
     <w:p>
@@ -54113,7 +56650,15 @@
         <w:ind w:left="720"/>
       </w:pPr>
       <w:r>
-        <w:t>1 Overtemp condition</w:t>
+        <w:t xml:space="preserve">1 </w:t>
+      </w:r>
+      <w:proofErr w:type="spellStart"/>
+      <w:r>
+        <w:t>Overtemp</w:t>
+      </w:r>
+      <w:proofErr w:type="spellEnd"/>
+      <w:r>
+        <w:t xml:space="preserve"> condition</w:t>
       </w:r>
     </w:p>
     <w:p>
@@ -54591,7 +57136,15 @@
         <w:ind w:left="720"/>
       </w:pPr>
       <w:r>
-        <w:t>_VVERS _VVERS: "M2M",&lt;version&gt;</w:t>
+        <w:t>_VVERS _VVERS: "M2M</w:t>
+      </w:r>
+      <w:proofErr w:type="gramStart"/>
+      <w:r>
+        <w:t>",&lt;</w:t>
+      </w:r>
+      <w:proofErr w:type="gramEnd"/>
+      <w:r>
+        <w:t>version&gt;</w:t>
       </w:r>
     </w:p>
     <w:p>
@@ -54765,17 +57318,77 @@
       <w:pPr>
         <w:ind w:left="720"/>
       </w:pPr>
-      <w:r>
-        <w:t>timestamp,login_state,esno,fl_dropped,fl_freq_offset,txbo,sym_rate_offset,gp</w:t>
-      </w:r>
+      <w:proofErr w:type="gramStart"/>
+      <w:r>
+        <w:t>timestamp,login</w:t>
+      </w:r>
+      <w:proofErr w:type="gramEnd"/>
+      <w:r>
+        <w:t>_</w:t>
+      </w:r>
+      <w:proofErr w:type="gramStart"/>
+      <w:r>
+        <w:t>state,esno</w:t>
+      </w:r>
+      <w:proofErr w:type="gramEnd"/>
+      <w:r>
+        <w:t>,fl_</w:t>
+      </w:r>
+      <w:proofErr w:type="gramStart"/>
+      <w:r>
+        <w:t>dropped,fl</w:t>
+      </w:r>
+      <w:proofErr w:type="gramEnd"/>
+      <w:r>
+        <w:t>_freq_</w:t>
+      </w:r>
+      <w:proofErr w:type="gramStart"/>
+      <w:r>
+        <w:t>offset,txbo</w:t>
+      </w:r>
+      <w:proofErr w:type="gramEnd"/>
+      <w:r>
+        <w:t>,sym_rate_</w:t>
+      </w:r>
+      <w:proofErr w:type="gramStart"/>
+      <w:r>
+        <w:t>offset,gp</w:t>
+      </w:r>
+      <w:proofErr w:type="gramEnd"/>
     </w:p>
     <w:p>
       <w:pPr>
         <w:ind w:left="720"/>
       </w:pPr>
-      <w:r>
-        <w:t>s_lock,gps_lat,gps_lon,gps_alt</w:t>
-      </w:r>
+      <w:proofErr w:type="spellStart"/>
+      <w:r>
+        <w:t>s_</w:t>
+      </w:r>
+      <w:proofErr w:type="gramStart"/>
+      <w:r>
+        <w:t>lock,gps</w:t>
+      </w:r>
+      <w:proofErr w:type="gramEnd"/>
+      <w:r>
+        <w:t>_</w:t>
+      </w:r>
+      <w:proofErr w:type="gramStart"/>
+      <w:r>
+        <w:t>lat,gps</w:t>
+      </w:r>
+      <w:proofErr w:type="gramEnd"/>
+      <w:r>
+        <w:t>_</w:t>
+      </w:r>
+      <w:proofErr w:type="gramStart"/>
+      <w:r>
+        <w:t>lon,gps</w:t>
+      </w:r>
+      <w:proofErr w:type="gramEnd"/>
+      <w:r>
+        <w:t>_alt</w:t>
+      </w:r>
+      <w:proofErr w:type="spellEnd"/>
     </w:p>
     <w:p>
       <w:pPr>
@@ -54827,7 +57440,15 @@
         <w:ind w:left="720"/>
       </w:pPr>
       <w:r>
-        <w:t>&lt;login_state&gt;</w:t>
+        <w:t>&lt;</w:t>
+      </w:r>
+      <w:proofErr w:type="spellStart"/>
+      <w:r>
+        <w:t>login_state</w:t>
+      </w:r>
+      <w:proofErr w:type="spellEnd"/>
+      <w:r>
+        <w:t>&gt;</w:t>
       </w:r>
     </w:p>
     <w:p>
@@ -54892,7 +57513,15 @@
         <w:ind w:left="720"/>
       </w:pPr>
       <w:r>
-        <w:t>&lt;esno&gt; Forward Link Signal Level (in dB)</w:t>
+        <w:t>&lt;</w:t>
+      </w:r>
+      <w:proofErr w:type="spellStart"/>
+      <w:r>
+        <w:t>esno</w:t>
+      </w:r>
+      <w:proofErr w:type="spellEnd"/>
+      <w:r>
+        <w:t>&gt; Forward Link Signal Level (in dB)</w:t>
       </w:r>
     </w:p>
     <w:p>
@@ -54900,7 +57529,15 @@
         <w:ind w:left="720"/>
       </w:pPr>
       <w:r>
-        <w:t>&lt;fl_modcode&gt; Forward Link Modulation Code Point</w:t>
+        <w:t>&lt;</w:t>
+      </w:r>
+      <w:proofErr w:type="spellStart"/>
+      <w:r>
+        <w:t>fl_modcode</w:t>
+      </w:r>
+      <w:proofErr w:type="spellEnd"/>
+      <w:r>
+        <w:t>&gt; Forward Link Modulation Code Point</w:t>
       </w:r>
     </w:p>
     <w:p>
@@ -54908,7 +57545,15 @@
         <w:ind w:left="720"/>
       </w:pPr>
       <w:r>
-        <w:t>&lt;fl_quality&gt; Forward Link Margin</w:t>
+        <w:t>&lt;</w:t>
+      </w:r>
+      <w:proofErr w:type="spellStart"/>
+      <w:r>
+        <w:t>fl_quality</w:t>
+      </w:r>
+      <w:proofErr w:type="spellEnd"/>
+      <w:r>
+        <w:t>&gt; Forward Link Margin</w:t>
       </w:r>
     </w:p>
     <w:p>
@@ -54916,7 +57561,15 @@
         <w:ind w:left="720"/>
       </w:pPr>
       <w:r>
-        <w:t>&lt;fl_freq_offset&gt; Forward Link Frequency Offset</w:t>
+        <w:t>&lt;</w:t>
+      </w:r>
+      <w:proofErr w:type="spellStart"/>
+      <w:r>
+        <w:t>fl_freq_offset</w:t>
+      </w:r>
+      <w:proofErr w:type="spellEnd"/>
+      <w:r>
+        <w:t>&gt; Forward Link Frequency Offset</w:t>
       </w:r>
     </w:p>
     <w:p>
@@ -54924,7 +57577,15 @@
         <w:ind w:left="720"/>
       </w:pPr>
       <w:r>
-        <w:t>&lt;txbo&gt; Return Link Transmit Backoff (in dB)</w:t>
+        <w:t>&lt;</w:t>
+      </w:r>
+      <w:proofErr w:type="spellStart"/>
+      <w:r>
+        <w:t>txbo</w:t>
+      </w:r>
+      <w:proofErr w:type="spellEnd"/>
+      <w:r>
+        <w:t>&gt; Return Link Transmit Backoff (in dB)</w:t>
       </w:r>
     </w:p>
     <w:p>
@@ -54932,7 +57593,15 @@
         <w:ind w:left="720"/>
       </w:pPr>
       <w:r>
-        <w:t>&lt;sym_rate_offset&gt;</w:t>
+        <w:t>&lt;</w:t>
+      </w:r>
+      <w:proofErr w:type="spellStart"/>
+      <w:r>
+        <w:t>sym_rate_offset</w:t>
+      </w:r>
+      <w:proofErr w:type="spellEnd"/>
+      <w:r>
+        <w:t>&gt;</w:t>
       </w:r>
     </w:p>
     <w:p>
@@ -54940,7 +57609,15 @@
         <w:ind w:left="720"/>
       </w:pPr>
       <w:r>
-        <w:t>&lt;gps_lock&gt;</w:t>
+        <w:t>&lt;</w:t>
+      </w:r>
+      <w:proofErr w:type="spellStart"/>
+      <w:r>
+        <w:t>gps_lock</w:t>
+      </w:r>
+      <w:proofErr w:type="spellEnd"/>
+      <w:r>
+        <w:t>&gt;</w:t>
       </w:r>
     </w:p>
     <w:p>
@@ -54972,7 +57649,15 @@
         <w:ind w:left="720"/>
       </w:pPr>
       <w:r>
-        <w:t>&lt;gps_lat&gt; GPS Latitude</w:t>
+        <w:t>&lt;</w:t>
+      </w:r>
+      <w:proofErr w:type="spellStart"/>
+      <w:r>
+        <w:t>gps_lat</w:t>
+      </w:r>
+      <w:proofErr w:type="spellEnd"/>
+      <w:r>
+        <w:t>&gt; GPS Latitude</w:t>
       </w:r>
     </w:p>
     <w:p>
@@ -54980,7 +57665,15 @@
         <w:ind w:left="720"/>
       </w:pPr>
       <w:r>
-        <w:t>&lt;gps_lon&gt; GPS Longitude</w:t>
+        <w:t>&lt;</w:t>
+      </w:r>
+      <w:proofErr w:type="spellStart"/>
+      <w:r>
+        <w:t>gps_lon</w:t>
+      </w:r>
+      <w:proofErr w:type="spellEnd"/>
+      <w:r>
+        <w:t>&gt; GPS Longitude</w:t>
       </w:r>
     </w:p>
     <w:p>
@@ -54988,7 +57681,15 @@
         <w:ind w:left="720"/>
       </w:pPr>
       <w:r>
-        <w:t>&lt;gps_alt&gt; GPS Altitude</w:t>
+        <w:t>&lt;</w:t>
+      </w:r>
+      <w:proofErr w:type="spellStart"/>
+      <w:r>
+        <w:t>gps_alt</w:t>
+      </w:r>
+      <w:proofErr w:type="spellEnd"/>
+      <w:r>
+        <w:t>&gt; GPS Altitude</w:t>
       </w:r>
     </w:p>
     <w:p>
@@ -55057,7 +57758,23 @@
           <w:i/>
           <w:iCs/>
         </w:rPr>
-        <w:t>_VZSTAT: 1427229745,4,18.1,15360,-10237,14.4,7,076,0,0.000000,0.00000</w:t>
+        <w:t>_VZSTAT: 1427229745,4,18.1,</w:t>
+      </w:r>
+      <w:proofErr w:type="gramStart"/>
+      <w:r>
+        <w:rPr>
+          <w:i/>
+          <w:iCs/>
+        </w:rPr>
+        <w:t>15360,-</w:t>
+      </w:r>
+      <w:proofErr w:type="gramEnd"/>
+      <w:r>
+        <w:rPr>
+          <w:i/>
+          <w:iCs/>
+        </w:rPr>
+        <w:t>10237,14.4,7,076,0,0.000000,0.00000</w:t>
       </w:r>
     </w:p>
     <w:p>
@@ -55183,7 +57900,15 @@
         <w:ind w:left="720"/>
       </w:pPr>
       <w:r>
-        <w:t>_VATCMDVERS _VATCMDVERS: &lt;set&gt;,&lt;version&gt;</w:t>
+        <w:t>_VATCMDVERS _VATCMDVERS: &lt;set</w:t>
+      </w:r>
+      <w:proofErr w:type="gramStart"/>
+      <w:r>
+        <w:t>&gt;,&lt;</w:t>
+      </w:r>
+      <w:proofErr w:type="gramEnd"/>
+      <w:r>
+        <w:t>version&gt;</w:t>
       </w:r>
     </w:p>
     <w:p>
@@ -55201,9 +57926,11 @@
       <w:r>
         <w:t xml:space="preserve">&lt;version&gt; alphanumeric; </w:t>
       </w:r>
+      <w:proofErr w:type="spellStart"/>
       <w:r>
         <w:t>xxxxxx</w:t>
       </w:r>
+      <w:proofErr w:type="spellEnd"/>
       <w:r>
         <w:t xml:space="preserve"> specific AT command ICD version</w:t>
       </w:r>
@@ -55231,9 +57958,11 @@
       <w:r>
         <w:t xml:space="preserve">"VCMDS" </w:t>
       </w:r>
+      <w:proofErr w:type="spellStart"/>
       <w:r>
         <w:t>xxxxxx</w:t>
       </w:r>
+      <w:proofErr w:type="spellEnd"/>
       <w:r>
         <w:t xml:space="preserve"> specific AT commands</w:t>
       </w:r>
@@ -55515,7 +58244,23 @@
         <w:ind w:left="720"/>
       </w:pPr>
       <w:r>
-        <w:t>_VWIFI _VWIFI: "SSID","WPA Passphrase","Country Code","Tx Channel", "Antenna"</w:t>
+        <w:t xml:space="preserve">_VWIFI _VWIFI: "SSID","WPA </w:t>
+      </w:r>
+      <w:proofErr w:type="spellStart"/>
+      <w:r>
+        <w:t>Passphrase","Country</w:t>
+      </w:r>
+      <w:proofErr w:type="spellEnd"/>
+      <w:r>
+        <w:t xml:space="preserve"> </w:t>
+      </w:r>
+      <w:proofErr w:type="spellStart"/>
+      <w:r>
+        <w:t>Code","Tx</w:t>
+      </w:r>
+      <w:proofErr w:type="spellEnd"/>
+      <w:r>
+        <w:t xml:space="preserve"> Channel", "Antenna"</w:t>
       </w:r>
     </w:p>
     <w:p>
@@ -55531,7 +58276,23 @@
         <w:ind w:left="720"/>
       </w:pPr>
       <w:r>
-        <w:t>_VWIFI=? _VWIFI: "SSID","WPA Passphrase","Country Code","Tx Channel", "Antenna"</w:t>
+        <w:t xml:space="preserve">_VWIFI=? _VWIFI: "SSID","WPA </w:t>
+      </w:r>
+      <w:proofErr w:type="spellStart"/>
+      <w:r>
+        <w:t>Passphrase","Country</w:t>
+      </w:r>
+      <w:proofErr w:type="spellEnd"/>
+      <w:r>
+        <w:t xml:space="preserve"> </w:t>
+      </w:r>
+      <w:proofErr w:type="spellStart"/>
+      <w:r>
+        <w:t>Code","Tx</w:t>
+      </w:r>
+      <w:proofErr w:type="spellEnd"/>
+      <w:r>
+        <w:t xml:space="preserve"> Channel", "Antenna"</w:t>
       </w:r>
     </w:p>
     <w:p>
@@ -55547,7 +58308,15 @@
         <w:ind w:left="720"/>
       </w:pPr>
       <w:r>
-        <w:t>_VWIFI="&lt;ssid&gt;","</w:t>
+        <w:t>_VWIFI="&lt;</w:t>
+      </w:r>
+      <w:proofErr w:type="spellStart"/>
+      <w:r>
+        <w:t>ssid</w:t>
+      </w:r>
+      <w:proofErr w:type="spellEnd"/>
+      <w:r>
+        <w:t>&gt;","</w:t>
       </w:r>
     </w:p>
     <w:p>
@@ -55555,7 +58324,15 @@
         <w:ind w:left="720"/>
       </w:pPr>
       <w:r>
-        <w:t>&lt;wpa passphrase&gt;","</w:t>
+        <w:t>&lt;</w:t>
+      </w:r>
+      <w:proofErr w:type="spellStart"/>
+      <w:r>
+        <w:t>wpa</w:t>
+      </w:r>
+      <w:proofErr w:type="spellEnd"/>
+      <w:r>
+        <w:t xml:space="preserve"> passphrase&gt;","</w:t>
       </w:r>
     </w:p>
     <w:p>
@@ -55563,8 +58340,13 @@
         <w:ind w:left="720"/>
       </w:pPr>
       <w:r>
-        <w:t>&lt;country code&gt;","&lt;tx</w:t>
-      </w:r>
+        <w:t>&lt;country code&gt;","&lt;</w:t>
+      </w:r>
+      <w:proofErr w:type="spellStart"/>
+      <w:r>
+        <w:t>tx</w:t>
+      </w:r>
+      <w:proofErr w:type="spellEnd"/>
     </w:p>
     <w:p>
       <w:pPr>
@@ -55595,7 +58377,31 @@
         <w:ind w:left="720"/>
       </w:pPr>
       <w:r>
-        <w:t>_VWIFI? _VWIFI: "SSID","WPA Passphrase","Country Code","Tx Channel","Antenna"</w:t>
+        <w:t xml:space="preserve">_VWIFI? _VWIFI: "SSID","WPA </w:t>
+      </w:r>
+      <w:proofErr w:type="spellStart"/>
+      <w:r>
+        <w:t>Passphrase","Country</w:t>
+      </w:r>
+      <w:proofErr w:type="spellEnd"/>
+      <w:r>
+        <w:t xml:space="preserve"> </w:t>
+      </w:r>
+      <w:proofErr w:type="spellStart"/>
+      <w:r>
+        <w:t>Code","Tx</w:t>
+      </w:r>
+      <w:proofErr w:type="spellEnd"/>
+      <w:r>
+        <w:t xml:space="preserve"> </w:t>
+      </w:r>
+      <w:proofErr w:type="spellStart"/>
+      <w:r>
+        <w:t>Channel","Antenna</w:t>
+      </w:r>
+      <w:proofErr w:type="spellEnd"/>
+      <w:r>
+        <w:t>"</w:t>
       </w:r>
     </w:p>
     <w:p>
@@ -55620,7 +58426,15 @@
         <w:ind w:left="720"/>
       </w:pPr>
       <w:r>
-        <w:t>&lt;ssid&gt; Access point SSID is a string of length 1-32.</w:t>
+        <w:t>&lt;</w:t>
+      </w:r>
+      <w:proofErr w:type="spellStart"/>
+      <w:r>
+        <w:t>ssid</w:t>
+      </w:r>
+      <w:proofErr w:type="spellEnd"/>
+      <w:r>
+        <w:t>&gt; Access point SSID is a string of length 1-32.</w:t>
       </w:r>
     </w:p>
     <w:p>
@@ -55628,7 +58442,15 @@
         <w:ind w:left="720"/>
       </w:pPr>
       <w:r>
-        <w:t>&lt;wpa passphrase&gt; Access point password is a string of length 8-63.</w:t>
+        <w:t>&lt;</w:t>
+      </w:r>
+      <w:proofErr w:type="spellStart"/>
+      <w:r>
+        <w:t>wpa</w:t>
+      </w:r>
+      <w:proofErr w:type="spellEnd"/>
+      <w:r>
+        <w:t xml:space="preserve"> passphrase&gt; Access point password is a string of length 8-63.</w:t>
       </w:r>
     </w:p>
     <w:p>
@@ -55636,7 +58458,15 @@
         <w:ind w:left="720"/>
       </w:pPr>
       <w:r>
-        <w:t>&lt;country code&gt; Access point region are two, capital characters.</w:t>
+        <w:t xml:space="preserve">&lt;country code&gt; Access point region </w:t>
+      </w:r>
+      <w:proofErr w:type="gramStart"/>
+      <w:r>
+        <w:t>are</w:t>
+      </w:r>
+      <w:proofErr w:type="gramEnd"/>
+      <w:r>
+        <w:t xml:space="preserve"> two, capital characters.</w:t>
       </w:r>
     </w:p>
     <w:p>
@@ -55644,7 +58474,15 @@
         <w:ind w:left="720"/>
       </w:pPr>
       <w:r>
-        <w:t>&lt;tx channel&gt; Access point channel is between 1-14.</w:t>
+        <w:t>&lt;</w:t>
+      </w:r>
+      <w:proofErr w:type="spellStart"/>
+      <w:r>
+        <w:t>tx</w:t>
+      </w:r>
+      <w:proofErr w:type="spellEnd"/>
+      <w:r>
+        <w:t xml:space="preserve"> channel&gt; Access point channel is between 1-14.</w:t>
       </w:r>
     </w:p>
     <w:p>
@@ -55877,7 +58715,7 @@
 </file>
 
 <file path=word/endnotes.xml><?xml version="1.0" encoding="utf-8"?>
-<w:endnotes xmlns:wpc="http://schemas.microsoft.com/office/word/2010/wordprocessingCanvas" xmlns:cx="http://schemas.microsoft.com/office/drawing/2014/chartex" xmlns:cx1="http://schemas.microsoft.com/office/drawing/2015/9/8/chartex" xmlns:cx2="http://schemas.microsoft.com/office/drawing/2015/10/21/chartex" xmlns:cx3="http://schemas.microsoft.com/office/drawing/2016/5/9/chartex" xmlns:cx4="http://schemas.microsoft.com/office/drawing/2016/5/10/chartex" xmlns:cx5="http://schemas.microsoft.com/office/drawing/2016/5/11/chartex" xmlns:cx6="http://schemas.microsoft.com/office/drawing/2016/5/12/chartex" xmlns:cx7="http://schemas.microsoft.com/office/drawing/2016/5/13/chartex" xmlns:cx8="http://schemas.microsoft.com/office/drawing/2016/5/14/chartex" xmlns:mc="http://schemas.openxmlformats.org/markup-compatibility/2006" xmlns:aink="http://schemas.microsoft.com/office/drawing/2016/ink" xmlns:am3d="http://schemas.microsoft.com/office/drawing/2017/model3d" xmlns:o="urn:schemas-microsoft-com:office:office" xmlns:r="http://schemas.openxmlformats.org/officeDocument/2006/relationships" xmlns:m="http://schemas.openxmlformats.org/officeDocument/2006/math" xmlns:v="urn:schemas-microsoft-com:vml" xmlns:wp14="http://schemas.microsoft.com/office/word/2010/wordprocessingDrawing" xmlns:wp="http://schemas.openxmlformats.org/drawingml/2006/wordprocessingDrawing" xmlns:w10="urn:schemas-microsoft-com:office:word" xmlns:w="http://schemas.openxmlformats.org/wordprocessingml/2006/main" xmlns:w14="http://schemas.microsoft.com/office/word/2010/wordml" xmlns:w15="http://schemas.microsoft.com/office/word/2012/wordml" xmlns:w16cex="http://schemas.microsoft.com/office/word/2018/wordml/cex" xmlns:w16cid="http://schemas.microsoft.com/office/word/2016/wordml/cid" xmlns:w16="http://schemas.microsoft.com/office/word/2018/wordml" xmlns:w16se="http://schemas.microsoft.com/office/word/2015/wordml/symex" xmlns:wpg="http://schemas.microsoft.com/office/word/2010/wordprocessingGroup" xmlns:wpi="http://schemas.microsoft.com/office/word/2010/wordprocessingInk" xmlns:wne="http://schemas.microsoft.com/office/word/2006/wordml" xmlns:wps="http://schemas.microsoft.com/office/word/2010/wordprocessingShape" mc:Ignorable="w14 w15 w16se w16cid w16 w16cex wp14">
+<w:endnotes xmlns:wpc="http://schemas.microsoft.com/office/word/2010/wordprocessingCanvas" xmlns:cx="http://schemas.microsoft.com/office/drawing/2014/chartex" xmlns:cx1="http://schemas.microsoft.com/office/drawing/2015/9/8/chartex" xmlns:cx2="http://schemas.microsoft.com/office/drawing/2015/10/21/chartex" xmlns:cx3="http://schemas.microsoft.com/office/drawing/2016/5/9/chartex" xmlns:cx4="http://schemas.microsoft.com/office/drawing/2016/5/10/chartex" xmlns:cx5="http://schemas.microsoft.com/office/drawing/2016/5/11/chartex" xmlns:cx6="http://schemas.microsoft.com/office/drawing/2016/5/12/chartex" xmlns:cx7="http://schemas.microsoft.com/office/drawing/2016/5/13/chartex" xmlns:cx8="http://schemas.microsoft.com/office/drawing/2016/5/14/chartex" xmlns:mc="http://schemas.openxmlformats.org/markup-compatibility/2006" xmlns:aink="http://schemas.microsoft.com/office/drawing/2016/ink" xmlns:am3d="http://schemas.microsoft.com/office/drawing/2017/model3d" xmlns:o="urn:schemas-microsoft-com:office:office" xmlns:oel="http://schemas.microsoft.com/office/2019/extlst" xmlns:r="http://schemas.openxmlformats.org/officeDocument/2006/relationships" xmlns:m="http://schemas.openxmlformats.org/officeDocument/2006/math" xmlns:v="urn:schemas-microsoft-com:vml" xmlns:wp14="http://schemas.microsoft.com/office/word/2010/wordprocessingDrawing" xmlns:wp="http://schemas.openxmlformats.org/drawingml/2006/wordprocessingDrawing" xmlns:w10="urn:schemas-microsoft-com:office:word" xmlns:w="http://schemas.openxmlformats.org/wordprocessingml/2006/main" xmlns:w14="http://schemas.microsoft.com/office/word/2010/wordml" xmlns:w15="http://schemas.microsoft.com/office/word/2012/wordml" xmlns:w16cex="http://schemas.microsoft.com/office/word/2018/wordml/cex" xmlns:w16cid="http://schemas.microsoft.com/office/word/2016/wordml/cid" xmlns:w16="http://schemas.microsoft.com/office/word/2018/wordml" xmlns:w16du="http://schemas.microsoft.com/office/word/2023/wordml/word16du" xmlns:w16sdtdh="http://schemas.microsoft.com/office/word/2020/wordml/sdtdatahash" xmlns:w16sdtfl="http://schemas.microsoft.com/office/word/2024/wordml/sdtformatlock" xmlns:w16se="http://schemas.microsoft.com/office/word/2015/wordml/symex" xmlns:wpg="http://schemas.microsoft.com/office/word/2010/wordprocessingGroup" xmlns:wpi="http://schemas.microsoft.com/office/word/2010/wordprocessingInk" xmlns:wne="http://schemas.microsoft.com/office/word/2006/wordml" xmlns:wps="http://schemas.microsoft.com/office/word/2010/wordprocessingShape" mc:Ignorable="w14 w15 w16se w16cid w16 w16cex w16sdtdh w16sdtfl w16du wp14">
   <w:endnote w:type="separator" w:id="-1">
     <w:p>
       <w:pPr>
@@ -55909,7 +58747,7 @@
 </file>
 
 <file path=word/footer1.xml><?xml version="1.0" encoding="utf-8"?>
-<w:ftr xmlns:wpc="http://schemas.microsoft.com/office/word/2010/wordprocessingCanvas" xmlns:cx="http://schemas.microsoft.com/office/drawing/2014/chartex" xmlns:cx1="http://schemas.microsoft.com/office/drawing/2015/9/8/chartex" xmlns:cx2="http://schemas.microsoft.com/office/drawing/2015/10/21/chartex" xmlns:cx3="http://schemas.microsoft.com/office/drawing/2016/5/9/chartex" xmlns:cx4="http://schemas.microsoft.com/office/drawing/2016/5/10/chartex" xmlns:cx5="http://schemas.microsoft.com/office/drawing/2016/5/11/chartex" xmlns:cx6="http://schemas.microsoft.com/office/drawing/2016/5/12/chartex" xmlns:cx7="http://schemas.microsoft.com/office/drawing/2016/5/13/chartex" xmlns:cx8="http://schemas.microsoft.com/office/drawing/2016/5/14/chartex" xmlns:mc="http://schemas.openxmlformats.org/markup-compatibility/2006" xmlns:aink="http://schemas.microsoft.com/office/drawing/2016/ink" xmlns:am3d="http://schemas.microsoft.com/office/drawing/2017/model3d" xmlns:o="urn:schemas-microsoft-com:office:office" xmlns:r="http://schemas.openxmlformats.org/officeDocument/2006/relationships" xmlns:m="http://schemas.openxmlformats.org/officeDocument/2006/math" xmlns:v="urn:schemas-microsoft-com:vml" xmlns:wp14="http://schemas.microsoft.com/office/word/2010/wordprocessingDrawing" xmlns:wp="http://schemas.openxmlformats.org/drawingml/2006/wordprocessingDrawing" xmlns:w10="urn:schemas-microsoft-com:office:word" xmlns:w="http://schemas.openxmlformats.org/wordprocessingml/2006/main" xmlns:w14="http://schemas.microsoft.com/office/word/2010/wordml" xmlns:w15="http://schemas.microsoft.com/office/word/2012/wordml" xmlns:w16cex="http://schemas.microsoft.com/office/word/2018/wordml/cex" xmlns:w16cid="http://schemas.microsoft.com/office/word/2016/wordml/cid" xmlns:w16="http://schemas.microsoft.com/office/word/2018/wordml" xmlns:w16se="http://schemas.microsoft.com/office/word/2015/wordml/symex" xmlns:wpg="http://schemas.microsoft.com/office/word/2010/wordprocessingGroup" xmlns:wpi="http://schemas.microsoft.com/office/word/2010/wordprocessingInk" xmlns:wne="http://schemas.microsoft.com/office/word/2006/wordml" xmlns:wps="http://schemas.microsoft.com/office/word/2010/wordprocessingShape" mc:Ignorable="w14 w15 w16se w16cid w16 w16cex wp14">
+<w:ftr xmlns:wpc="http://schemas.microsoft.com/office/word/2010/wordprocessingCanvas" xmlns:cx="http://schemas.microsoft.com/office/drawing/2014/chartex" xmlns:cx1="http://schemas.microsoft.com/office/drawing/2015/9/8/chartex" xmlns:cx2="http://schemas.microsoft.com/office/drawing/2015/10/21/chartex" xmlns:cx3="http://schemas.microsoft.com/office/drawing/2016/5/9/chartex" xmlns:cx4="http://schemas.microsoft.com/office/drawing/2016/5/10/chartex" xmlns:cx5="http://schemas.microsoft.com/office/drawing/2016/5/11/chartex" xmlns:cx6="http://schemas.microsoft.com/office/drawing/2016/5/12/chartex" xmlns:cx7="http://schemas.microsoft.com/office/drawing/2016/5/13/chartex" xmlns:cx8="http://schemas.microsoft.com/office/drawing/2016/5/14/chartex" xmlns:mc="http://schemas.openxmlformats.org/markup-compatibility/2006" xmlns:aink="http://schemas.microsoft.com/office/drawing/2016/ink" xmlns:am3d="http://schemas.microsoft.com/office/drawing/2017/model3d" xmlns:o="urn:schemas-microsoft-com:office:office" xmlns:oel="http://schemas.microsoft.com/office/2019/extlst" xmlns:r="http://schemas.openxmlformats.org/officeDocument/2006/relationships" xmlns:m="http://schemas.openxmlformats.org/officeDocument/2006/math" xmlns:v="urn:schemas-microsoft-com:vml" xmlns:wp14="http://schemas.microsoft.com/office/word/2010/wordprocessingDrawing" xmlns:wp="http://schemas.openxmlformats.org/drawingml/2006/wordprocessingDrawing" xmlns:w10="urn:schemas-microsoft-com:office:word" xmlns:w="http://schemas.openxmlformats.org/wordprocessingml/2006/main" xmlns:w14="http://schemas.microsoft.com/office/word/2010/wordml" xmlns:w15="http://schemas.microsoft.com/office/word/2012/wordml" xmlns:w16cex="http://schemas.microsoft.com/office/word/2018/wordml/cex" xmlns:w16cid="http://schemas.microsoft.com/office/word/2016/wordml/cid" xmlns:w16="http://schemas.microsoft.com/office/word/2018/wordml" xmlns:w16du="http://schemas.microsoft.com/office/word/2023/wordml/word16du" xmlns:w16sdtdh="http://schemas.microsoft.com/office/word/2020/wordml/sdtdatahash" xmlns:w16sdtfl="http://schemas.microsoft.com/office/word/2024/wordml/sdtformatlock" xmlns:w16se="http://schemas.microsoft.com/office/word/2015/wordml/symex" xmlns:wpg="http://schemas.microsoft.com/office/word/2010/wordprocessingGroup" xmlns:wpi="http://schemas.microsoft.com/office/word/2010/wordprocessingInk" xmlns:wne="http://schemas.microsoft.com/office/word/2006/wordml" xmlns:wps="http://schemas.microsoft.com/office/word/2010/wordprocessingShape" mc:Ignorable="w14 w15 w16se w16cid w16 w16cex w16sdtdh w16sdtfl w16du wp14">
   <w:sdt>
     <w:sdtPr>
       <w:id w:val="1922678820"/>
@@ -55974,7 +58812,7 @@
 </file>
 
 <file path=word/footnotes.xml><?xml version="1.0" encoding="utf-8"?>
-<w:footnotes xmlns:wpc="http://schemas.microsoft.com/office/word/2010/wordprocessingCanvas" xmlns:cx="http://schemas.microsoft.com/office/drawing/2014/chartex" xmlns:cx1="http://schemas.microsoft.com/office/drawing/2015/9/8/chartex" xmlns:cx2="http://schemas.microsoft.com/office/drawing/2015/10/21/chartex" xmlns:cx3="http://schemas.microsoft.com/office/drawing/2016/5/9/chartex" xmlns:cx4="http://schemas.microsoft.com/office/drawing/2016/5/10/chartex" xmlns:cx5="http://schemas.microsoft.com/office/drawing/2016/5/11/chartex" xmlns:cx6="http://schemas.microsoft.com/office/drawing/2016/5/12/chartex" xmlns:cx7="http://schemas.microsoft.com/office/drawing/2016/5/13/chartex" xmlns:cx8="http://schemas.microsoft.com/office/drawing/2016/5/14/chartex" xmlns:mc="http://schemas.openxmlformats.org/markup-compatibility/2006" xmlns:aink="http://schemas.microsoft.com/office/drawing/2016/ink" xmlns:am3d="http://schemas.microsoft.com/office/drawing/2017/model3d" xmlns:o="urn:schemas-microsoft-com:office:office" xmlns:r="http://schemas.openxmlformats.org/officeDocument/2006/relationships" xmlns:m="http://schemas.openxmlformats.org/officeDocument/2006/math" xmlns:v="urn:schemas-microsoft-com:vml" xmlns:wp14="http://schemas.microsoft.com/office/word/2010/wordprocessingDrawing" xmlns:wp="http://schemas.openxmlformats.org/drawingml/2006/wordprocessingDrawing" xmlns:w10="urn:schemas-microsoft-com:office:word" xmlns:w="http://schemas.openxmlformats.org/wordprocessingml/2006/main" xmlns:w14="http://schemas.microsoft.com/office/word/2010/wordml" xmlns:w15="http://schemas.microsoft.com/office/word/2012/wordml" xmlns:w16cex="http://schemas.microsoft.com/office/word/2018/wordml/cex" xmlns:w16cid="http://schemas.microsoft.com/office/word/2016/wordml/cid" xmlns:w16="http://schemas.microsoft.com/office/word/2018/wordml" xmlns:w16se="http://schemas.microsoft.com/office/word/2015/wordml/symex" xmlns:wpg="http://schemas.microsoft.com/office/word/2010/wordprocessingGroup" xmlns:wpi="http://schemas.microsoft.com/office/word/2010/wordprocessingInk" xmlns:wne="http://schemas.microsoft.com/office/word/2006/wordml" xmlns:wps="http://schemas.microsoft.com/office/word/2010/wordprocessingShape" mc:Ignorable="w14 w15 w16se w16cid w16 w16cex wp14">
+<w:footnotes xmlns:wpc="http://schemas.microsoft.com/office/word/2010/wordprocessingCanvas" xmlns:cx="http://schemas.microsoft.com/office/drawing/2014/chartex" xmlns:cx1="http://schemas.microsoft.com/office/drawing/2015/9/8/chartex" xmlns:cx2="http://schemas.microsoft.com/office/drawing/2015/10/21/chartex" xmlns:cx3="http://schemas.microsoft.com/office/drawing/2016/5/9/chartex" xmlns:cx4="http://schemas.microsoft.com/office/drawing/2016/5/10/chartex" xmlns:cx5="http://schemas.microsoft.com/office/drawing/2016/5/11/chartex" xmlns:cx6="http://schemas.microsoft.com/office/drawing/2016/5/12/chartex" xmlns:cx7="http://schemas.microsoft.com/office/drawing/2016/5/13/chartex" xmlns:cx8="http://schemas.microsoft.com/office/drawing/2016/5/14/chartex" xmlns:mc="http://schemas.openxmlformats.org/markup-compatibility/2006" xmlns:aink="http://schemas.microsoft.com/office/drawing/2016/ink" xmlns:am3d="http://schemas.microsoft.com/office/drawing/2017/model3d" xmlns:o="urn:schemas-microsoft-com:office:office" xmlns:oel="http://schemas.microsoft.com/office/2019/extlst" xmlns:r="http://schemas.openxmlformats.org/officeDocument/2006/relationships" xmlns:m="http://schemas.openxmlformats.org/officeDocument/2006/math" xmlns:v="urn:schemas-microsoft-com:vml" xmlns:wp14="http://schemas.microsoft.com/office/word/2010/wordprocessingDrawing" xmlns:wp="http://schemas.openxmlformats.org/drawingml/2006/wordprocessingDrawing" xmlns:w10="urn:schemas-microsoft-com:office:word" xmlns:w="http://schemas.openxmlformats.org/wordprocessingml/2006/main" xmlns:w14="http://schemas.microsoft.com/office/word/2010/wordml" xmlns:w15="http://schemas.microsoft.com/office/word/2012/wordml" xmlns:w16cex="http://schemas.microsoft.com/office/word/2018/wordml/cex" xmlns:w16cid="http://schemas.microsoft.com/office/word/2016/wordml/cid" xmlns:w16="http://schemas.microsoft.com/office/word/2018/wordml" xmlns:w16du="http://schemas.microsoft.com/office/word/2023/wordml/word16du" xmlns:w16sdtdh="http://schemas.microsoft.com/office/word/2020/wordml/sdtdatahash" xmlns:w16sdtfl="http://schemas.microsoft.com/office/word/2024/wordml/sdtformatlock" xmlns:w16se="http://schemas.microsoft.com/office/word/2015/wordml/symex" xmlns:wpg="http://schemas.microsoft.com/office/word/2010/wordprocessingGroup" xmlns:wpi="http://schemas.microsoft.com/office/word/2010/wordprocessingInk" xmlns:wne="http://schemas.microsoft.com/office/word/2006/wordml" xmlns:wps="http://schemas.microsoft.com/office/word/2010/wordprocessingShape" mc:Ignorable="w14 w15 w16se w16cid w16 w16cex w16sdtdh w16sdtfl w16du wp14">
   <w:footnote w:type="separator" w:id="-1">
     <w:p>
       <w:pPr>
@@ -56006,7 +58844,7 @@
 </file>
 
 <file path=word/header1.xml><?xml version="1.0" encoding="utf-8"?>
-<w:hdr xmlns:wpc="http://schemas.microsoft.com/office/word/2010/wordprocessingCanvas" xmlns:cx="http://schemas.microsoft.com/office/drawing/2014/chartex" xmlns:cx1="http://schemas.microsoft.com/office/drawing/2015/9/8/chartex" xmlns:cx2="http://schemas.microsoft.com/office/drawing/2015/10/21/chartex" xmlns:cx3="http://schemas.microsoft.com/office/drawing/2016/5/9/chartex" xmlns:cx4="http://schemas.microsoft.com/office/drawing/2016/5/10/chartex" xmlns:cx5="http://schemas.microsoft.com/office/drawing/2016/5/11/chartex" xmlns:cx6="http://schemas.microsoft.com/office/drawing/2016/5/12/chartex" xmlns:cx7="http://schemas.microsoft.com/office/drawing/2016/5/13/chartex" xmlns:cx8="http://schemas.microsoft.com/office/drawing/2016/5/14/chartex" xmlns:mc="http://schemas.openxmlformats.org/markup-compatibility/2006" xmlns:aink="http://schemas.microsoft.com/office/drawing/2016/ink" xmlns:am3d="http://schemas.microsoft.com/office/drawing/2017/model3d" xmlns:o="urn:schemas-microsoft-com:office:office" xmlns:r="http://schemas.openxmlformats.org/officeDocument/2006/relationships" xmlns:m="http://schemas.openxmlformats.org/officeDocument/2006/math" xmlns:v="urn:schemas-microsoft-com:vml" xmlns:wp14="http://schemas.microsoft.com/office/word/2010/wordprocessingDrawing" xmlns:wp="http://schemas.openxmlformats.org/drawingml/2006/wordprocessingDrawing" xmlns:w10="urn:schemas-microsoft-com:office:word" xmlns:w="http://schemas.openxmlformats.org/wordprocessingml/2006/main" xmlns:w14="http://schemas.microsoft.com/office/word/2010/wordml" xmlns:w15="http://schemas.microsoft.com/office/word/2012/wordml" xmlns:w16cex="http://schemas.microsoft.com/office/word/2018/wordml/cex" xmlns:w16cid="http://schemas.microsoft.com/office/word/2016/wordml/cid" xmlns:w16="http://schemas.microsoft.com/office/word/2018/wordml" xmlns:w16se="http://schemas.microsoft.com/office/word/2015/wordml/symex" xmlns:wpg="http://schemas.microsoft.com/office/word/2010/wordprocessingGroup" xmlns:wpi="http://schemas.microsoft.com/office/word/2010/wordprocessingInk" xmlns:wne="http://schemas.microsoft.com/office/word/2006/wordml" xmlns:wps="http://schemas.microsoft.com/office/word/2010/wordprocessingShape" mc:Ignorable="w14 w15 w16se w16cid w16 w16cex wp14">
+<w:hdr xmlns:wpc="http://schemas.microsoft.com/office/word/2010/wordprocessingCanvas" xmlns:cx="http://schemas.microsoft.com/office/drawing/2014/chartex" xmlns:cx1="http://schemas.microsoft.com/office/drawing/2015/9/8/chartex" xmlns:cx2="http://schemas.microsoft.com/office/drawing/2015/10/21/chartex" xmlns:cx3="http://schemas.microsoft.com/office/drawing/2016/5/9/chartex" xmlns:cx4="http://schemas.microsoft.com/office/drawing/2016/5/10/chartex" xmlns:cx5="http://schemas.microsoft.com/office/drawing/2016/5/11/chartex" xmlns:cx6="http://schemas.microsoft.com/office/drawing/2016/5/12/chartex" xmlns:cx7="http://schemas.microsoft.com/office/drawing/2016/5/13/chartex" xmlns:cx8="http://schemas.microsoft.com/office/drawing/2016/5/14/chartex" xmlns:mc="http://schemas.openxmlformats.org/markup-compatibility/2006" xmlns:aink="http://schemas.microsoft.com/office/drawing/2016/ink" xmlns:am3d="http://schemas.microsoft.com/office/drawing/2017/model3d" xmlns:o="urn:schemas-microsoft-com:office:office" xmlns:oel="http://schemas.microsoft.com/office/2019/extlst" xmlns:r="http://schemas.openxmlformats.org/officeDocument/2006/relationships" xmlns:m="http://schemas.openxmlformats.org/officeDocument/2006/math" xmlns:v="urn:schemas-microsoft-com:vml" xmlns:wp14="http://schemas.microsoft.com/office/word/2010/wordprocessingDrawing" xmlns:wp="http://schemas.openxmlformats.org/drawingml/2006/wordprocessingDrawing" xmlns:w10="urn:schemas-microsoft-com:office:word" xmlns:w="http://schemas.openxmlformats.org/wordprocessingml/2006/main" xmlns:w14="http://schemas.microsoft.com/office/word/2010/wordml" xmlns:w15="http://schemas.microsoft.com/office/word/2012/wordml" xmlns:w16cex="http://schemas.microsoft.com/office/word/2018/wordml/cex" xmlns:w16cid="http://schemas.microsoft.com/office/word/2016/wordml/cid" xmlns:w16="http://schemas.microsoft.com/office/word/2018/wordml" xmlns:w16du="http://schemas.microsoft.com/office/word/2023/wordml/word16du" xmlns:w16sdtdh="http://schemas.microsoft.com/office/word/2020/wordml/sdtdatahash" xmlns:w16sdtfl="http://schemas.microsoft.com/office/word/2024/wordml/sdtformatlock" xmlns:w16se="http://schemas.microsoft.com/office/word/2015/wordml/symex" xmlns:wpg="http://schemas.microsoft.com/office/word/2010/wordprocessingGroup" xmlns:wpi="http://schemas.microsoft.com/office/word/2010/wordprocessingInk" xmlns:wne="http://schemas.microsoft.com/office/word/2006/wordml" xmlns:wps="http://schemas.microsoft.com/office/word/2010/wordprocessingShape" mc:Ignorable="w14 w15 w16se w16cid w16 w16cex w16sdtdh w16sdtfl w16du wp14">
   <w:p>
     <w:pPr>
       <w:pStyle w:val="Header"/>
@@ -56106,7 +58944,7 @@
 </file>
 
 <file path=word/numbering.xml><?xml version="1.0" encoding="utf-8"?>
-<w:numbering xmlns:wpc="http://schemas.microsoft.com/office/word/2010/wordprocessingCanvas" xmlns:cx="http://schemas.microsoft.com/office/drawing/2014/chartex" xmlns:cx1="http://schemas.microsoft.com/office/drawing/2015/9/8/chartex" xmlns:cx2="http://schemas.microsoft.com/office/drawing/2015/10/21/chartex" xmlns:cx3="http://schemas.microsoft.com/office/drawing/2016/5/9/chartex" xmlns:cx4="http://schemas.microsoft.com/office/drawing/2016/5/10/chartex" xmlns:cx5="http://schemas.microsoft.com/office/drawing/2016/5/11/chartex" xmlns:cx6="http://schemas.microsoft.com/office/drawing/2016/5/12/chartex" xmlns:cx7="http://schemas.microsoft.com/office/drawing/2016/5/13/chartex" xmlns:cx8="http://schemas.microsoft.com/office/drawing/2016/5/14/chartex" xmlns:mc="http://schemas.openxmlformats.org/markup-compatibility/2006" xmlns:aink="http://schemas.microsoft.com/office/drawing/2016/ink" xmlns:am3d="http://schemas.microsoft.com/office/drawing/2017/model3d" xmlns:o="urn:schemas-microsoft-com:office:office" xmlns:r="http://schemas.openxmlformats.org/officeDocument/2006/relationships" xmlns:m="http://schemas.openxmlformats.org/officeDocument/2006/math" xmlns:v="urn:schemas-microsoft-com:vml" xmlns:wp14="http://schemas.microsoft.com/office/word/2010/wordprocessingDrawing" xmlns:wp="http://schemas.openxmlformats.org/drawingml/2006/wordprocessingDrawing" xmlns:w10="urn:schemas-microsoft-com:office:word" xmlns:w="http://schemas.openxmlformats.org/wordprocessingml/2006/main" xmlns:w14="http://schemas.microsoft.com/office/word/2010/wordml" xmlns:w15="http://schemas.microsoft.com/office/word/2012/wordml" xmlns:w16cex="http://schemas.microsoft.com/office/word/2018/wordml/cex" xmlns:w16cid="http://schemas.microsoft.com/office/word/2016/wordml/cid" xmlns:w16="http://schemas.microsoft.com/office/word/2018/wordml" xmlns:w16se="http://schemas.microsoft.com/office/word/2015/wordml/symex" xmlns:wpg="http://schemas.microsoft.com/office/word/2010/wordprocessingGroup" xmlns:wpi="http://schemas.microsoft.com/office/word/2010/wordprocessingInk" xmlns:wne="http://schemas.microsoft.com/office/word/2006/wordml" xmlns:wps="http://schemas.microsoft.com/office/word/2010/wordprocessingShape" mc:Ignorable="w14 w15 w16se w16cid w16 w16cex wp14">
+<w:numbering xmlns:wpc="http://schemas.microsoft.com/office/word/2010/wordprocessingCanvas" xmlns:cx="http://schemas.microsoft.com/office/drawing/2014/chartex" xmlns:cx1="http://schemas.microsoft.com/office/drawing/2015/9/8/chartex" xmlns:cx2="http://schemas.microsoft.com/office/drawing/2015/10/21/chartex" xmlns:cx3="http://schemas.microsoft.com/office/drawing/2016/5/9/chartex" xmlns:cx4="http://schemas.microsoft.com/office/drawing/2016/5/10/chartex" xmlns:cx5="http://schemas.microsoft.com/office/drawing/2016/5/11/chartex" xmlns:cx6="http://schemas.microsoft.com/office/drawing/2016/5/12/chartex" xmlns:cx7="http://schemas.microsoft.com/office/drawing/2016/5/13/chartex" xmlns:cx8="http://schemas.microsoft.com/office/drawing/2016/5/14/chartex" xmlns:mc="http://schemas.openxmlformats.org/markup-compatibility/2006" xmlns:aink="http://schemas.microsoft.com/office/drawing/2016/ink" xmlns:am3d="http://schemas.microsoft.com/office/drawing/2017/model3d" xmlns:o="urn:schemas-microsoft-com:office:office" xmlns:oel="http://schemas.microsoft.com/office/2019/extlst" xmlns:r="http://schemas.openxmlformats.org/officeDocument/2006/relationships" xmlns:m="http://schemas.openxmlformats.org/officeDocument/2006/math" xmlns:v="urn:schemas-microsoft-com:vml" xmlns:wp14="http://schemas.microsoft.com/office/word/2010/wordprocessingDrawing" xmlns:wp="http://schemas.openxmlformats.org/drawingml/2006/wordprocessingDrawing" xmlns:w10="urn:schemas-microsoft-com:office:word" xmlns:w="http://schemas.openxmlformats.org/wordprocessingml/2006/main" xmlns:w14="http://schemas.microsoft.com/office/word/2010/wordml" xmlns:w15="http://schemas.microsoft.com/office/word/2012/wordml" xmlns:w16cex="http://schemas.microsoft.com/office/word/2018/wordml/cex" xmlns:w16cid="http://schemas.microsoft.com/office/word/2016/wordml/cid" xmlns:w16="http://schemas.microsoft.com/office/word/2018/wordml" xmlns:w16du="http://schemas.microsoft.com/office/word/2023/wordml/word16du" xmlns:w16sdtdh="http://schemas.microsoft.com/office/word/2020/wordml/sdtdatahash" xmlns:w16sdtfl="http://schemas.microsoft.com/office/word/2024/wordml/sdtformatlock" xmlns:w16se="http://schemas.microsoft.com/office/word/2015/wordml/symex" xmlns:wpg="http://schemas.microsoft.com/office/word/2010/wordprocessingGroup" xmlns:wpi="http://schemas.microsoft.com/office/word/2010/wordprocessingInk" xmlns:wne="http://schemas.microsoft.com/office/word/2006/wordml" xmlns:wps="http://schemas.microsoft.com/office/word/2010/wordprocessingShape" mc:Ignorable="w14 w15 w16se w16cid w16 w16cex w16sdtdh w16sdtfl w16du wp14">
   <w:abstractNum w:abstractNumId="0" w15:restartNumberingAfterBreak="0">
     <w:nsid w:val="FFFFFF82"/>
     <w:multiLevelType w:val="singleLevel"/>
@@ -63099,16 +65937,16 @@
       </w:pPr>
     </w:lvl>
   </w:abstractNum>
-  <w:num w:numId="1">
+  <w:num w:numId="1" w16cid:durableId="2027828732">
     <w:abstractNumId w:val="1"/>
   </w:num>
-  <w:num w:numId="2">
+  <w:num w:numId="2" w16cid:durableId="137000333">
     <w:abstractNumId w:val="0"/>
   </w:num>
-  <w:num w:numId="3">
+  <w:num w:numId="3" w16cid:durableId="1116876459">
     <w:abstractNumId w:val="10"/>
   </w:num>
-  <w:num w:numId="4">
+  <w:num w:numId="4" w16cid:durableId="2065788574">
     <w:abstractNumId w:val="10"/>
     <w:lvlOverride w:ilvl="0">
       <w:startOverride w:val="1"/>
@@ -63138,10 +65976,10 @@
       <w:startOverride w:val="1"/>
     </w:lvlOverride>
   </w:num>
-  <w:num w:numId="5">
+  <w:num w:numId="5" w16cid:durableId="406075210">
     <w:abstractNumId w:val="30"/>
   </w:num>
-  <w:num w:numId="6">
+  <w:num w:numId="6" w16cid:durableId="299726901">
     <w:abstractNumId w:val="14"/>
     <w:lvlOverride w:ilvl="0">
       <w:startOverride w:val="1"/>
@@ -63171,187 +66009,187 @@
       <w:startOverride w:val="1"/>
     </w:lvlOverride>
   </w:num>
-  <w:num w:numId="7">
+  <w:num w:numId="7" w16cid:durableId="201479136">
     <w:abstractNumId w:val="66"/>
   </w:num>
-  <w:num w:numId="8">
+  <w:num w:numId="8" w16cid:durableId="1677268401">
     <w:abstractNumId w:val="20"/>
   </w:num>
-  <w:num w:numId="9">
+  <w:num w:numId="9" w16cid:durableId="296762876">
     <w:abstractNumId w:val="55"/>
   </w:num>
-  <w:num w:numId="10">
+  <w:num w:numId="10" w16cid:durableId="661784848">
     <w:abstractNumId w:val="21"/>
   </w:num>
-  <w:num w:numId="11">
+  <w:num w:numId="11" w16cid:durableId="1943801504">
     <w:abstractNumId w:val="36"/>
   </w:num>
-  <w:num w:numId="12">
+  <w:num w:numId="12" w16cid:durableId="1555853763">
     <w:abstractNumId w:val="44"/>
   </w:num>
-  <w:num w:numId="13">
+  <w:num w:numId="13" w16cid:durableId="1369330739">
     <w:abstractNumId w:val="15"/>
   </w:num>
-  <w:num w:numId="14">
+  <w:num w:numId="14" w16cid:durableId="1317880591">
     <w:abstractNumId w:val="12"/>
   </w:num>
-  <w:num w:numId="15">
+  <w:num w:numId="15" w16cid:durableId="1887793202">
     <w:abstractNumId w:val="50"/>
   </w:num>
-  <w:num w:numId="16">
+  <w:num w:numId="16" w16cid:durableId="1905096605">
     <w:abstractNumId w:val="31"/>
   </w:num>
-  <w:num w:numId="17">
+  <w:num w:numId="17" w16cid:durableId="227232728">
     <w:abstractNumId w:val="17"/>
   </w:num>
-  <w:num w:numId="18">
+  <w:num w:numId="18" w16cid:durableId="392385305">
     <w:abstractNumId w:val="27"/>
   </w:num>
-  <w:num w:numId="19">
+  <w:num w:numId="19" w16cid:durableId="50230558">
     <w:abstractNumId w:val="11"/>
   </w:num>
-  <w:num w:numId="20">
+  <w:num w:numId="20" w16cid:durableId="257254672">
     <w:abstractNumId w:val="3"/>
   </w:num>
-  <w:num w:numId="21">
+  <w:num w:numId="21" w16cid:durableId="1439367909">
     <w:abstractNumId w:val="60"/>
   </w:num>
-  <w:num w:numId="22">
+  <w:num w:numId="22" w16cid:durableId="1629121544">
     <w:abstractNumId w:val="45"/>
   </w:num>
-  <w:num w:numId="23">
+  <w:num w:numId="23" w16cid:durableId="742995500">
     <w:abstractNumId w:val="47"/>
   </w:num>
-  <w:num w:numId="24">
+  <w:num w:numId="24" w16cid:durableId="1871448908">
     <w:abstractNumId w:val="22"/>
   </w:num>
-  <w:num w:numId="25">
+  <w:num w:numId="25" w16cid:durableId="199828301">
     <w:abstractNumId w:val="32"/>
   </w:num>
-  <w:num w:numId="26">
+  <w:num w:numId="26" w16cid:durableId="1527477148">
     <w:abstractNumId w:val="39"/>
   </w:num>
-  <w:num w:numId="27">
+  <w:num w:numId="27" w16cid:durableId="1290627287">
     <w:abstractNumId w:val="43"/>
   </w:num>
-  <w:num w:numId="28">
+  <w:num w:numId="28" w16cid:durableId="1825273762">
     <w:abstractNumId w:val="18"/>
   </w:num>
-  <w:num w:numId="29">
+  <w:num w:numId="29" w16cid:durableId="121309026">
     <w:abstractNumId w:val="57"/>
   </w:num>
-  <w:num w:numId="30">
+  <w:num w:numId="30" w16cid:durableId="1350139897">
     <w:abstractNumId w:val="51"/>
   </w:num>
-  <w:num w:numId="31">
+  <w:num w:numId="31" w16cid:durableId="553810140">
     <w:abstractNumId w:val="40"/>
   </w:num>
-  <w:num w:numId="32">
+  <w:num w:numId="32" w16cid:durableId="324281432">
     <w:abstractNumId w:val="63"/>
   </w:num>
-  <w:num w:numId="33">
+  <w:num w:numId="33" w16cid:durableId="944732692">
     <w:abstractNumId w:val="49"/>
   </w:num>
-  <w:num w:numId="34">
+  <w:num w:numId="34" w16cid:durableId="1378358533">
     <w:abstractNumId w:val="64"/>
   </w:num>
-  <w:num w:numId="35">
+  <w:num w:numId="35" w16cid:durableId="2138911494">
     <w:abstractNumId w:val="8"/>
   </w:num>
-  <w:num w:numId="36">
+  <w:num w:numId="36" w16cid:durableId="296375503">
     <w:abstractNumId w:val="48"/>
   </w:num>
-  <w:num w:numId="37">
+  <w:num w:numId="37" w16cid:durableId="1571496727">
     <w:abstractNumId w:val="56"/>
   </w:num>
-  <w:num w:numId="38">
+  <w:num w:numId="38" w16cid:durableId="894390518">
     <w:abstractNumId w:val="2"/>
   </w:num>
-  <w:num w:numId="39">
+  <w:num w:numId="39" w16cid:durableId="657921520">
     <w:abstractNumId w:val="53"/>
   </w:num>
-  <w:num w:numId="40">
+  <w:num w:numId="40" w16cid:durableId="1382291506">
     <w:abstractNumId w:val="38"/>
   </w:num>
-  <w:num w:numId="41">
+  <w:num w:numId="41" w16cid:durableId="1798065364">
     <w:abstractNumId w:val="41"/>
   </w:num>
-  <w:num w:numId="42">
+  <w:num w:numId="42" w16cid:durableId="722563700">
     <w:abstractNumId w:val="58"/>
   </w:num>
-  <w:num w:numId="43">
+  <w:num w:numId="43" w16cid:durableId="1298489009">
     <w:abstractNumId w:val="65"/>
   </w:num>
-  <w:num w:numId="44">
+  <w:num w:numId="44" w16cid:durableId="545675986">
     <w:abstractNumId w:val="25"/>
   </w:num>
-  <w:num w:numId="45">
+  <w:num w:numId="45" w16cid:durableId="1678579377">
     <w:abstractNumId w:val="13"/>
   </w:num>
-  <w:num w:numId="46">
+  <w:num w:numId="46" w16cid:durableId="492453387">
     <w:abstractNumId w:val="46"/>
   </w:num>
-  <w:num w:numId="47">
+  <w:num w:numId="47" w16cid:durableId="1694837552">
     <w:abstractNumId w:val="9"/>
   </w:num>
-  <w:num w:numId="48">
+  <w:num w:numId="48" w16cid:durableId="1172767643">
     <w:abstractNumId w:val="6"/>
   </w:num>
-  <w:num w:numId="49">
+  <w:num w:numId="49" w16cid:durableId="851607416">
     <w:abstractNumId w:val="24"/>
   </w:num>
-  <w:num w:numId="50">
+  <w:num w:numId="50" w16cid:durableId="1050230434">
     <w:abstractNumId w:val="52"/>
   </w:num>
-  <w:num w:numId="51">
+  <w:num w:numId="51" w16cid:durableId="1173374340">
     <w:abstractNumId w:val="34"/>
   </w:num>
-  <w:num w:numId="52">
+  <w:num w:numId="52" w16cid:durableId="1788964602">
     <w:abstractNumId w:val="54"/>
   </w:num>
-  <w:num w:numId="53">
+  <w:num w:numId="53" w16cid:durableId="891158697">
     <w:abstractNumId w:val="59"/>
   </w:num>
-  <w:num w:numId="54">
+  <w:num w:numId="54" w16cid:durableId="1633435708">
     <w:abstractNumId w:val="61"/>
   </w:num>
-  <w:num w:numId="55">
+  <w:num w:numId="55" w16cid:durableId="1367606468">
     <w:abstractNumId w:val="37"/>
   </w:num>
-  <w:num w:numId="56">
+  <w:num w:numId="56" w16cid:durableId="879247219">
     <w:abstractNumId w:val="68"/>
   </w:num>
-  <w:num w:numId="57">
+  <w:num w:numId="57" w16cid:durableId="1960062203">
     <w:abstractNumId w:val="23"/>
   </w:num>
-  <w:num w:numId="58">
+  <w:num w:numId="58" w16cid:durableId="2032219223">
     <w:abstractNumId w:val="28"/>
   </w:num>
-  <w:num w:numId="59">
+  <w:num w:numId="59" w16cid:durableId="271523515">
     <w:abstractNumId w:val="16"/>
   </w:num>
-  <w:num w:numId="60">
+  <w:num w:numId="60" w16cid:durableId="455607111">
     <w:abstractNumId w:val="42"/>
   </w:num>
-  <w:num w:numId="61">
+  <w:num w:numId="61" w16cid:durableId="1375156639">
     <w:abstractNumId w:val="5"/>
   </w:num>
-  <w:num w:numId="62">
+  <w:num w:numId="62" w16cid:durableId="1857572869">
     <w:abstractNumId w:val="29"/>
   </w:num>
-  <w:num w:numId="63">
+  <w:num w:numId="63" w16cid:durableId="1540703312">
     <w:abstractNumId w:val="19"/>
   </w:num>
-  <w:num w:numId="64">
+  <w:num w:numId="64" w16cid:durableId="1909614066">
     <w:abstractNumId w:val="35"/>
   </w:num>
-  <w:num w:numId="65">
+  <w:num w:numId="65" w16cid:durableId="1189678544">
     <w:abstractNumId w:val="26"/>
   </w:num>
-  <w:num w:numId="66">
+  <w:num w:numId="66" w16cid:durableId="178084705">
     <w:abstractNumId w:val="33"/>
   </w:num>
-  <w:num w:numId="67">
+  <w:num w:numId="67" w16cid:durableId="2118599280">
     <w:abstractNumId w:val="7"/>
   </w:num>
   <w:numIdMacAtCleanup w:val="58"/>
@@ -63359,7 +66197,7 @@
 </file>
 
 <file path=word/styles.xml><?xml version="1.0" encoding="utf-8"?>
-<w:styles xmlns:mc="http://schemas.openxmlformats.org/markup-compatibility/2006" xmlns:r="http://schemas.openxmlformats.org/officeDocument/2006/relationships" xmlns:w="http://schemas.openxmlformats.org/wordprocessingml/2006/main" xmlns:w14="http://schemas.microsoft.com/office/word/2010/wordml" xmlns:w15="http://schemas.microsoft.com/office/word/2012/wordml" xmlns:w16cex="http://schemas.microsoft.com/office/word/2018/wordml/cex" xmlns:w16cid="http://schemas.microsoft.com/office/word/2016/wordml/cid" xmlns:w16="http://schemas.microsoft.com/office/word/2018/wordml" xmlns:w16se="http://schemas.microsoft.com/office/word/2015/wordml/symex" mc:Ignorable="w14 w15 w16se w16cid w16 w16cex">
+<w:styles xmlns:mc="http://schemas.openxmlformats.org/markup-compatibility/2006" xmlns:r="http://schemas.openxmlformats.org/officeDocument/2006/relationships" xmlns:w="http://schemas.openxmlformats.org/wordprocessingml/2006/main" xmlns:w14="http://schemas.microsoft.com/office/word/2010/wordml" xmlns:w15="http://schemas.microsoft.com/office/word/2012/wordml" xmlns:w16cex="http://schemas.microsoft.com/office/word/2018/wordml/cex" xmlns:w16cid="http://schemas.microsoft.com/office/word/2016/wordml/cid" xmlns:w16="http://schemas.microsoft.com/office/word/2018/wordml" xmlns:w16du="http://schemas.microsoft.com/office/word/2023/wordml/word16du" xmlns:w16sdtdh="http://schemas.microsoft.com/office/word/2020/wordml/sdtdatahash" xmlns:w16sdtfl="http://schemas.microsoft.com/office/word/2024/wordml/sdtformatlock" xmlns:w16se="http://schemas.microsoft.com/office/word/2015/wordml/symex" mc:Ignorable="w14 w15 w16se w16cid w16 w16cex w16sdtdh w16sdtfl w16du">
   <w:docDefaults>
     <w:rPrDefault>
       <w:rPr>
